--- a/assets/pdf/Xiao_Jianjun_Resume_CN.docx
+++ b/assets/pdf/Xiao_Jianjun_Resume_CN.docx
@@ -7,17 +7,45 @@
         <w:spacing w:after="40"/>
         <w:jc w:val="center"/>
         <w:rPr>
-          <w:lang w:eastAsia="zh-CN"/>
-        </w:rPr>
-      </w:pPr>
-      <w:r>
-        <w:rPr>
           <w:b/>
           <w:color w:val="144141"/>
           <w:sz w:val="44"/>
           <w:lang w:eastAsia="zh-CN"/>
         </w:rPr>
+      </w:pPr>
+      <w:r>
+        <w:rPr>
+          <w:b/>
+          <w:color w:val="144141"/>
+          <w:sz w:val="44"/>
+          <w:lang w:eastAsia="zh-CN"/>
+        </w:rPr>
         <w:t>肖建军</w:t>
+      </w:r>
+    </w:p>
+    <w:p>
+      <w:pPr>
+        <w:spacing w:after="120"/>
+        <w:jc w:val="center"/>
+        <w:rPr>
+          <w:rFonts w:ascii="宋体" w:eastAsia="宋体" w:hAnsi="宋体" w:cs="宋体"/>
+          <w:b/>
+          <w:color w:val="5F5F5F"/>
+          <w:sz w:val="28"/>
+          <w:szCs w:val="44"/>
+          <w:lang w:eastAsia="zh-CN"/>
+        </w:rPr>
+      </w:pPr>
+      <w:r>
+        <w:rPr>
+          <w:rFonts w:ascii="宋体" w:eastAsia="宋体" w:hAnsi="宋体" w:cs="宋体" w:hint="eastAsia"/>
+          <w:b/>
+          <w:color w:val="5F5F5F"/>
+          <w:sz w:val="24"/>
+          <w:szCs w:val="40"/>
+          <w:lang w:eastAsia="zh-CN"/>
+        </w:rPr>
+        <w:t>北京师范大学互联网教育博士生｜在线学习｜学习分析｜人工智能教育</w:t>
       </w:r>
     </w:p>
     <w:p>
@@ -99,8 +127,42 @@
           <w:sz w:val="20"/>
           <w:szCs w:val="28"/>
         </w:rPr>
-        <w:t xml:space="preserve">  xiaojianjun.cn</w:t>
-      </w:r>
+        <w:t xml:space="preserve">  </w:t>
+      </w:r>
+      <w:hyperlink r:id="rId8" w:history="1">
+        <w:r>
+          <w:rPr>
+            <w:rStyle w:val="aff9"/>
+            <w:sz w:val="20"/>
+            <w:szCs w:val="28"/>
+          </w:rPr>
+          <w:t>xiaojianjun.cn</w:t>
+        </w:r>
+      </w:hyperlink>
+      <w:r>
+        <w:rPr>
+          <w:color w:val="505050"/>
+          <w:sz w:val="20"/>
+          <w:szCs w:val="28"/>
+        </w:rPr>
+        <w:t xml:space="preserve">  |  </w:t>
+      </w:r>
+      <w:r>
+        <w:rPr>
+          <w:color w:val="505050"/>
+          <w:szCs w:val="24"/>
+        </w:rPr>
+        <w:t>ORCID:</w:t>
+      </w:r>
+      <w:hyperlink r:id="rId9" w:history="1">
+        <w:r>
+          <w:rPr>
+            <w:rStyle w:val="aff9"/>
+            <w:szCs w:val="24"/>
+          </w:rPr>
+          <w:t>0000-0003-0000-9630</w:t>
+        </w:r>
+      </w:hyperlink>
     </w:p>
     <w:tbl>
       <w:tblPr>
@@ -135,14 +197,15 @@
                 <w:color w:val="203737"/>
                 <w:lang w:eastAsia="zh-CN"/>
               </w:rPr>
-              <w:t>北京师范大学互联网教育博士生，</w:t>
+              <w:t>研究聚焦</w:t>
             </w:r>
             <w:r>
               <w:rPr>
+                <w:rFonts w:ascii="宋体" w:eastAsia="宋体" w:hAnsi="宋体" w:cs="宋体"/>
                 <w:color w:val="203737"/>
                 <w:lang w:eastAsia="zh-CN"/>
               </w:rPr>
-              <w:t>聚焦</w:t>
+              <w:t>在线学习交互、协作问题解决、人机协同学习</w:t>
             </w:r>
             <w:r>
               <w:rPr>
@@ -150,7 +213,54 @@
                 <w:color w:val="203737"/>
                 <w:lang w:eastAsia="zh-CN"/>
               </w:rPr>
-              <w:t>在线学习</w:t>
+              <w:t>。</w:t>
+            </w:r>
+            <w:r>
+              <w:rPr>
+                <w:rFonts w:ascii="宋体" w:eastAsia="宋体" w:hAnsi="宋体" w:cs="宋体" w:hint="eastAsia"/>
+                <w:color w:val="203737"/>
+                <w:lang w:eastAsia="zh-CN"/>
+              </w:rPr>
+              <w:t>擅长</w:t>
+            </w:r>
+            <w:r>
+              <w:rPr>
+                <w:rFonts w:ascii="宋体" w:eastAsia="宋体" w:hAnsi="宋体" w:cs="宋体"/>
+                <w:color w:val="203737"/>
+                <w:lang w:eastAsia="zh-CN"/>
+              </w:rPr>
+              <w:t>基于设计的研究、网络分析、学习者行为建模、可解释人工智能</w:t>
+            </w:r>
+            <w:r>
+              <w:rPr>
+                <w:rFonts w:ascii="宋体" w:eastAsia="宋体" w:hAnsi="宋体" w:cs="宋体" w:hint="eastAsia"/>
+                <w:color w:val="203737"/>
+                <w:lang w:eastAsia="zh-CN"/>
+              </w:rPr>
+              <w:t>等研究方法。</w:t>
+            </w:r>
+            <w:r>
+              <w:rPr>
+                <w:rFonts w:ascii="宋体" w:eastAsia="宋体" w:hAnsi="宋体" w:cs="宋体" w:hint="eastAsia"/>
+                <w:color w:val="203737"/>
+                <w:lang w:eastAsia="zh-CN"/>
+              </w:rPr>
+              <w:t>具有科研项目主持、</w:t>
+            </w:r>
+            <w:r>
+              <w:rPr>
+                <w:color w:val="203737"/>
+                <w:lang w:eastAsia="zh-CN"/>
+              </w:rPr>
+              <w:t>SSCI/CSSCI</w:t>
+            </w:r>
+            <w:r>
+              <w:rPr>
+                <w:rFonts w:ascii="宋体" w:eastAsia="宋体" w:hAnsi="宋体" w:cs="宋体" w:hint="eastAsia"/>
+                <w:color w:val="203737"/>
+                <w:lang w:eastAsia="zh-CN"/>
+              </w:rPr>
+              <w:t>论文发表、国际会议报告</w:t>
             </w:r>
             <w:r>
               <w:rPr>
@@ -162,10 +272,18 @@
             </w:r>
             <w:r>
               <w:rPr>
+                <w:rFonts w:ascii="宋体" w:eastAsia="宋体" w:hAnsi="宋体" w:cs="宋体" w:hint="eastAsia"/>
                 <w:color w:val="203737"/>
                 <w:lang w:eastAsia="zh-CN"/>
               </w:rPr>
-              <w:t>学习分析与</w:t>
+              <w:t>教育</w:t>
+            </w:r>
+            <w:r>
+              <w:rPr>
+                <w:color w:val="203737"/>
+                <w:lang w:eastAsia="zh-CN"/>
+              </w:rPr>
+              <w:t>AI</w:t>
             </w:r>
             <w:r>
               <w:rPr>
@@ -173,45 +291,7 @@
                 <w:color w:val="203737"/>
                 <w:lang w:eastAsia="zh-CN"/>
               </w:rPr>
-              <w:t>人工智能教育</w:t>
-            </w:r>
-            <w:r>
-              <w:rPr>
-                <w:rFonts w:ascii="宋体" w:eastAsia="宋体" w:hAnsi="宋体" w:cs="宋体" w:hint="eastAsia"/>
-                <w:color w:val="203737"/>
-                <w:lang w:eastAsia="zh-CN"/>
-              </w:rPr>
-              <w:t>。</w:t>
-            </w:r>
-            <w:r>
-              <w:rPr>
-                <w:rFonts w:ascii="宋体" w:eastAsia="宋体" w:hAnsi="宋体" w:cs="宋体"/>
-                <w:color w:val="203737"/>
-                <w:lang w:eastAsia="zh-CN"/>
-              </w:rPr>
-              <w:br/>
-            </w:r>
-            <w:r>
-              <w:rPr>
-                <w:color w:val="203737"/>
-                <w:lang w:eastAsia="zh-CN"/>
-              </w:rPr>
-              <w:t>具有科研项目主持、SSCI/CSSCI论文发表、国际会议报告</w:t>
-            </w:r>
-            <w:r>
-              <w:rPr>
-                <w:rFonts w:ascii="宋体" w:eastAsia="宋体" w:hAnsi="宋体" w:cs="宋体" w:hint="eastAsia"/>
-                <w:color w:val="203737"/>
-                <w:lang w:eastAsia="zh-CN"/>
-              </w:rPr>
-              <w:t>、</w:t>
-            </w:r>
-            <w:r>
-              <w:rPr>
-                <w:color w:val="203737"/>
-                <w:lang w:eastAsia="zh-CN"/>
-              </w:rPr>
-              <w:t>教育AI软件开发</w:t>
+              <w:t>软件开发</w:t>
             </w:r>
             <w:r>
               <w:rPr>
@@ -235,10 +315,27 @@
                 <w:color w:val="203737"/>
                 <w:lang w:eastAsia="zh-CN"/>
               </w:rPr>
-              <w:t>期刊审稿</w:t>
+              <w:t>期刊</w:t>
             </w:r>
             <w:r>
               <w:rPr>
+                <w:rFonts w:ascii="宋体" w:eastAsia="宋体" w:hAnsi="宋体" w:cs="宋体" w:hint="eastAsia"/>
+                <w:color w:val="203737"/>
+                <w:lang w:eastAsia="zh-CN"/>
+              </w:rPr>
+              <w:t>/会议</w:t>
+            </w:r>
+            <w:r>
+              <w:rPr>
+                <w:rFonts w:ascii="宋体" w:eastAsia="宋体" w:hAnsi="宋体" w:cs="宋体" w:hint="eastAsia"/>
+                <w:color w:val="203737"/>
+                <w:lang w:eastAsia="zh-CN"/>
+              </w:rPr>
+              <w:t>审稿</w:t>
+            </w:r>
+            <w:r>
+              <w:rPr>
+                <w:rFonts w:ascii="宋体" w:eastAsia="宋体" w:hAnsi="宋体" w:cs="宋体" w:hint="eastAsia"/>
                 <w:color w:val="203737"/>
                 <w:lang w:eastAsia="zh-CN"/>
               </w:rPr>
@@ -740,193 +837,6 @@
           <w:sz w:val="24"/>
           <w:lang w:eastAsia="zh-CN"/>
         </w:rPr>
-        <w:t>研究方向与方法</w:t>
-      </w:r>
-    </w:p>
-    <w:p>
-      <w:pPr>
-        <w:pStyle w:val="a0"/>
-        <w:spacing w:after="14" w:line="240" w:lineRule="auto"/>
-        <w:ind w:left="259" w:hanging="173"/>
-        <w:rPr>
-          <w:rFonts w:ascii="宋体" w:eastAsia="宋体" w:hAnsi="宋体" w:cs="宋体"/>
-          <w:color w:val="232323"/>
-          <w:lang w:eastAsia="zh-CN"/>
-        </w:rPr>
-      </w:pPr>
-      <w:r>
-        <w:rPr>
-          <w:rFonts w:ascii="宋体" w:eastAsia="宋体" w:hAnsi="宋体" w:cs="宋体" w:hint="eastAsia"/>
-          <w:b/>
-          <w:bCs/>
-          <w:color w:val="232323"/>
-          <w:sz w:val="19"/>
-          <w:szCs w:val="19"/>
-          <w:lang w:eastAsia="zh-CN"/>
-        </w:rPr>
-        <w:t>研究方向：</w:t>
-      </w:r>
-      <w:r>
-        <w:rPr>
-          <w:rFonts w:ascii="宋体" w:eastAsia="宋体" w:hAnsi="宋体" w:cs="宋体" w:hint="eastAsia"/>
-          <w:color w:val="232323"/>
-          <w:lang w:eastAsia="zh-CN"/>
-        </w:rPr>
-        <w:t>在线学习</w:t>
-      </w:r>
-      <w:r>
-        <w:rPr>
-          <w:rFonts w:ascii="宋体" w:eastAsia="宋体" w:hAnsi="宋体" w:cs="宋体" w:hint="eastAsia"/>
-          <w:color w:val="232323"/>
-          <w:lang w:eastAsia="zh-CN"/>
-        </w:rPr>
-        <w:t>交互</w:t>
-      </w:r>
-      <w:r>
-        <w:rPr>
-          <w:rFonts w:ascii="宋体" w:eastAsia="宋体" w:hAnsi="宋体" w:cs="宋体" w:hint="eastAsia"/>
-          <w:color w:val="232323"/>
-          <w:lang w:eastAsia="zh-CN"/>
-        </w:rPr>
-        <w:t>、</w:t>
-      </w:r>
-      <w:r>
-        <w:rPr>
-          <w:rFonts w:ascii="宋体" w:eastAsia="宋体" w:hAnsi="宋体" w:cs="宋体" w:hint="eastAsia"/>
-          <w:color w:val="232323"/>
-          <w:lang w:eastAsia="zh-CN"/>
-        </w:rPr>
-        <w:t>协作问题解决</w:t>
-      </w:r>
-      <w:r>
-        <w:rPr>
-          <w:rFonts w:ascii="宋体" w:eastAsia="宋体" w:hAnsi="宋体" w:cs="宋体" w:hint="eastAsia"/>
-          <w:color w:val="232323"/>
-          <w:lang w:eastAsia="zh-CN"/>
-        </w:rPr>
-        <w:t>、</w:t>
-      </w:r>
-      <w:r>
-        <w:rPr>
-          <w:rFonts w:ascii="宋体" w:eastAsia="宋体" w:hAnsi="宋体" w:cs="宋体" w:hint="eastAsia"/>
-          <w:color w:val="232323"/>
-          <w:lang w:eastAsia="zh-CN"/>
-        </w:rPr>
-        <w:t>人机</w:t>
-      </w:r>
-      <w:r>
-        <w:rPr>
-          <w:rFonts w:ascii="宋体" w:eastAsia="宋体" w:hAnsi="宋体" w:cs="宋体" w:hint="eastAsia"/>
-          <w:color w:val="232323"/>
-          <w:lang w:eastAsia="zh-CN"/>
-        </w:rPr>
-        <w:t>协同学习</w:t>
-      </w:r>
-    </w:p>
-    <w:p>
-      <w:pPr>
-        <w:pStyle w:val="a0"/>
-        <w:spacing w:after="14" w:line="240" w:lineRule="auto"/>
-        <w:ind w:left="259" w:hanging="173"/>
-        <w:rPr>
-          <w:lang w:eastAsia="zh-CN"/>
-        </w:rPr>
-      </w:pPr>
-      <w:r>
-        <w:rPr>
-          <w:rFonts w:ascii="宋体" w:eastAsia="宋体" w:hAnsi="宋体" w:cs="宋体" w:hint="eastAsia"/>
-          <w:b/>
-          <w:bCs/>
-          <w:color w:val="232323"/>
-          <w:sz w:val="19"/>
-          <w:szCs w:val="19"/>
-          <w:lang w:eastAsia="zh-CN"/>
-        </w:rPr>
-        <w:t>研究方法：</w:t>
-      </w:r>
-      <w:r>
-        <w:rPr>
-          <w:rFonts w:ascii="宋体" w:eastAsia="宋体" w:hAnsi="宋体" w:cs="宋体" w:hint="eastAsia"/>
-          <w:color w:val="232323"/>
-          <w:lang w:eastAsia="zh-CN"/>
-        </w:rPr>
-        <w:t>基于设计的研究、网</w:t>
-      </w:r>
-      <w:r>
-        <w:rPr>
-          <w:rFonts w:ascii="宋体" w:eastAsia="宋体" w:hAnsi="宋体" w:cs="宋体" w:hint="eastAsia"/>
-          <w:color w:val="232323"/>
-          <w:lang w:eastAsia="zh-CN"/>
-        </w:rPr>
-        <w:t>络分析</w:t>
-      </w:r>
-      <w:r>
-        <w:rPr>
-          <w:rFonts w:ascii="宋体" w:eastAsia="宋体" w:hAnsi="宋体" w:cs="宋体" w:hint="eastAsia"/>
-          <w:color w:val="232323"/>
-          <w:lang w:eastAsia="zh-CN"/>
-        </w:rPr>
-        <w:t>、</w:t>
-      </w:r>
-      <w:r>
-        <w:rPr>
-          <w:rFonts w:ascii="宋体" w:eastAsia="宋体" w:hAnsi="宋体" w:cs="宋体" w:hint="eastAsia"/>
-          <w:color w:val="232323"/>
-          <w:lang w:eastAsia="zh-CN"/>
-        </w:rPr>
-        <w:t>文本挖掘与计算语言学</w:t>
-      </w:r>
-      <w:r>
-        <w:rPr>
-          <w:rFonts w:ascii="宋体" w:eastAsia="宋体" w:hAnsi="宋体" w:cs="宋体" w:hint="eastAsia"/>
-          <w:color w:val="232323"/>
-          <w:lang w:eastAsia="zh-CN"/>
-        </w:rPr>
-        <w:t>、</w:t>
-      </w:r>
-      <w:r>
-        <w:rPr>
-          <w:rFonts w:ascii="宋体" w:eastAsia="宋体" w:hAnsi="宋体" w:cs="宋体" w:hint="eastAsia"/>
-          <w:color w:val="232323"/>
-          <w:lang w:eastAsia="zh-CN"/>
-        </w:rPr>
-        <w:t>学习者行为建模</w:t>
-      </w:r>
-      <w:r>
-        <w:rPr>
-          <w:rFonts w:ascii="宋体" w:eastAsia="宋体" w:hAnsi="宋体" w:cs="宋体" w:hint="eastAsia"/>
-          <w:color w:val="232323"/>
-          <w:lang w:eastAsia="zh-CN"/>
-        </w:rPr>
-        <w:t>、</w:t>
-      </w:r>
-      <w:r>
-        <w:rPr>
-          <w:rFonts w:ascii="宋体" w:eastAsia="宋体" w:hAnsi="宋体" w:cs="宋体" w:hint="eastAsia"/>
-          <w:color w:val="232323"/>
-          <w:lang w:eastAsia="zh-CN"/>
-        </w:rPr>
-        <w:t>可解释人工智能</w:t>
-      </w:r>
-    </w:p>
-    <w:p>
-      <w:pPr>
-        <w:pBdr>
-          <w:bottom w:val="single" w:sz="8" w:space="2" w:color="2B7A78"/>
-        </w:pBdr>
-        <w:spacing w:before="120" w:after="80"/>
-        <w:rPr>
-          <w:lang w:eastAsia="zh-CN"/>
-        </w:rPr>
-      </w:pPr>
-      <w:r>
-        <w:rPr>
-          <w:rFonts w:ascii="宋体" w:eastAsia="宋体" w:hAnsi="宋体" w:cs="宋体" w:hint="eastAsia"/>
-          <w:b/>
-          <w:color w:val="165D5C"/>
-          <w:sz w:val="24"/>
-          <w:lang w:eastAsia="zh-CN"/>
-        </w:rPr>
         <w:t>科研</w:t>
       </w:r>
       <w:r>
@@ -960,13 +870,14 @@
         <w:spacing w:after="14" w:line="240" w:lineRule="auto"/>
         <w:ind w:left="360" w:hanging="360"/>
         <w:rPr>
-          <w:lang w:eastAsia="zh-CN"/>
-        </w:rPr>
-      </w:pPr>
-      <w:r>
-        <w:rPr>
-          <w:rFonts w:ascii="宋体" w:eastAsia="宋体" w:hAnsi="宋体" w:cs="宋体" w:hint="eastAsia"/>
-          <w:b/>
+          <w:bCs/>
+          <w:lang w:eastAsia="zh-CN"/>
+        </w:rPr>
+      </w:pPr>
+      <w:r>
+        <w:rPr>
+          <w:rFonts w:ascii="宋体" w:eastAsia="宋体" w:hAnsi="宋体" w:cs="宋体" w:hint="eastAsia"/>
+          <w:bCs/>
           <w:color w:val="181818"/>
           <w:sz w:val="19"/>
           <w:lang w:eastAsia="zh-CN"/>
@@ -976,44 +887,35 @@
       <w:r>
         <w:rPr>
           <w:rFonts w:ascii="宋体" w:eastAsia="宋体" w:hAnsi="宋体" w:cs="宋体" w:hint="eastAsia"/>
-          <w:b/>
+          <w:bCs/>
           <w:color w:val="181818"/>
           <w:sz w:val="19"/>
           <w:lang w:eastAsia="zh-CN"/>
         </w:rPr>
-        <w:t>主持</w:t>
-      </w:r>
-      <w:r>
-        <w:rPr>
-          <w:rFonts w:ascii="宋体" w:eastAsia="宋体" w:hAnsi="宋体" w:cs="宋体" w:hint="eastAsia"/>
-          <w:b/>
+        <w:t>主持｜基于双重网络的</w:t>
+      </w:r>
+      <w:r>
+        <w:rPr>
+          <w:bCs/>
           <w:color w:val="181818"/>
           <w:sz w:val="19"/>
           <w:lang w:eastAsia="zh-CN"/>
         </w:rPr>
-        <w:t>｜基于双重网络的</w:t>
-      </w:r>
-      <w:r>
-        <w:rPr>
-          <w:b/>
+        <w:t>cMOOC</w:t>
+      </w:r>
+      <w:r>
+        <w:rPr>
+          <w:rFonts w:ascii="宋体" w:eastAsia="宋体" w:hAnsi="宋体" w:cs="宋体" w:hint="eastAsia"/>
+          <w:bCs/>
           <w:color w:val="181818"/>
           <w:sz w:val="19"/>
           <w:lang w:eastAsia="zh-CN"/>
         </w:rPr>
-        <w:t>cMOOC</w:t>
-      </w:r>
-      <w:r>
-        <w:rPr>
-          <w:rFonts w:ascii="宋体" w:eastAsia="宋体" w:hAnsi="宋体" w:cs="宋体" w:hint="eastAsia"/>
-          <w:b/>
-          <w:color w:val="181818"/>
-          <w:sz w:val="19"/>
-          <w:lang w:eastAsia="zh-CN"/>
-        </w:rPr>
         <w:t>学习者交互水平自动评估与提升路径研究</w:t>
       </w:r>
       <w:r>
         <w:rPr>
+          <w:bCs/>
           <w:color w:val="5F5F5F"/>
           <w:sz w:val="17"/>
           <w:lang w:eastAsia="zh-CN"/>
@@ -1022,6 +924,7 @@
       </w:r>
       <w:r>
         <w:rPr>
+          <w:bCs/>
           <w:color w:val="5F5F5F"/>
           <w:sz w:val="17"/>
           <w:lang w:eastAsia="zh-CN"/>
@@ -1030,6 +933,7 @@
       </w:r>
       <w:r>
         <w:rPr>
+          <w:bCs/>
           <w:color w:val="5F5F5F"/>
           <w:sz w:val="17"/>
           <w:lang w:eastAsia="zh-CN"/>
@@ -1038,6 +942,7 @@
       </w:r>
       <w:r>
         <w:rPr>
+          <w:bCs/>
           <w:color w:val="5F5F5F"/>
           <w:sz w:val="17"/>
           <w:lang w:eastAsia="zh-CN"/>
@@ -1046,6 +951,7 @@
       </w:r>
       <w:r>
         <w:rPr>
+          <w:bCs/>
           <w:color w:val="5F5F5F"/>
           <w:sz w:val="17"/>
           <w:lang w:eastAsia="zh-CN"/>
@@ -1055,6 +961,7 @@
       <w:r>
         <w:rPr>
           <w:rFonts w:hint="eastAsia"/>
+          <w:bCs/>
           <w:color w:val="5F5F5F"/>
           <w:sz w:val="17"/>
           <w:lang w:eastAsia="zh-CN"/>
@@ -1064,6 +971,7 @@
       <w:r>
         <w:rPr>
           <w:rFonts w:hint="eastAsia"/>
+          <w:bCs/>
           <w:color w:val="5F5F5F"/>
           <w:sz w:val="17"/>
           <w:lang w:eastAsia="zh-CN"/>
@@ -1072,6 +980,7 @@
       </w:r>
       <w:r>
         <w:rPr>
+          <w:bCs/>
           <w:color w:val="5F5F5F"/>
           <w:sz w:val="17"/>
           <w:lang w:eastAsia="zh-CN"/>
@@ -1080,6 +989,7 @@
       </w:r>
       <w:r>
         <w:rPr>
+          <w:bCs/>
           <w:color w:val="5F5F5F"/>
           <w:sz w:val="17"/>
           <w:lang w:eastAsia="zh-CN"/>
@@ -1088,6 +998,7 @@
       </w:r>
       <w:r>
         <w:rPr>
+          <w:bCs/>
           <w:color w:val="5F5F5F"/>
           <w:sz w:val="17"/>
           <w:lang w:eastAsia="zh-CN"/>
@@ -1105,12 +1016,14 @@
         <w:spacing w:after="14" w:line="240" w:lineRule="auto"/>
         <w:ind w:left="259"/>
         <w:rPr>
-          <w:lang w:eastAsia="zh-CN"/>
-        </w:rPr>
-      </w:pPr>
-      <w:r>
-        <w:rPr>
-          <w:rFonts w:ascii="宋体" w:eastAsia="宋体" w:hAnsi="宋体" w:cs="宋体" w:hint="eastAsia"/>
+          <w:bCs/>
+          <w:lang w:eastAsia="zh-CN"/>
+        </w:rPr>
+      </w:pPr>
+      <w:r>
+        <w:rPr>
+          <w:rFonts w:ascii="宋体" w:eastAsia="宋体" w:hAnsi="宋体" w:cs="宋体" w:hint="eastAsia"/>
+          <w:bCs/>
           <w:color w:val="2D2D2D"/>
           <w:lang w:eastAsia="zh-CN"/>
         </w:rPr>
@@ -1119,6 +1032,7 @@
       <w:r>
         <w:rPr>
           <w:rFonts w:ascii="宋体" w:eastAsia="宋体" w:hAnsi="宋体" w:cs="宋体"/>
+          <w:bCs/>
           <w:color w:val="2D2D2D"/>
           <w:lang w:eastAsia="zh-CN"/>
         </w:rPr>
@@ -1127,6 +1041,7 @@
       <w:r>
         <w:rPr>
           <w:rFonts w:ascii="宋体" w:eastAsia="宋体" w:hAnsi="宋体" w:cs="宋体"/>
+          <w:bCs/>
           <w:color w:val="2D2D2D"/>
           <w:lang w:eastAsia="zh-CN"/>
         </w:rPr>
@@ -1135,6 +1050,7 @@
       <w:r>
         <w:rPr>
           <w:rFonts w:ascii="宋体" w:eastAsia="宋体" w:hAnsi="宋体" w:cs="宋体" w:hint="eastAsia"/>
+          <w:bCs/>
           <w:color w:val="2D2D2D"/>
           <w:lang w:eastAsia="zh-CN"/>
         </w:rPr>
@@ -1143,6 +1059,7 @@
       <w:r>
         <w:rPr>
           <w:rFonts w:ascii="宋体" w:eastAsia="宋体" w:hAnsi="宋体" w:cs="宋体" w:hint="eastAsia"/>
+          <w:bCs/>
           <w:color w:val="2D2D2D"/>
           <w:lang w:eastAsia="zh-CN"/>
         </w:rPr>
@@ -1151,6 +1068,7 @@
       <w:r>
         <w:rPr>
           <w:rFonts w:ascii="宋体" w:eastAsia="宋体" w:hAnsi="宋体" w:cs="宋体" w:hint="eastAsia"/>
+          <w:bCs/>
           <w:color w:val="2D2D2D"/>
           <w:lang w:eastAsia="zh-CN"/>
         </w:rPr>
@@ -1159,6 +1077,7 @@
       <w:r>
         <w:rPr>
           <w:rFonts w:ascii="宋体" w:eastAsia="宋体" w:hAnsi="宋体" w:cs="宋体" w:hint="eastAsia"/>
+          <w:bCs/>
           <w:color w:val="2D2D2D"/>
           <w:lang w:eastAsia="zh-CN"/>
         </w:rPr>
@@ -1167,6 +1086,7 @@
       <w:r>
         <w:rPr>
           <w:rFonts w:ascii="宋体" w:eastAsia="宋体" w:hAnsi="宋体" w:cs="宋体" w:hint="eastAsia"/>
+          <w:bCs/>
           <w:color w:val="2D2D2D"/>
           <w:lang w:eastAsia="zh-CN"/>
         </w:rPr>
@@ -1175,6 +1095,7 @@
       <w:r>
         <w:rPr>
           <w:rFonts w:ascii="宋体" w:eastAsia="宋体" w:hAnsi="宋体" w:cs="宋体" w:hint="eastAsia"/>
+          <w:bCs/>
           <w:color w:val="2D2D2D"/>
           <w:lang w:eastAsia="zh-CN"/>
         </w:rPr>
@@ -1183,6 +1104,7 @@
       <w:r>
         <w:rPr>
           <w:rFonts w:ascii="宋体" w:eastAsia="宋体" w:hAnsi="宋体" w:cs="宋体" w:hint="eastAsia"/>
+          <w:bCs/>
           <w:color w:val="2D2D2D"/>
           <w:lang w:eastAsia="zh-CN"/>
         </w:rPr>
@@ -1191,6 +1113,7 @@
       <w:r>
         <w:rPr>
           <w:rFonts w:ascii="宋体" w:eastAsia="宋体" w:hAnsi="宋体" w:cs="宋体" w:hint="eastAsia"/>
+          <w:bCs/>
           <w:color w:val="2D2D2D"/>
           <w:lang w:eastAsia="zh-CN"/>
         </w:rPr>
@@ -1207,13 +1130,13 @@
         <w:spacing w:after="14" w:line="240" w:lineRule="auto"/>
         <w:ind w:left="360" w:hanging="360"/>
         <w:rPr>
-          <w:lang w:eastAsia="zh-CN"/>
-        </w:rPr>
-      </w:pPr>
-      <w:r>
-        <w:rPr>
-          <w:rFonts w:ascii="宋体" w:eastAsia="宋体" w:hAnsi="宋体" w:cs="宋体" w:hint="eastAsia"/>
-          <w:b/>
+          <w:bCs/>
+          <w:lang w:eastAsia="zh-CN"/>
+        </w:rPr>
+      </w:pPr>
+      <w:r>
+        <w:rPr>
+          <w:rFonts w:ascii="宋体" w:eastAsia="宋体" w:hAnsi="宋体" w:cs="宋体" w:hint="eastAsia"/>
           <w:bCs/>
           <w:color w:val="2D2D2D"/>
           <w:lang w:eastAsia="zh-CN"/>
@@ -1223,7 +1146,6 @@
       <w:r>
         <w:rPr>
           <w:rFonts w:ascii="宋体" w:eastAsia="宋体" w:hAnsi="宋体" w:cs="宋体" w:hint="eastAsia"/>
-          <w:b/>
           <w:bCs/>
           <w:color w:val="2D2D2D"/>
           <w:lang w:eastAsia="zh-CN"/>
@@ -1233,7 +1155,6 @@
       <w:r>
         <w:rPr>
           <w:rFonts w:ascii="宋体" w:eastAsia="宋体" w:hAnsi="宋体" w:cs="宋体" w:hint="eastAsia"/>
-          <w:b/>
           <w:bCs/>
           <w:color w:val="181818"/>
           <w:sz w:val="19"/>
@@ -1243,7 +1164,6 @@
       </w:r>
       <w:r>
         <w:rPr>
-          <w:b/>
           <w:bCs/>
           <w:color w:val="181818"/>
           <w:sz w:val="19"/>
@@ -1254,7 +1174,6 @@
       <w:r>
         <w:rPr>
           <w:rFonts w:ascii="宋体" w:eastAsia="宋体" w:hAnsi="宋体" w:cs="宋体" w:hint="eastAsia"/>
-          <w:b/>
           <w:bCs/>
           <w:color w:val="181818"/>
           <w:sz w:val="19"/>
@@ -1264,7 +1183,6 @@
       </w:r>
       <w:r>
         <w:rPr>
-          <w:b/>
           <w:bCs/>
           <w:color w:val="181818"/>
           <w:sz w:val="19"/>
@@ -1275,7 +1193,6 @@
       <w:r>
         <w:rPr>
           <w:rFonts w:ascii="宋体" w:eastAsia="宋体" w:hAnsi="宋体" w:cs="宋体" w:hint="eastAsia"/>
-          <w:b/>
           <w:bCs/>
           <w:color w:val="181818"/>
           <w:sz w:val="19"/>
@@ -1286,7 +1203,6 @@
       <w:r>
         <w:rPr>
           <w:rFonts w:ascii="宋体" w:eastAsia="宋体" w:hAnsi="宋体" w:cs="宋体"/>
-          <w:b/>
           <w:bCs/>
           <w:color w:val="181818"/>
           <w:sz w:val="19"/>
@@ -1296,14 +1212,17 @@
       </w:r>
       <w:r>
         <w:rPr>
-          <w:color w:val="5F5F5F"/>
-          <w:sz w:val="17"/>
+          <w:rFonts w:ascii="宋体" w:eastAsia="宋体" w:hAnsi="宋体" w:cs="宋体"/>
+          <w:bCs/>
+          <w:color w:val="181818"/>
+          <w:sz w:val="19"/>
           <w:lang w:eastAsia="zh-CN"/>
         </w:rPr>
         <w:tab/>
       </w:r>
       <w:r>
         <w:rPr>
+          <w:bCs/>
           <w:color w:val="5F5F5F"/>
           <w:sz w:val="17"/>
           <w:lang w:eastAsia="zh-CN"/>
@@ -1312,6 +1231,7 @@
       </w:r>
       <w:r>
         <w:rPr>
+          <w:bCs/>
           <w:color w:val="5F5F5F"/>
           <w:sz w:val="17"/>
           <w:lang w:eastAsia="zh-CN"/>
@@ -1320,6 +1240,7 @@
       </w:r>
       <w:r>
         <w:rPr>
+          <w:bCs/>
           <w:color w:val="5F5F5F"/>
           <w:sz w:val="17"/>
           <w:lang w:eastAsia="zh-CN"/>
@@ -1328,6 +1249,7 @@
       </w:r>
       <w:r>
         <w:rPr>
+          <w:bCs/>
           <w:color w:val="5F5F5F"/>
           <w:sz w:val="17"/>
           <w:lang w:eastAsia="zh-CN"/>
@@ -1336,6 +1258,7 @@
       </w:r>
       <w:r>
         <w:rPr>
+          <w:bCs/>
           <w:color w:val="5F5F5F"/>
           <w:sz w:val="17"/>
           <w:lang w:eastAsia="zh-CN"/>
@@ -1344,7 +1267,17 @@
       </w:r>
       <w:r>
         <w:rPr>
+          <w:bCs/>
+          <w:color w:val="5F5F5F"/>
+          <w:sz w:val="17"/>
+          <w:lang w:eastAsia="zh-CN"/>
+        </w:rPr>
+        <w:tab/>
+      </w:r>
+      <w:r>
+        <w:rPr>
           <w:rFonts w:hint="eastAsia"/>
+          <w:bCs/>
           <w:color w:val="5F5F5F"/>
           <w:sz w:val="17"/>
           <w:lang w:eastAsia="zh-CN"/>
@@ -1354,6 +1287,7 @@
       <w:r>
         <w:rPr>
           <w:rFonts w:hint="eastAsia"/>
+          <w:bCs/>
           <w:color w:val="5F5F5F"/>
           <w:sz w:val="17"/>
           <w:lang w:eastAsia="zh-CN"/>
@@ -1362,6 +1296,7 @@
       </w:r>
       <w:r>
         <w:rPr>
+          <w:bCs/>
           <w:color w:val="5F5F5F"/>
           <w:sz w:val="17"/>
           <w:lang w:eastAsia="zh-CN"/>
@@ -1370,6 +1305,7 @@
       </w:r>
       <w:r>
         <w:rPr>
+          <w:bCs/>
           <w:color w:val="5F5F5F"/>
           <w:sz w:val="17"/>
           <w:lang w:eastAsia="zh-CN"/>
@@ -1378,6 +1314,7 @@
       </w:r>
       <w:r>
         <w:rPr>
+          <w:bCs/>
           <w:color w:val="5F5F5F"/>
           <w:sz w:val="17"/>
           <w:lang w:eastAsia="zh-CN"/>
@@ -1395,12 +1332,14 @@
         <w:spacing w:after="14" w:line="240" w:lineRule="auto"/>
         <w:ind w:left="259"/>
         <w:rPr>
-          <w:lang w:eastAsia="zh-CN"/>
-        </w:rPr>
-      </w:pPr>
-      <w:r>
-        <w:rPr>
-          <w:rFonts w:ascii="宋体" w:eastAsia="宋体" w:hAnsi="宋体" w:cs="宋体" w:hint="eastAsia"/>
+          <w:bCs/>
+          <w:lang w:eastAsia="zh-CN"/>
+        </w:rPr>
+      </w:pPr>
+      <w:r>
+        <w:rPr>
+          <w:rFonts w:ascii="宋体" w:eastAsia="宋体" w:hAnsi="宋体" w:cs="宋体" w:hint="eastAsia"/>
+          <w:bCs/>
           <w:color w:val="2D2D2D"/>
           <w:lang w:eastAsia="zh-CN"/>
         </w:rPr>
@@ -1409,6 +1348,7 @@
       <w:r>
         <w:rPr>
           <w:rFonts w:ascii="宋体" w:eastAsia="宋体" w:hAnsi="宋体" w:cs="宋体"/>
+          <w:bCs/>
           <w:color w:val="2D2D2D"/>
           <w:lang w:eastAsia="zh-CN"/>
         </w:rPr>
@@ -1417,6 +1357,7 @@
       <w:r>
         <w:rPr>
           <w:rFonts w:ascii="宋体" w:eastAsia="宋体" w:hAnsi="宋体" w:cs="宋体"/>
+          <w:bCs/>
           <w:color w:val="2D2D2D"/>
           <w:lang w:eastAsia="zh-CN"/>
         </w:rPr>
@@ -1425,6 +1366,7 @@
       <w:r>
         <w:rPr>
           <w:rFonts w:ascii="宋体" w:eastAsia="宋体" w:hAnsi="宋体" w:cs="宋体" w:hint="eastAsia"/>
+          <w:bCs/>
           <w:color w:val="2D2D2D"/>
           <w:lang w:eastAsia="zh-CN"/>
         </w:rPr>
@@ -1433,6 +1375,7 @@
       <w:r>
         <w:rPr>
           <w:rFonts w:ascii="宋体" w:eastAsia="宋体" w:hAnsi="宋体" w:cs="宋体" w:hint="eastAsia"/>
+          <w:bCs/>
           <w:color w:val="2D2D2D"/>
           <w:lang w:eastAsia="zh-CN"/>
         </w:rPr>
@@ -1441,6 +1384,7 @@
       <w:r>
         <w:rPr>
           <w:rFonts w:ascii="宋体" w:eastAsia="宋体" w:hAnsi="宋体" w:cs="宋体" w:hint="eastAsia"/>
+          <w:bCs/>
           <w:color w:val="2D2D2D"/>
           <w:lang w:eastAsia="zh-CN"/>
         </w:rPr>
@@ -1449,6 +1393,7 @@
       <w:r>
         <w:rPr>
           <w:rFonts w:ascii="宋体" w:eastAsia="宋体" w:hAnsi="宋体" w:cs="宋体"/>
+          <w:bCs/>
           <w:color w:val="2D2D2D"/>
           <w:lang w:eastAsia="zh-CN"/>
         </w:rPr>
@@ -1457,6 +1402,7 @@
       <w:r>
         <w:rPr>
           <w:rFonts w:ascii="宋体" w:eastAsia="宋体" w:hAnsi="宋体" w:cs="宋体" w:hint="eastAsia"/>
+          <w:bCs/>
           <w:color w:val="2D2D2D"/>
           <w:lang w:eastAsia="zh-CN"/>
         </w:rPr>
@@ -1465,6 +1411,7 @@
       <w:r>
         <w:rPr>
           <w:rFonts w:ascii="宋体" w:eastAsia="宋体" w:hAnsi="宋体" w:cs="宋体"/>
+          <w:bCs/>
           <w:color w:val="2D2D2D"/>
           <w:lang w:eastAsia="zh-CN"/>
         </w:rPr>
@@ -1473,6 +1420,7 @@
       <w:r>
         <w:rPr>
           <w:rFonts w:ascii="宋体" w:eastAsia="宋体" w:hAnsi="宋体" w:cs="宋体" w:hint="eastAsia"/>
+          <w:bCs/>
           <w:color w:val="2D2D2D"/>
           <w:lang w:eastAsia="zh-CN"/>
         </w:rPr>
@@ -1481,6 +1429,7 @@
       <w:r>
         <w:rPr>
           <w:rFonts w:ascii="宋体" w:eastAsia="宋体" w:hAnsi="宋体" w:cs="宋体" w:hint="eastAsia"/>
+          <w:bCs/>
           <w:color w:val="2D2D2D"/>
           <w:lang w:eastAsia="zh-CN"/>
         </w:rPr>
@@ -1489,6 +1438,7 @@
       <w:r>
         <w:rPr>
           <w:rFonts w:ascii="宋体" w:eastAsia="宋体" w:hAnsi="宋体" w:cs="宋体" w:hint="eastAsia"/>
+          <w:bCs/>
           <w:color w:val="2D2D2D"/>
           <w:lang w:eastAsia="zh-CN"/>
         </w:rPr>
@@ -1497,6 +1447,7 @@
       <w:r>
         <w:rPr>
           <w:rFonts w:ascii="宋体" w:eastAsia="宋体" w:hAnsi="宋体" w:cs="宋体" w:hint="eastAsia"/>
+          <w:bCs/>
           <w:color w:val="2D2D2D"/>
           <w:lang w:eastAsia="zh-CN"/>
         </w:rPr>
@@ -1505,6 +1456,7 @@
       <w:r>
         <w:rPr>
           <w:rFonts w:ascii="宋体" w:eastAsia="宋体" w:hAnsi="宋体" w:cs="宋体" w:hint="eastAsia"/>
+          <w:bCs/>
           <w:color w:val="2D2D2D"/>
           <w:lang w:eastAsia="zh-CN"/>
         </w:rPr>
@@ -1513,6 +1465,7 @@
       <w:r>
         <w:rPr>
           <w:rFonts w:ascii="宋体" w:eastAsia="宋体" w:hAnsi="宋体" w:cs="宋体" w:hint="eastAsia"/>
+          <w:bCs/>
           <w:color w:val="2D2D2D"/>
           <w:lang w:eastAsia="zh-CN"/>
         </w:rPr>
@@ -1521,6 +1474,7 @@
       <w:r>
         <w:rPr>
           <w:rFonts w:ascii="宋体" w:eastAsia="宋体" w:hAnsi="宋体" w:cs="宋体" w:hint="eastAsia"/>
+          <w:bCs/>
           <w:color w:val="2D2D2D"/>
           <w:lang w:eastAsia="zh-CN"/>
         </w:rPr>
@@ -1537,13 +1491,14 @@
         <w:spacing w:after="14" w:line="240" w:lineRule="auto"/>
         <w:ind w:left="360" w:hanging="360"/>
         <w:rPr>
-          <w:lang w:eastAsia="zh-CN"/>
-        </w:rPr>
-      </w:pPr>
-      <w:r>
-        <w:rPr>
-          <w:rFonts w:ascii="宋体" w:eastAsia="宋体" w:hAnsi="宋体" w:cs="宋体" w:hint="eastAsia"/>
-          <w:b/>
+          <w:bCs/>
+          <w:lang w:eastAsia="zh-CN"/>
+        </w:rPr>
+      </w:pPr>
+      <w:r>
+        <w:rPr>
+          <w:rFonts w:ascii="宋体" w:eastAsia="宋体" w:hAnsi="宋体" w:cs="宋体" w:hint="eastAsia"/>
+          <w:bCs/>
           <w:color w:val="181818"/>
           <w:sz w:val="19"/>
           <w:lang w:eastAsia="zh-CN"/>
@@ -1553,7 +1508,7 @@
       <w:r>
         <w:rPr>
           <w:rFonts w:ascii="宋体" w:eastAsia="宋体" w:hAnsi="宋体" w:cs="宋体" w:hint="eastAsia"/>
-          <w:b/>
+          <w:bCs/>
           <w:color w:val="181818"/>
           <w:sz w:val="19"/>
           <w:lang w:eastAsia="zh-CN"/>
@@ -1562,7 +1517,7 @@
       </w:r>
       <w:r>
         <w:rPr>
-          <w:b/>
+          <w:bCs/>
           <w:color w:val="181818"/>
           <w:sz w:val="19"/>
           <w:lang w:eastAsia="zh-CN"/>
@@ -1572,7 +1527,7 @@
       <w:r>
         <w:rPr>
           <w:rFonts w:ascii="宋体" w:eastAsia="宋体" w:hAnsi="宋体" w:cs="宋体" w:hint="eastAsia"/>
-          <w:b/>
+          <w:bCs/>
           <w:color w:val="181818"/>
           <w:sz w:val="19"/>
           <w:lang w:eastAsia="zh-CN"/>
@@ -1581,7 +1536,7 @@
       </w:r>
       <w:r>
         <w:rPr>
-          <w:b/>
+          <w:bCs/>
           <w:color w:val="181818"/>
           <w:sz w:val="19"/>
           <w:lang w:eastAsia="zh-CN"/>
@@ -1591,7 +1546,7 @@
       <w:r>
         <w:rPr>
           <w:rFonts w:ascii="宋体" w:eastAsia="宋体" w:hAnsi="宋体" w:cs="宋体" w:hint="eastAsia"/>
-          <w:b/>
+          <w:bCs/>
           <w:color w:val="181818"/>
           <w:sz w:val="19"/>
           <w:lang w:eastAsia="zh-CN"/>
@@ -1600,7 +1555,7 @@
       </w:r>
       <w:r>
         <w:rPr>
-          <w:b/>
+          <w:bCs/>
           <w:color w:val="181818"/>
           <w:sz w:val="19"/>
           <w:lang w:eastAsia="zh-CN"/>
@@ -1610,7 +1565,7 @@
       <w:r>
         <w:rPr>
           <w:rFonts w:ascii="宋体" w:eastAsia="宋体" w:hAnsi="宋体" w:cs="宋体" w:hint="eastAsia"/>
-          <w:b/>
+          <w:bCs/>
           <w:color w:val="181818"/>
           <w:sz w:val="19"/>
           <w:lang w:eastAsia="zh-CN"/>
@@ -1620,7 +1575,7 @@
       <w:r>
         <w:rPr>
           <w:rFonts w:ascii="宋体" w:eastAsia="宋体" w:hAnsi="宋体" w:cs="宋体"/>
-          <w:b/>
+          <w:bCs/>
           <w:color w:val="181818"/>
           <w:sz w:val="19"/>
           <w:lang w:eastAsia="zh-CN"/>
@@ -1630,7 +1585,7 @@
       <w:r>
         <w:rPr>
           <w:rFonts w:ascii="宋体" w:eastAsia="宋体" w:hAnsi="宋体" w:cs="宋体"/>
-          <w:b/>
+          <w:bCs/>
           <w:color w:val="181818"/>
           <w:sz w:val="19"/>
           <w:lang w:eastAsia="zh-CN"/>
@@ -1639,6 +1594,7 @@
       </w:r>
       <w:r>
         <w:rPr>
+          <w:bCs/>
           <w:color w:val="5F5F5F"/>
           <w:sz w:val="17"/>
           <w:lang w:eastAsia="zh-CN"/>
@@ -1647,6 +1603,7 @@
       </w:r>
       <w:r>
         <w:rPr>
+          <w:bCs/>
           <w:color w:val="5F5F5F"/>
           <w:sz w:val="17"/>
           <w:lang w:eastAsia="zh-CN"/>
@@ -1655,6 +1612,7 @@
       </w:r>
       <w:r>
         <w:rPr>
+          <w:bCs/>
           <w:color w:val="5F5F5F"/>
           <w:sz w:val="17"/>
           <w:lang w:eastAsia="zh-CN"/>
@@ -1664,6 +1622,7 @@
       <w:r>
         <w:rPr>
           <w:rFonts w:hint="eastAsia"/>
+          <w:bCs/>
           <w:color w:val="5F5F5F"/>
           <w:sz w:val="17"/>
           <w:lang w:eastAsia="zh-CN"/>
@@ -1673,6 +1632,7 @@
       <w:r>
         <w:rPr>
           <w:rFonts w:hint="eastAsia"/>
+          <w:bCs/>
           <w:color w:val="5F5F5F"/>
           <w:sz w:val="17"/>
           <w:lang w:eastAsia="zh-CN"/>
@@ -1681,6 +1641,7 @@
       </w:r>
       <w:r>
         <w:rPr>
+          <w:bCs/>
           <w:color w:val="5F5F5F"/>
           <w:sz w:val="17"/>
           <w:lang w:eastAsia="zh-CN"/>
@@ -1689,6 +1650,7 @@
       </w:r>
       <w:r>
         <w:rPr>
+          <w:bCs/>
           <w:color w:val="5F5F5F"/>
           <w:sz w:val="17"/>
           <w:lang w:eastAsia="zh-CN"/>
@@ -1697,6 +1659,7 @@
       </w:r>
       <w:r>
         <w:rPr>
+          <w:bCs/>
           <w:color w:val="5F5F5F"/>
           <w:sz w:val="17"/>
           <w:lang w:eastAsia="zh-CN"/>
@@ -1720,6 +1683,7 @@
       <w:r>
         <w:rPr>
           <w:rFonts w:ascii="宋体" w:eastAsia="宋体" w:hAnsi="宋体" w:cs="宋体" w:hint="eastAsia"/>
+          <w:bCs/>
           <w:color w:val="2D2D2D"/>
           <w:lang w:eastAsia="zh-CN"/>
         </w:rPr>
@@ -1728,6 +1692,7 @@
       <w:r>
         <w:rPr>
           <w:rFonts w:ascii="宋体" w:eastAsia="宋体" w:hAnsi="宋体" w:cs="宋体"/>
+          <w:bCs/>
           <w:color w:val="2D2D2D"/>
           <w:lang w:eastAsia="zh-CN"/>
         </w:rPr>
@@ -1808,8 +1773,6 @@
       <w:r>
         <w:rPr>
           <w:rFonts w:ascii="宋体" w:eastAsia="宋体" w:hAnsi="宋体" w:cs="宋体"/>
-          <w:b/>
-          <w:bCs/>
           <w:color w:val="2D2D2D"/>
           <w:sz w:val="19"/>
           <w:szCs w:val="19"/>
@@ -1819,8 +1782,6 @@
       </w:r>
       <w:r>
         <w:rPr>
-          <w:b/>
-          <w:bCs/>
           <w:color w:val="181818"/>
           <w:sz w:val="19"/>
           <w:szCs w:val="19"/>
@@ -2047,8 +2008,6 @@
       <w:r>
         <w:rPr>
           <w:rFonts w:ascii="宋体" w:eastAsia="宋体" w:hAnsi="宋体" w:cs="宋体"/>
-          <w:b/>
-          <w:bCs/>
           <w:color w:val="2D2D2D"/>
           <w:sz w:val="19"/>
           <w:szCs w:val="19"/>
@@ -2059,8 +2018,6 @@
       <w:r>
         <w:rPr>
           <w:rFonts w:hint="eastAsia"/>
-          <w:b/>
-          <w:bCs/>
           <w:color w:val="181818"/>
           <w:sz w:val="19"/>
           <w:szCs w:val="19"/>
@@ -2070,8 +2027,6 @@
       </w:r>
       <w:r>
         <w:rPr>
-          <w:b/>
-          <w:bCs/>
           <w:color w:val="181818"/>
           <w:sz w:val="19"/>
           <w:szCs w:val="19"/>
@@ -2082,8 +2037,6 @@
       <w:r>
         <w:rPr>
           <w:rFonts w:ascii="宋体" w:eastAsia="宋体" w:hAnsi="宋体" w:cs="宋体" w:hint="eastAsia"/>
-          <w:b/>
-          <w:bCs/>
           <w:color w:val="181818"/>
           <w:sz w:val="19"/>
           <w:szCs w:val="19"/>
@@ -2094,14 +2047,20 @@
       <w:r>
         <w:rPr>
           <w:rFonts w:ascii="宋体" w:eastAsia="宋体" w:hAnsi="宋体" w:cs="宋体" w:hint="eastAsia"/>
-          <w:b/>
-          <w:bCs/>
           <w:color w:val="181818"/>
           <w:sz w:val="19"/>
           <w:szCs w:val="19"/>
           <w:lang w:eastAsia="zh-CN"/>
         </w:rPr>
         <w:t>小组负责人</w:t>
+      </w:r>
+      <w:r>
+        <w:rPr>
+          <w:color w:val="5F5F5F"/>
+          <w:sz w:val="17"/>
+          <w:lang w:eastAsia="zh-CN"/>
+        </w:rPr>
+        <w:tab/>
       </w:r>
       <w:r>
         <w:rPr>
@@ -2894,6 +2853,7 @@
         </w:numPr>
         <w:spacing w:after="14" w:line="240" w:lineRule="auto"/>
         <w:rPr>
+          <w:color w:val="2D2D2D"/>
           <w:lang w:eastAsia="zh-CN"/>
         </w:rPr>
       </w:pPr>
@@ -2910,15 +2870,7 @@
           <w:color w:val="2D2D2D"/>
           <w:lang w:eastAsia="zh-CN"/>
         </w:rPr>
-        <w:t>,</w:t>
-      </w:r>
-      <w:r>
-        <w:rPr>
-          <w:rFonts w:hint="eastAsia"/>
-          <w:color w:val="2D2D2D"/>
-          <w:lang w:eastAsia="zh-CN"/>
-        </w:rPr>
-        <w:t xml:space="preserve"> </w:t>
+        <w:t xml:space="preserve">, </w:t>
       </w:r>
       <w:r>
         <w:rPr>
@@ -2930,8 +2882,7 @@
       </w:r>
       <w:r>
         <w:rPr>
-          <w:color w:val="232323"/>
-          <w:sz w:val="17"/>
+          <w:color w:val="2D2D2D"/>
           <w:lang w:eastAsia="zh-CN"/>
         </w:rPr>
         <w:t xml:space="preserve">, &amp; </w:t>
@@ -2941,16 +2892,14 @@
           <w:rFonts w:ascii="宋体" w:eastAsia="宋体" w:hAnsi="宋体" w:cs="宋体" w:hint="eastAsia"/>
           <w:b/>
           <w:bCs/>
-          <w:color w:val="232323"/>
-          <w:sz w:val="17"/>
+          <w:color w:val="2D2D2D"/>
           <w:lang w:eastAsia="zh-CN"/>
         </w:rPr>
         <w:t>肖建军</w:t>
       </w:r>
       <w:r>
         <w:rPr>
-          <w:color w:val="232323"/>
-          <w:sz w:val="17"/>
+          <w:color w:val="2D2D2D"/>
           <w:lang w:eastAsia="zh-CN"/>
         </w:rPr>
         <w:t xml:space="preserve">. (2022). </w:t>
@@ -2958,16 +2907,14 @@
       <w:r>
         <w:rPr>
           <w:rFonts w:ascii="宋体" w:eastAsia="宋体" w:hAnsi="宋体" w:cs="宋体" w:hint="eastAsia"/>
-          <w:color w:val="232323"/>
-          <w:sz w:val="17"/>
+          <w:color w:val="2D2D2D"/>
           <w:lang w:eastAsia="zh-CN"/>
         </w:rPr>
         <w:t>联通主义在线课程设计策略研究</w:t>
       </w:r>
       <w:r>
         <w:rPr>
-          <w:color w:val="232323"/>
-          <w:sz w:val="17"/>
+          <w:color w:val="2D2D2D"/>
           <w:lang w:eastAsia="zh-CN"/>
         </w:rPr>
         <w:t>——</w:t>
@@ -2975,16 +2922,14 @@
       <w:r>
         <w:rPr>
           <w:rFonts w:ascii="宋体" w:eastAsia="宋体" w:hAnsi="宋体" w:cs="宋体" w:hint="eastAsia"/>
-          <w:color w:val="232323"/>
-          <w:sz w:val="17"/>
+          <w:color w:val="2D2D2D"/>
           <w:lang w:eastAsia="zh-CN"/>
         </w:rPr>
         <w:t>基于五轮</w:t>
       </w:r>
       <w:r>
         <w:rPr>
-          <w:color w:val="232323"/>
-          <w:sz w:val="17"/>
+          <w:color w:val="2D2D2D"/>
           <w:lang w:eastAsia="zh-CN"/>
         </w:rPr>
         <w:t>cMOOC</w:t>
@@ -2992,61 +2937,32 @@
       <w:r>
         <w:rPr>
           <w:rFonts w:ascii="宋体" w:eastAsia="宋体" w:hAnsi="宋体" w:cs="宋体" w:hint="eastAsia"/>
-          <w:color w:val="232323"/>
-          <w:sz w:val="17"/>
+          <w:color w:val="2D2D2D"/>
           <w:lang w:eastAsia="zh-CN"/>
         </w:rPr>
         <w:t>设计迭代</w:t>
       </w:r>
       <w:r>
         <w:rPr>
-          <w:color w:val="232323"/>
-          <w:sz w:val="17"/>
-          <w:lang w:eastAsia="zh-CN"/>
-        </w:rPr>
-        <w:t>.</w:t>
-      </w:r>
-      <w:r>
-        <w:rPr>
-          <w:rFonts w:ascii="宋体" w:eastAsia="宋体" w:hAnsi="宋体" w:cs="宋体" w:hint="eastAsia"/>
-          <w:color w:val="232323"/>
-          <w:sz w:val="17"/>
+          <w:color w:val="2D2D2D"/>
+          <w:lang w:eastAsia="zh-CN"/>
+        </w:rPr>
+        <w:t xml:space="preserve">. </w:t>
+      </w:r>
+      <w:r>
+        <w:rPr>
+          <w:rFonts w:ascii="宋体" w:eastAsia="宋体" w:hAnsi="宋体" w:cs="宋体" w:hint="eastAsia"/>
+          <w:color w:val="2D2D2D"/>
           <w:lang w:eastAsia="zh-CN"/>
         </w:rPr>
         <w:t>中国远程教育</w:t>
       </w:r>
       <w:r>
         <w:rPr>
-          <w:rFonts w:hint="eastAsia"/>
-          <w:color w:val="232323"/>
-          <w:sz w:val="17"/>
-          <w:lang w:eastAsia="zh-CN"/>
-        </w:rPr>
-        <w:t xml:space="preserve"> </w:t>
-      </w:r>
-      <w:r>
-        <w:rPr>
-          <w:color w:val="232323"/>
-          <w:sz w:val="17"/>
-          <w:lang w:eastAsia="zh-CN"/>
-        </w:rPr>
-        <w:t>(</w:t>
-      </w:r>
-      <w:r>
-        <w:rPr>
-          <w:color w:val="232323"/>
-          <w:sz w:val="17"/>
-          <w:lang w:eastAsia="zh-CN"/>
-        </w:rPr>
-        <w:t>CSSCI</w:t>
-      </w:r>
-      <w:r>
-        <w:rPr>
-          <w:color w:val="232323"/>
-          <w:sz w:val="17"/>
-          <w:lang w:eastAsia="zh-CN"/>
-        </w:rPr>
-        <w:t>).</w:t>
+          <w:color w:val="2D2D2D"/>
+          <w:lang w:eastAsia="zh-CN"/>
+        </w:rPr>
+        <w:t xml:space="preserve"> (CSSCI)</w:t>
       </w:r>
     </w:p>
     <w:p>
@@ -3373,6 +3289,27 @@
     </w:p>
     <w:p>
       <w:pPr>
+        <w:rPr>
+          <w:rFonts w:ascii="宋体" w:eastAsia="宋体" w:hAnsi="宋体" w:cs="宋体"/>
+          <w:b/>
+          <w:color w:val="165D5C"/>
+          <w:sz w:val="24"/>
+          <w:lang w:eastAsia="zh-CN"/>
+        </w:rPr>
+      </w:pPr>
+      <w:r>
+        <w:rPr>
+          <w:rFonts w:ascii="宋体" w:eastAsia="宋体" w:hAnsi="宋体" w:cs="宋体"/>
+          <w:b/>
+          <w:color w:val="165D5C"/>
+          <w:sz w:val="24"/>
+          <w:lang w:eastAsia="zh-CN"/>
+        </w:rPr>
+        <w:br w:type="page"/>
+      </w:r>
+    </w:p>
+    <w:p>
+      <w:pPr>
         <w:pBdr>
           <w:bottom w:val="single" w:sz="8" w:space="2" w:color="2B7A78"/>
         </w:pBdr>
@@ -3407,7 +3344,7 @@
         <w:spacing w:after="20" w:line="240" w:lineRule="auto"/>
         <w:rPr>
           <w:rFonts w:ascii="宋体" w:eastAsia="宋体" w:hAnsi="宋体" w:cs="宋体"/>
-          <w:b/>
+          <w:bCs/>
           <w:color w:val="181818"/>
           <w:sz w:val="19"/>
           <w:lang w:eastAsia="zh-CN"/>
@@ -3416,7 +3353,7 @@
       <w:r>
         <w:rPr>
           <w:rFonts w:ascii="宋体" w:eastAsia="宋体" w:hAnsi="宋体" w:cs="宋体" w:hint="eastAsia"/>
-          <w:b/>
+          <w:bCs/>
           <w:color w:val="181818"/>
           <w:sz w:val="19"/>
           <w:lang w:eastAsia="zh-CN"/>
@@ -3429,9 +3366,13 @@
         <w:pStyle w:val="a0"/>
         <w:spacing w:after="14" w:line="240" w:lineRule="auto"/>
         <w:ind w:left="259" w:hanging="173"/>
-      </w:pPr>
-      <w:r>
-        <w:rPr>
+        <w:rPr>
+          <w:bCs/>
+        </w:rPr>
+      </w:pPr>
+      <w:r>
+        <w:rPr>
+          <w:bCs/>
           <w:color w:val="2D2D2D"/>
           <w:lang w:eastAsia="zh-CN"/>
         </w:rPr>
@@ -3465,6 +3406,7 @@
       </w:r>
       <w:r>
         <w:rPr>
+          <w:bCs/>
           <w:color w:val="5F5F5F"/>
           <w:sz w:val="17"/>
           <w:lang w:eastAsia="zh-CN"/>
@@ -3473,6 +3415,7 @@
       </w:r>
       <w:r>
         <w:rPr>
+          <w:bCs/>
           <w:color w:val="5F5F5F"/>
           <w:sz w:val="17"/>
           <w:lang w:eastAsia="zh-CN"/>
@@ -3481,6 +3424,7 @@
       </w:r>
       <w:r>
         <w:rPr>
+          <w:bCs/>
           <w:color w:val="5F5F5F"/>
           <w:sz w:val="17"/>
           <w:lang w:eastAsia="zh-CN"/>
@@ -3489,6 +3433,7 @@
       </w:r>
       <w:r>
         <w:rPr>
+          <w:bCs/>
           <w:color w:val="5F5F5F"/>
           <w:sz w:val="17"/>
           <w:lang w:eastAsia="zh-CN"/>
@@ -3497,6 +3442,7 @@
       </w:r>
       <w:r>
         <w:rPr>
+          <w:bCs/>
           <w:color w:val="5F5F5F"/>
           <w:sz w:val="17"/>
           <w:lang w:eastAsia="zh-CN"/>
@@ -3505,6 +3451,7 @@
       </w:r>
       <w:r>
         <w:rPr>
+          <w:bCs/>
           <w:color w:val="5F5F5F"/>
           <w:sz w:val="17"/>
           <w:lang w:eastAsia="zh-CN"/>
@@ -3513,6 +3460,7 @@
       </w:r>
       <w:r>
         <w:rPr>
+          <w:bCs/>
           <w:color w:val="5F5F5F"/>
           <w:sz w:val="17"/>
         </w:rPr>
@@ -3529,11 +3477,13 @@
         <w:spacing w:after="14" w:line="240" w:lineRule="auto"/>
         <w:ind w:left="259"/>
         <w:rPr>
-          <w:lang w:eastAsia="zh-CN"/>
-        </w:rPr>
-      </w:pPr>
-      <w:r>
-        <w:rPr>
+          <w:bCs/>
+          <w:lang w:eastAsia="zh-CN"/>
+        </w:rPr>
+      </w:pPr>
+      <w:r>
+        <w:rPr>
+          <w:bCs/>
           <w:color w:val="2D2D2D"/>
           <w:lang w:eastAsia="zh-CN"/>
         </w:rPr>
@@ -3542,6 +3492,7 @@
       <w:r>
         <w:rPr>
           <w:rFonts w:ascii="宋体" w:eastAsia="宋体" w:hAnsi="宋体" w:cs="宋体" w:hint="eastAsia"/>
+          <w:bCs/>
           <w:color w:val="2D2D2D"/>
           <w:lang w:eastAsia="zh-CN"/>
         </w:rPr>
@@ -3549,6 +3500,7 @@
       </w:r>
       <w:r>
         <w:rPr>
+          <w:bCs/>
           <w:color w:val="2D2D2D"/>
           <w:lang w:eastAsia="zh-CN"/>
         </w:rPr>
@@ -3557,6 +3509,7 @@
       <w:r>
         <w:rPr>
           <w:rFonts w:ascii="宋体" w:eastAsia="宋体" w:hAnsi="宋体" w:cs="宋体" w:hint="eastAsia"/>
+          <w:bCs/>
           <w:color w:val="2D2D2D"/>
           <w:lang w:eastAsia="zh-CN"/>
         </w:rPr>
@@ -3564,6 +3517,7 @@
       </w:r>
       <w:r>
         <w:rPr>
+          <w:bCs/>
           <w:color w:val="2D2D2D"/>
           <w:lang w:eastAsia="zh-CN"/>
         </w:rPr>
@@ -3572,6 +3526,7 @@
       <w:r>
         <w:rPr>
           <w:rFonts w:ascii="宋体" w:eastAsia="宋体" w:hAnsi="宋体" w:cs="宋体" w:hint="eastAsia"/>
+          <w:bCs/>
           <w:color w:val="5F5F5F"/>
           <w:sz w:val="17"/>
           <w:lang w:eastAsia="ja-JP"/>
@@ -3581,6 +3536,7 @@
       <w:r>
         <w:rPr>
           <w:rFonts w:ascii="宋体" w:eastAsia="宋体" w:hAnsi="宋体" w:cs="宋体" w:hint="eastAsia"/>
+          <w:bCs/>
           <w:color w:val="5F5F5F"/>
           <w:sz w:val="17"/>
           <w:lang w:eastAsia="zh-CN"/>
@@ -3589,6 +3545,7 @@
       </w:r>
       <w:r>
         <w:rPr>
+          <w:bCs/>
           <w:color w:val="2D2D2D"/>
           <w:lang w:eastAsia="zh-CN"/>
         </w:rPr>
@@ -3596,6 +3553,7 @@
       </w:r>
       <w:r>
         <w:rPr>
+          <w:bCs/>
           <w:color w:val="2D2D2D"/>
           <w:lang w:eastAsia="zh-CN"/>
         </w:rPr>
@@ -3604,6 +3562,7 @@
       <w:r>
         <w:rPr>
           <w:rFonts w:ascii="宋体" w:eastAsia="宋体" w:hAnsi="宋体" w:cs="宋体" w:hint="eastAsia"/>
+          <w:bCs/>
           <w:color w:val="2D2D2D"/>
           <w:lang w:eastAsia="zh-CN"/>
         </w:rPr>
@@ -3611,6 +3570,7 @@
       </w:r>
       <w:r>
         <w:rPr>
+          <w:bCs/>
           <w:color w:val="2D2D2D"/>
           <w:lang w:eastAsia="zh-CN"/>
         </w:rPr>
@@ -3622,9 +3582,13 @@
         <w:pStyle w:val="a0"/>
         <w:spacing w:after="14" w:line="240" w:lineRule="auto"/>
         <w:ind w:left="259" w:hanging="173"/>
-      </w:pPr>
-      <w:r>
-        <w:rPr>
+        <w:rPr>
+          <w:bCs/>
+        </w:rPr>
+      </w:pPr>
+      <w:r>
+        <w:rPr>
+          <w:bCs/>
           <w:color w:val="2D2D2D"/>
           <w:lang w:eastAsia="zh-CN"/>
         </w:rPr>
@@ -3724,6 +3688,7 @@
       </w:r>
       <w:r>
         <w:rPr>
+          <w:bCs/>
           <w:color w:val="5F5F5F"/>
           <w:sz w:val="17"/>
           <w:lang w:eastAsia="zh-CN"/>
@@ -3732,6 +3697,7 @@
       </w:r>
       <w:r>
         <w:rPr>
+          <w:bCs/>
           <w:color w:val="5F5F5F"/>
           <w:sz w:val="17"/>
           <w:lang w:eastAsia="zh-CN"/>
@@ -3740,6 +3706,7 @@
       </w:r>
       <w:r>
         <w:rPr>
+          <w:bCs/>
           <w:color w:val="5F5F5F"/>
           <w:sz w:val="17"/>
           <w:lang w:eastAsia="zh-CN"/>
@@ -3748,6 +3715,7 @@
       </w:r>
       <w:r>
         <w:rPr>
+          <w:bCs/>
           <w:color w:val="5F5F5F"/>
           <w:sz w:val="17"/>
           <w:lang w:eastAsia="zh-CN"/>
@@ -3756,6 +3724,7 @@
       </w:r>
       <w:r>
         <w:rPr>
+          <w:bCs/>
           <w:color w:val="5F5F5F"/>
           <w:sz w:val="17"/>
           <w:lang w:eastAsia="zh-CN"/>
@@ -3764,6 +3733,7 @@
       </w:r>
       <w:r>
         <w:rPr>
+          <w:bCs/>
           <w:color w:val="5F5F5F"/>
           <w:sz w:val="17"/>
           <w:lang w:eastAsia="zh-CN"/>
@@ -3772,6 +3742,7 @@
       </w:r>
       <w:r>
         <w:rPr>
+          <w:bCs/>
           <w:color w:val="5F5F5F"/>
           <w:sz w:val="17"/>
           <w:lang w:eastAsia="zh-CN"/>
@@ -3780,6 +3751,7 @@
       </w:r>
       <w:r>
         <w:rPr>
+          <w:bCs/>
           <w:color w:val="5F5F5F"/>
           <w:sz w:val="17"/>
         </w:rPr>
@@ -3796,11 +3768,13 @@
         <w:spacing w:after="14" w:line="240" w:lineRule="auto"/>
         <w:ind w:left="259"/>
         <w:rPr>
-          <w:lang w:eastAsia="zh-CN"/>
-        </w:rPr>
-      </w:pPr>
-      <w:r>
-        <w:rPr>
+          <w:bCs/>
+          <w:lang w:eastAsia="zh-CN"/>
+        </w:rPr>
+      </w:pPr>
+      <w:r>
+        <w:rPr>
+          <w:bCs/>
           <w:color w:val="2D2D2D"/>
           <w:lang w:eastAsia="zh-CN"/>
         </w:rPr>
@@ -3809,6 +3783,7 @@
       <w:r>
         <w:rPr>
           <w:rFonts w:ascii="宋体" w:eastAsia="宋体" w:hAnsi="宋体" w:cs="宋体" w:hint="eastAsia"/>
+          <w:bCs/>
           <w:color w:val="5F5F5F"/>
           <w:sz w:val="17"/>
           <w:lang w:eastAsia="ja-JP"/>
@@ -3818,6 +3793,7 @@
       <w:r>
         <w:rPr>
           <w:rFonts w:ascii="宋体" w:eastAsia="宋体" w:hAnsi="宋体" w:cs="宋体" w:hint="eastAsia"/>
+          <w:bCs/>
           <w:color w:val="5F5F5F"/>
           <w:sz w:val="17"/>
           <w:lang w:eastAsia="zh-CN"/>
@@ -3829,12 +3805,13 @@
       <w:pPr>
         <w:spacing w:after="20" w:line="240" w:lineRule="auto"/>
         <w:rPr>
-          <w:lang w:eastAsia="zh-CN"/>
-        </w:rPr>
-      </w:pPr>
-      <w:r>
-        <w:rPr>
-          <w:b/>
+          <w:bCs/>
+          <w:lang w:eastAsia="zh-CN"/>
+        </w:rPr>
+      </w:pPr>
+      <w:r>
+        <w:rPr>
+          <w:bCs/>
           <w:color w:val="181818"/>
           <w:sz w:val="19"/>
           <w:lang w:eastAsia="zh-CN"/>
@@ -3862,15 +3839,20 @@
       <w:bookmarkEnd w:id="0"/>
       <w:r>
         <w:rPr>
-          <w:color w:val="2D2D2D"/>
+          <w:rFonts w:ascii="宋体" w:eastAsia="宋体" w:hAnsi="宋体" w:cs="宋体"/>
+          <w:bCs/>
+          <w:color w:val="5F5F5F"/>
+          <w:szCs w:val="18"/>
           <w:lang w:eastAsia="zh-CN"/>
         </w:rPr>
         <w:t>（CN</w:t>
       </w:r>
       <w:r>
         <w:rPr>
-          <w:rFonts w:hint="eastAsia"/>
-          <w:color w:val="2D2D2D"/>
+          <w:rFonts w:ascii="宋体" w:eastAsia="宋体" w:hAnsi="宋体" w:cs="宋体" w:hint="eastAsia"/>
+          <w:bCs/>
+          <w:color w:val="5F5F5F"/>
+          <w:szCs w:val="18"/>
           <w:lang w:eastAsia="zh-CN"/>
         </w:rPr>
         <w:t>202511103999.7</w:t>
@@ -3878,7 +3860,9 @@
       <w:r>
         <w:rPr>
           <w:rFonts w:ascii="宋体" w:eastAsia="宋体" w:hAnsi="宋体" w:cs="宋体"/>
-          <w:color w:val="2D2D2D"/>
+          <w:bCs/>
+          <w:color w:val="5F5F5F"/>
+          <w:szCs w:val="18"/>
           <w:lang w:eastAsia="zh-CN"/>
         </w:rPr>
         <w:t>，</w:t>
@@ -3886,7 +3870,9 @@
       <w:r>
         <w:rPr>
           <w:rFonts w:ascii="宋体" w:eastAsia="宋体" w:hAnsi="宋体" w:cs="宋体" w:hint="eastAsia"/>
-          <w:color w:val="2D2D2D"/>
+          <w:bCs/>
+          <w:color w:val="5F5F5F"/>
+          <w:szCs w:val="18"/>
           <w:lang w:eastAsia="zh-CN"/>
         </w:rPr>
         <w:t>已授权）</w:t>
@@ -3894,6 +3880,17 @@
       <w:r>
         <w:rPr>
           <w:rFonts w:ascii="宋体" w:eastAsia="宋体" w:hAnsi="宋体" w:cs="宋体"/>
+          <w:bCs/>
+          <w:color w:val="5F5F5F"/>
+          <w:szCs w:val="18"/>
+          <w:lang w:eastAsia="zh-CN"/>
+        </w:rPr>
+        <w:tab/>
+      </w:r>
+      <w:r>
+        <w:rPr>
+          <w:rFonts w:ascii="宋体" w:eastAsia="宋体" w:hAnsi="宋体" w:cs="宋体"/>
+          <w:bCs/>
           <w:color w:val="5F5F5F"/>
           <w:sz w:val="17"/>
           <w:lang w:eastAsia="zh-CN"/>
@@ -3951,12 +3948,24 @@
           <w:color w:val="2D2D2D"/>
           <w:lang w:eastAsia="zh-CN"/>
         </w:rPr>
-        <w:t>基于多维度特征的学习者协作角色可解释识别方法及装置（CN</w:t>
-      </w:r>
-      <w:r>
-        <w:rPr>
-          <w:rFonts w:hint="eastAsia"/>
-          <w:color w:val="2D2D2D"/>
+        <w:t>基于多维度特征的学习者协作角色可解释识别方法及装置</w:t>
+      </w:r>
+      <w:r>
+        <w:rPr>
+          <w:rFonts w:ascii="宋体" w:eastAsia="宋体" w:hAnsi="宋体" w:cs="宋体"/>
+          <w:bCs/>
+          <w:color w:val="5F5F5F"/>
+          <w:szCs w:val="18"/>
+          <w:lang w:eastAsia="zh-CN"/>
+        </w:rPr>
+        <w:t>（CN</w:t>
+      </w:r>
+      <w:r>
+        <w:rPr>
+          <w:rFonts w:ascii="宋体" w:eastAsia="宋体" w:hAnsi="宋体" w:cs="宋体" w:hint="eastAsia"/>
+          <w:bCs/>
+          <w:color w:val="5F5F5F"/>
+          <w:szCs w:val="18"/>
           <w:lang w:eastAsia="zh-CN"/>
         </w:rPr>
         <w:t>202510203770.4</w:t>
@@ -3964,7 +3973,9 @@
       <w:r>
         <w:rPr>
           <w:rFonts w:ascii="宋体" w:eastAsia="宋体" w:hAnsi="宋体" w:cs="宋体"/>
-          <w:color w:val="2D2D2D"/>
+          <w:bCs/>
+          <w:color w:val="5F5F5F"/>
+          <w:szCs w:val="18"/>
           <w:lang w:eastAsia="zh-CN"/>
         </w:rPr>
         <w:t>，</w:t>
@@ -3972,7 +3983,9 @@
       <w:r>
         <w:rPr>
           <w:rFonts w:ascii="宋体" w:eastAsia="宋体" w:hAnsi="宋体" w:cs="宋体" w:hint="eastAsia"/>
-          <w:color w:val="2D2D2D"/>
+          <w:bCs/>
+          <w:color w:val="5F5F5F"/>
+          <w:szCs w:val="18"/>
           <w:lang w:eastAsia="zh-CN"/>
         </w:rPr>
         <w:t>实质</w:t>
@@ -3980,7 +3993,9 @@
       <w:r>
         <w:rPr>
           <w:rFonts w:ascii="宋体" w:eastAsia="宋体" w:hAnsi="宋体" w:cs="宋体" w:hint="eastAsia"/>
-          <w:color w:val="2D2D2D"/>
+          <w:bCs/>
+          <w:color w:val="5F5F5F"/>
+          <w:szCs w:val="18"/>
           <w:lang w:eastAsia="zh-CN"/>
         </w:rPr>
         <w:t>审</w:t>
@@ -3988,7 +4003,9 @@
       <w:r>
         <w:rPr>
           <w:rFonts w:ascii="宋体" w:eastAsia="宋体" w:hAnsi="宋体" w:cs="宋体" w:hint="eastAsia"/>
-          <w:color w:val="2D2D2D"/>
+          <w:bCs/>
+          <w:color w:val="5F5F5F"/>
+          <w:szCs w:val="18"/>
           <w:lang w:eastAsia="zh-CN"/>
         </w:rPr>
         <w:t>查</w:t>
@@ -3996,7 +4013,9 @@
       <w:r>
         <w:rPr>
           <w:rFonts w:ascii="宋体" w:eastAsia="宋体" w:hAnsi="宋体" w:cs="宋体" w:hint="eastAsia"/>
-          <w:color w:val="2D2D2D"/>
+          <w:bCs/>
+          <w:color w:val="5F5F5F"/>
+          <w:szCs w:val="18"/>
           <w:lang w:eastAsia="zh-CN"/>
         </w:rPr>
         <w:t>）</w:t>
@@ -4004,6 +4023,7 @@
       <w:r>
         <w:rPr>
           <w:rFonts w:ascii="宋体" w:eastAsia="宋体" w:hAnsi="宋体" w:cs="宋体"/>
+          <w:bCs/>
           <w:color w:val="5F5F5F"/>
           <w:sz w:val="17"/>
           <w:lang w:eastAsia="zh-CN"/>
@@ -4072,7 +4092,7 @@
         <w:spacing w:after="16" w:line="240" w:lineRule="auto"/>
         <w:rPr>
           <w:rFonts w:ascii="宋体" w:eastAsia="宋体" w:hAnsi="宋体" w:cs="宋体"/>
-          <w:b/>
+          <w:bCs/>
           <w:color w:val="181818"/>
           <w:sz w:val="19"/>
           <w:lang w:eastAsia="zh-CN"/>
@@ -4081,12 +4101,22 @@
       <w:r>
         <w:rPr>
           <w:rFonts w:ascii="宋体" w:eastAsia="宋体" w:hAnsi="宋体" w:cs="宋体" w:hint="eastAsia"/>
-          <w:b/>
+          <w:bCs/>
           <w:color w:val="181818"/>
           <w:sz w:val="19"/>
           <w:lang w:eastAsia="zh-CN"/>
         </w:rPr>
-        <w:t>学术荣誉</w:t>
+        <w:t>荣誉</w:t>
+      </w:r>
+      <w:r>
+        <w:rPr>
+          <w:rFonts w:ascii="宋体" w:eastAsia="宋体" w:hAnsi="宋体" w:cs="宋体" w:hint="eastAsia"/>
+          <w:bCs/>
+          <w:color w:val="181818"/>
+          <w:sz w:val="19"/>
+          <w:lang w:eastAsia="zh-CN"/>
+        </w:rPr>
+        <w:t>奖项</w:t>
       </w:r>
     </w:p>
     <w:p>
@@ -4095,14 +4125,16 @@
         <w:spacing w:after="14" w:line="240" w:lineRule="auto"/>
         <w:ind w:left="259" w:hanging="173"/>
         <w:rPr>
-          <w:color w:val="5F5F5F"/>
-          <w:sz w:val="17"/>
-          <w:lang w:eastAsia="zh-CN"/>
-        </w:rPr>
-      </w:pPr>
-      <w:r>
-        <w:rPr>
-          <w:rFonts w:ascii="宋体" w:eastAsia="宋体" w:hAnsi="宋体" w:cs="宋体" w:hint="eastAsia"/>
+          <w:bCs/>
+          <w:color w:val="5F5F5F"/>
+          <w:sz w:val="17"/>
+          <w:lang w:eastAsia="zh-CN"/>
+        </w:rPr>
+      </w:pPr>
+      <w:r>
+        <w:rPr>
+          <w:rFonts w:ascii="宋体" w:eastAsia="宋体" w:hAnsi="宋体" w:cs="宋体" w:hint="eastAsia"/>
+          <w:bCs/>
           <w:color w:val="2D2D2D"/>
           <w:lang w:eastAsia="zh-CN"/>
         </w:rPr>
@@ -4111,6 +4143,7 @@
       <w:r>
         <w:rPr>
           <w:rFonts w:ascii="宋体" w:eastAsia="宋体" w:hAnsi="宋体" w:cs="宋体" w:hint="eastAsia"/>
+          <w:bCs/>
           <w:color w:val="2D2D2D"/>
           <w:lang w:eastAsia="zh-CN"/>
         </w:rPr>
@@ -4119,6 +4152,7 @@
       <w:r>
         <w:rPr>
           <w:rFonts w:ascii="宋体" w:eastAsia="宋体" w:hAnsi="宋体" w:cs="宋体"/>
+          <w:bCs/>
           <w:color w:val="5F5F5F"/>
           <w:sz w:val="17"/>
           <w:lang w:eastAsia="zh-CN"/>
@@ -4128,23 +4162,16 @@
       <w:r>
         <w:rPr>
           <w:rFonts w:ascii="宋体" w:eastAsia="宋体" w:hAnsi="宋体" w:cs="宋体" w:hint="eastAsia"/>
-          <w:color w:val="5F5F5F"/>
-          <w:sz w:val="17"/>
-          <w:lang w:eastAsia="zh-CN"/>
-        </w:rPr>
-        <w:t>国</w:t>
-      </w:r>
-      <w:r>
-        <w:rPr>
-          <w:rFonts w:ascii="宋体" w:eastAsia="宋体" w:hAnsi="宋体" w:cs="宋体" w:hint="eastAsia"/>
-          <w:color w:val="5F5F5F"/>
-          <w:sz w:val="17"/>
-          <w:lang w:eastAsia="zh-CN"/>
-        </w:rPr>
-        <w:t>际学习分析研究学会（</w:t>
-      </w:r>
-      <w:r>
-        <w:rPr>
+          <w:bCs/>
+          <w:color w:val="5F5F5F"/>
+          <w:sz w:val="17"/>
+          <w:lang w:eastAsia="zh-CN"/>
+        </w:rPr>
+        <w:t>国际学习分析研究学会（</w:t>
+      </w:r>
+      <w:r>
+        <w:rPr>
+          <w:bCs/>
           <w:color w:val="5F5F5F"/>
           <w:sz w:val="17"/>
           <w:lang w:eastAsia="zh-CN"/>
@@ -4154,6 +4181,7 @@
       <w:r>
         <w:rPr>
           <w:rFonts w:ascii="宋体" w:eastAsia="宋体" w:hAnsi="宋体" w:cs="宋体" w:hint="eastAsia"/>
+          <w:bCs/>
           <w:color w:val="5F5F5F"/>
           <w:sz w:val="17"/>
           <w:lang w:eastAsia="zh-CN"/>
@@ -4162,6 +4190,7 @@
       </w:r>
       <w:r>
         <w:rPr>
+          <w:bCs/>
           <w:color w:val="5F5F5F"/>
           <w:sz w:val="17"/>
           <w:lang w:eastAsia="zh-CN"/>
@@ -4170,6 +4199,7 @@
       </w:r>
       <w:r>
         <w:rPr>
+          <w:bCs/>
           <w:color w:val="5F5F5F"/>
           <w:sz w:val="17"/>
           <w:lang w:eastAsia="zh-CN"/>
@@ -4178,6 +4208,7 @@
       </w:r>
       <w:r>
         <w:rPr>
+          <w:bCs/>
           <w:color w:val="5F5F5F"/>
           <w:sz w:val="17"/>
           <w:lang w:eastAsia="zh-CN"/>
@@ -4186,6 +4217,7 @@
       </w:r>
       <w:r>
         <w:rPr>
+          <w:bCs/>
           <w:color w:val="5F5F5F"/>
           <w:sz w:val="17"/>
           <w:lang w:eastAsia="zh-CN"/>
@@ -4194,6 +4226,7 @@
       </w:r>
       <w:r>
         <w:rPr>
+          <w:bCs/>
           <w:color w:val="5F5F5F"/>
           <w:sz w:val="17"/>
           <w:lang w:eastAsia="zh-CN"/>
@@ -4202,6 +4235,7 @@
       </w:r>
       <w:r>
         <w:rPr>
+          <w:bCs/>
           <w:color w:val="5F5F5F"/>
           <w:sz w:val="17"/>
           <w:lang w:eastAsia="zh-CN"/>
@@ -4215,38 +4249,25 @@
         <w:spacing w:after="14" w:line="240" w:lineRule="auto"/>
         <w:ind w:left="259" w:hanging="173"/>
         <w:rPr>
-          <w:color w:val="5F5F5F"/>
-          <w:sz w:val="17"/>
-          <w:lang w:eastAsia="zh-CN"/>
-        </w:rPr>
-      </w:pPr>
-      <w:r>
-        <w:rPr>
-          <w:rFonts w:ascii="宋体" w:eastAsia="宋体" w:hAnsi="宋体" w:cs="宋体" w:hint="eastAsia"/>
-          <w:color w:val="2D2D2D"/>
-          <w:lang w:eastAsia="zh-CN"/>
-        </w:rPr>
-        <w:t>第16届</w:t>
-      </w:r>
-      <w:r>
-        <w:rPr>
-          <w:rFonts w:ascii="宋体" w:eastAsia="宋体" w:hAnsi="宋体" w:cs="宋体" w:hint="eastAsia"/>
-          <w:color w:val="2D2D2D"/>
-          <w:lang w:eastAsia="zh-CN"/>
-        </w:rPr>
-        <w:t>国际学习分析与知识</w:t>
-      </w:r>
-      <w:r>
-        <w:rPr>
-          <w:rFonts w:ascii="宋体" w:eastAsia="宋体" w:hAnsi="宋体" w:cs="宋体" w:hint="eastAsia"/>
-          <w:color w:val="2D2D2D"/>
-          <w:lang w:eastAsia="zh-CN"/>
-        </w:rPr>
-        <w:t>会议</w:t>
+          <w:bCs/>
+          <w:color w:val="5F5F5F"/>
+          <w:sz w:val="17"/>
+          <w:lang w:eastAsia="zh-CN"/>
+        </w:rPr>
+      </w:pPr>
+      <w:r>
+        <w:rPr>
+          <w:rFonts w:ascii="宋体" w:eastAsia="宋体" w:hAnsi="宋体" w:cs="宋体" w:hint="eastAsia"/>
+          <w:bCs/>
+          <w:color w:val="2D2D2D"/>
+          <w:lang w:eastAsia="zh-CN"/>
+        </w:rPr>
+        <w:t>第16届国际学习分析与知识会议</w:t>
       </w:r>
       <w:r>
         <w:rPr>
           <w:rFonts w:ascii="宋体" w:eastAsia="宋体" w:hAnsi="宋体" w:cs="宋体"/>
+          <w:bCs/>
           <w:color w:val="2D2D2D"/>
           <w:lang w:eastAsia="zh-CN"/>
         </w:rPr>
@@ -4255,6 +4276,7 @@
       <w:r>
         <w:rPr>
           <w:rFonts w:ascii="宋体" w:eastAsia="宋体" w:hAnsi="宋体" w:cs="宋体" w:hint="eastAsia"/>
+          <w:bCs/>
           <w:color w:val="2D2D2D"/>
           <w:lang w:eastAsia="zh-CN"/>
         </w:rPr>
@@ -4263,6 +4285,7 @@
       <w:r>
         <w:rPr>
           <w:rFonts w:ascii="宋体" w:eastAsia="宋体" w:hAnsi="宋体" w:cs="宋体"/>
+          <w:bCs/>
           <w:color w:val="2D2D2D"/>
           <w:lang w:eastAsia="zh-CN"/>
         </w:rPr>
@@ -4271,6 +4294,7 @@
       <w:r>
         <w:rPr>
           <w:rFonts w:ascii="宋体" w:eastAsia="宋体" w:hAnsi="宋体" w:cs="宋体" w:hint="eastAsia"/>
+          <w:bCs/>
           <w:color w:val="2D2D2D"/>
           <w:lang w:eastAsia="zh-CN"/>
         </w:rPr>
@@ -4278,6 +4302,7 @@
       </w:r>
       <w:r>
         <w:rPr>
+          <w:bCs/>
           <w:color w:val="2D2D2D"/>
           <w:lang w:eastAsia="zh-CN"/>
         </w:rPr>
@@ -4286,23 +4311,16 @@
       <w:r>
         <w:rPr>
           <w:rFonts w:ascii="宋体" w:eastAsia="宋体" w:hAnsi="宋体" w:cs="宋体" w:hint="eastAsia"/>
-          <w:color w:val="5F5F5F"/>
-          <w:sz w:val="17"/>
-          <w:lang w:eastAsia="zh-CN"/>
-        </w:rPr>
-        <w:t>国</w:t>
-      </w:r>
-      <w:r>
-        <w:rPr>
-          <w:rFonts w:ascii="宋体" w:eastAsia="宋体" w:hAnsi="宋体" w:cs="宋体" w:hint="eastAsia"/>
-          <w:color w:val="5F5F5F"/>
-          <w:sz w:val="17"/>
-          <w:lang w:eastAsia="zh-CN"/>
-        </w:rPr>
-        <w:t>际学习分析研究学会（</w:t>
-      </w:r>
-      <w:r>
-        <w:rPr>
+          <w:bCs/>
+          <w:color w:val="5F5F5F"/>
+          <w:sz w:val="17"/>
+          <w:lang w:eastAsia="zh-CN"/>
+        </w:rPr>
+        <w:t>国际学习分析研究学会（</w:t>
+      </w:r>
+      <w:r>
+        <w:rPr>
+          <w:bCs/>
           <w:color w:val="5F5F5F"/>
           <w:sz w:val="17"/>
           <w:lang w:eastAsia="zh-CN"/>
@@ -4312,6 +4330,7 @@
       <w:r>
         <w:rPr>
           <w:rFonts w:ascii="宋体" w:eastAsia="宋体" w:hAnsi="宋体" w:cs="宋体" w:hint="eastAsia"/>
+          <w:bCs/>
           <w:color w:val="5F5F5F"/>
           <w:sz w:val="17"/>
           <w:lang w:eastAsia="zh-CN"/>
@@ -4320,6 +4339,7 @@
       </w:r>
       <w:r>
         <w:rPr>
+          <w:bCs/>
           <w:color w:val="5F5F5F"/>
           <w:sz w:val="17"/>
           <w:lang w:eastAsia="zh-CN"/>
@@ -4328,6 +4348,7 @@
       </w:r>
       <w:r>
         <w:rPr>
+          <w:bCs/>
           <w:color w:val="5F5F5F"/>
           <w:sz w:val="17"/>
           <w:lang w:eastAsia="zh-CN"/>
@@ -4336,6 +4357,7 @@
       </w:r>
       <w:r>
         <w:rPr>
+          <w:bCs/>
           <w:color w:val="5F5F5F"/>
           <w:sz w:val="17"/>
           <w:lang w:eastAsia="zh-CN"/>
@@ -4344,6 +4366,7 @@
       </w:r>
       <w:r>
         <w:rPr>
+          <w:bCs/>
           <w:color w:val="5F5F5F"/>
           <w:sz w:val="17"/>
           <w:lang w:eastAsia="zh-CN"/>
@@ -4352,6 +4375,7 @@
       </w:r>
       <w:r>
         <w:rPr>
+          <w:bCs/>
           <w:color w:val="5F5F5F"/>
           <w:sz w:val="17"/>
           <w:lang w:eastAsia="zh-CN"/>
@@ -4360,6 +4384,7 @@
       </w:r>
       <w:r>
         <w:rPr>
+          <w:bCs/>
           <w:color w:val="5F5F5F"/>
           <w:sz w:val="17"/>
           <w:lang w:eastAsia="zh-CN"/>
@@ -4368,6 +4393,7 @@
       </w:r>
       <w:r>
         <w:rPr>
+          <w:bCs/>
           <w:color w:val="5F5F5F"/>
           <w:sz w:val="17"/>
           <w:lang w:eastAsia="zh-CN"/>
@@ -4381,12 +4407,14 @@
         <w:spacing w:after="14" w:line="240" w:lineRule="auto"/>
         <w:ind w:left="259" w:hanging="173"/>
         <w:rPr>
-          <w:lang w:eastAsia="zh-CN"/>
-        </w:rPr>
-      </w:pPr>
-      <w:r>
-        <w:rPr>
-          <w:rFonts w:ascii="宋体" w:eastAsia="宋体" w:hAnsi="宋体" w:cs="宋体" w:hint="eastAsia"/>
+          <w:bCs/>
+          <w:lang w:eastAsia="zh-CN"/>
+        </w:rPr>
+      </w:pPr>
+      <w:r>
+        <w:rPr>
+          <w:rFonts w:ascii="宋体" w:eastAsia="宋体" w:hAnsi="宋体" w:cs="宋体" w:hint="eastAsia"/>
+          <w:bCs/>
           <w:color w:val="2D2D2D"/>
           <w:lang w:eastAsia="zh-CN"/>
         </w:rPr>
@@ -4395,6 +4423,7 @@
       <w:r>
         <w:rPr>
           <w:rFonts w:ascii="宋体" w:eastAsia="宋体" w:hAnsi="宋体" w:cs="宋体"/>
+          <w:bCs/>
           <w:color w:val="2D2D2D"/>
           <w:lang w:eastAsia="zh-CN"/>
         </w:rPr>
@@ -4403,6 +4432,7 @@
       <w:r>
         <w:rPr>
           <w:rFonts w:ascii="宋体" w:eastAsia="宋体" w:hAnsi="宋体" w:cs="宋体"/>
+          <w:bCs/>
           <w:color w:val="2D2D2D"/>
           <w:lang w:eastAsia="zh-CN"/>
         </w:rPr>
@@ -4410,6 +4440,7 @@
       </w:r>
       <w:r>
         <w:rPr>
+          <w:bCs/>
           <w:color w:val="5F5F5F"/>
           <w:sz w:val="17"/>
           <w:lang w:eastAsia="zh-CN"/>
@@ -4418,6 +4449,7 @@
       </w:r>
       <w:r>
         <w:rPr>
+          <w:bCs/>
           <w:color w:val="5F5F5F"/>
           <w:sz w:val="17"/>
           <w:lang w:eastAsia="zh-CN"/>
@@ -4426,6 +4458,7 @@
       </w:r>
       <w:r>
         <w:rPr>
+          <w:bCs/>
           <w:color w:val="5F5F5F"/>
           <w:sz w:val="17"/>
           <w:lang w:eastAsia="zh-CN"/>
@@ -4434,6 +4467,7 @@
       </w:r>
       <w:r>
         <w:rPr>
+          <w:bCs/>
           <w:color w:val="5F5F5F"/>
           <w:sz w:val="17"/>
           <w:lang w:eastAsia="zh-CN"/>
@@ -4442,6 +4476,7 @@
       </w:r>
       <w:r>
         <w:rPr>
+          <w:bCs/>
           <w:color w:val="5F5F5F"/>
           <w:sz w:val="17"/>
           <w:lang w:eastAsia="zh-CN"/>
@@ -4450,6 +4485,7 @@
       </w:r>
       <w:r>
         <w:rPr>
+          <w:bCs/>
           <w:color w:val="5F5F5F"/>
           <w:sz w:val="17"/>
           <w:lang w:eastAsia="zh-CN"/>
@@ -4458,6 +4494,7 @@
       </w:r>
       <w:r>
         <w:rPr>
+          <w:bCs/>
           <w:color w:val="5F5F5F"/>
           <w:sz w:val="17"/>
           <w:lang w:eastAsia="zh-CN"/>
@@ -4466,6 +4503,7 @@
       </w:r>
       <w:r>
         <w:rPr>
+          <w:bCs/>
           <w:color w:val="5F5F5F"/>
           <w:sz w:val="17"/>
           <w:lang w:eastAsia="zh-CN"/>
@@ -4474,6 +4512,7 @@
       </w:r>
       <w:r>
         <w:rPr>
+          <w:bCs/>
           <w:color w:val="5F5F5F"/>
           <w:sz w:val="17"/>
           <w:lang w:eastAsia="zh-CN"/>
@@ -4482,6 +4521,7 @@
       </w:r>
       <w:r>
         <w:rPr>
+          <w:bCs/>
           <w:color w:val="5F5F5F"/>
           <w:sz w:val="17"/>
           <w:lang w:eastAsia="zh-CN"/>
@@ -4491,6 +4531,7 @@
       <w:r>
         <w:rPr>
           <w:rFonts w:hint="eastAsia"/>
+          <w:bCs/>
           <w:color w:val="5F5F5F"/>
           <w:sz w:val="17"/>
           <w:lang w:eastAsia="zh-CN"/>
@@ -4499,6 +4540,7 @@
       </w:r>
       <w:r>
         <w:rPr>
+          <w:bCs/>
           <w:color w:val="5F5F5F"/>
           <w:sz w:val="17"/>
           <w:lang w:eastAsia="zh-CN"/>
@@ -4508,6 +4550,7 @@
       <w:r>
         <w:rPr>
           <w:rFonts w:ascii="宋体" w:eastAsia="宋体" w:hAnsi="宋体" w:cs="宋体" w:hint="eastAsia"/>
+          <w:bCs/>
           <w:color w:val="5F5F5F"/>
           <w:sz w:val="17"/>
           <w:lang w:eastAsia="zh-CN"/>
@@ -4516,6 +4559,7 @@
       </w:r>
       <w:r>
         <w:rPr>
+          <w:bCs/>
           <w:color w:val="5F5F5F"/>
           <w:sz w:val="17"/>
           <w:lang w:eastAsia="zh-CN"/>
@@ -4525,7 +4569,899 @@
     </w:p>
     <w:p>
       <w:pPr>
+        <w:pStyle w:val="a0"/>
+        <w:spacing w:after="14" w:line="240" w:lineRule="auto"/>
+        <w:ind w:left="259" w:hanging="173"/>
+        <w:rPr>
+          <w:bCs/>
+          <w:lang w:eastAsia="zh-CN"/>
+        </w:rPr>
+      </w:pPr>
+      <w:r>
+        <w:rPr>
+          <w:rFonts w:ascii="宋体" w:eastAsia="宋体" w:hAnsi="宋体" w:cs="宋体" w:hint="eastAsia"/>
+          <w:bCs/>
+          <w:color w:val="2D2D2D"/>
+          <w:lang w:eastAsia="zh-CN"/>
+        </w:rPr>
+        <w:t>一等学业</w:t>
+      </w:r>
+      <w:r>
+        <w:rPr>
+          <w:rFonts w:ascii="宋体" w:eastAsia="宋体" w:hAnsi="宋体" w:cs="宋体"/>
+          <w:bCs/>
+          <w:color w:val="2D2D2D"/>
+          <w:lang w:eastAsia="zh-CN"/>
+        </w:rPr>
+        <w:t>奖</w:t>
+      </w:r>
+      <w:r>
+        <w:rPr>
+          <w:rFonts w:ascii="宋体" w:eastAsia="宋体" w:hAnsi="宋体" w:cs="宋体" w:hint="eastAsia"/>
+          <w:bCs/>
+          <w:color w:val="2D2D2D"/>
+          <w:lang w:eastAsia="zh-CN"/>
+        </w:rPr>
+        <w:t>学金</w:t>
+      </w:r>
+      <w:r>
+        <w:rPr>
+          <w:rFonts w:ascii="宋体" w:eastAsia="宋体" w:hAnsi="宋体" w:cs="宋体"/>
+          <w:bCs/>
+          <w:color w:val="2D2D2D"/>
+          <w:lang w:eastAsia="zh-CN"/>
+        </w:rPr>
+        <w:t xml:space="preserve"> </w:t>
+      </w:r>
+      <w:r>
+        <w:rPr>
+          <w:rFonts w:ascii="宋体" w:eastAsia="宋体" w:hAnsi="宋体" w:cs="宋体"/>
+          <w:bCs/>
+          <w:color w:val="2D2D2D"/>
+          <w:lang w:eastAsia="zh-CN"/>
+        </w:rPr>
+        <w:tab/>
+      </w:r>
+      <w:r>
+        <w:rPr>
+          <w:bCs/>
+          <w:color w:val="5F5F5F"/>
+          <w:sz w:val="17"/>
+          <w:lang w:eastAsia="zh-CN"/>
+        </w:rPr>
+        <w:tab/>
+      </w:r>
+      <w:r>
+        <w:rPr>
+          <w:bCs/>
+          <w:color w:val="5F5F5F"/>
+          <w:sz w:val="17"/>
+          <w:lang w:eastAsia="zh-CN"/>
+        </w:rPr>
+        <w:tab/>
+      </w:r>
+      <w:r>
+        <w:rPr>
+          <w:bCs/>
+          <w:color w:val="5F5F5F"/>
+          <w:sz w:val="17"/>
+          <w:lang w:eastAsia="zh-CN"/>
+        </w:rPr>
+        <w:tab/>
+      </w:r>
+      <w:r>
+        <w:rPr>
+          <w:bCs/>
+          <w:color w:val="5F5F5F"/>
+          <w:sz w:val="17"/>
+          <w:lang w:eastAsia="zh-CN"/>
+        </w:rPr>
+        <w:tab/>
+        <w:t>北京师范大学</w:t>
+      </w:r>
+      <w:r>
+        <w:rPr>
+          <w:bCs/>
+          <w:color w:val="5F5F5F"/>
+          <w:sz w:val="17"/>
+          <w:lang w:eastAsia="zh-CN"/>
+        </w:rPr>
+        <w:tab/>
+      </w:r>
+      <w:r>
+        <w:rPr>
+          <w:bCs/>
+          <w:color w:val="5F5F5F"/>
+          <w:sz w:val="17"/>
+          <w:lang w:eastAsia="zh-CN"/>
+        </w:rPr>
+        <w:tab/>
+      </w:r>
+      <w:r>
+        <w:rPr>
+          <w:bCs/>
+          <w:color w:val="5F5F5F"/>
+          <w:sz w:val="17"/>
+          <w:lang w:eastAsia="zh-CN"/>
+        </w:rPr>
+        <w:tab/>
+      </w:r>
+      <w:r>
+        <w:rPr>
+          <w:rFonts w:hint="eastAsia"/>
+          <w:bCs/>
+          <w:color w:val="5F5F5F"/>
+          <w:sz w:val="17"/>
+          <w:lang w:eastAsia="zh-CN"/>
+        </w:rPr>
+        <w:t xml:space="preserve">              2021</w:t>
+      </w:r>
+      <w:r>
+        <w:rPr>
+          <w:rFonts w:ascii="宋体" w:eastAsia="宋体" w:hAnsi="宋体" w:cs="宋体" w:hint="eastAsia"/>
+          <w:bCs/>
+          <w:color w:val="5F5F5F"/>
+          <w:sz w:val="17"/>
+          <w:lang w:eastAsia="zh-CN"/>
+        </w:rPr>
+        <w:t>、</w:t>
+      </w:r>
+      <w:r>
+        <w:rPr>
+          <w:rFonts w:hint="eastAsia"/>
+          <w:bCs/>
+          <w:color w:val="5F5F5F"/>
+          <w:sz w:val="17"/>
+          <w:lang w:eastAsia="zh-CN"/>
+        </w:rPr>
+        <w:t>2023</w:t>
+      </w:r>
+      <w:r>
+        <w:rPr>
+          <w:rFonts w:ascii="宋体" w:eastAsia="宋体" w:hAnsi="宋体" w:cs="宋体" w:hint="eastAsia"/>
+          <w:bCs/>
+          <w:color w:val="5F5F5F"/>
+          <w:sz w:val="17"/>
+          <w:lang w:eastAsia="zh-CN"/>
+        </w:rPr>
+        <w:t>、</w:t>
+      </w:r>
+      <w:r>
+        <w:rPr>
+          <w:rFonts w:hint="eastAsia"/>
+          <w:bCs/>
+          <w:color w:val="5F5F5F"/>
+          <w:sz w:val="17"/>
+          <w:lang w:eastAsia="zh-CN"/>
+        </w:rPr>
+        <w:t>2024</w:t>
+      </w:r>
+      <w:r>
+        <w:rPr>
+          <w:rFonts w:ascii="宋体" w:eastAsia="宋体" w:hAnsi="宋体" w:cs="宋体" w:hint="eastAsia"/>
+          <w:bCs/>
+          <w:color w:val="5F5F5F"/>
+          <w:sz w:val="17"/>
+          <w:lang w:eastAsia="zh-CN"/>
+        </w:rPr>
+        <w:t>、</w:t>
+      </w:r>
+      <w:r>
+        <w:rPr>
+          <w:rFonts w:hint="eastAsia"/>
+          <w:bCs/>
+          <w:color w:val="5F5F5F"/>
+          <w:sz w:val="17"/>
+          <w:lang w:eastAsia="zh-CN"/>
+        </w:rPr>
+        <w:t>2025</w:t>
+      </w:r>
+    </w:p>
+    <w:p>
+      <w:pPr>
+        <w:pStyle w:val="a0"/>
+        <w:spacing w:after="14" w:line="240" w:lineRule="auto"/>
+        <w:ind w:left="259" w:hanging="173"/>
+        <w:rPr>
+          <w:rFonts w:ascii="宋体" w:eastAsia="宋体" w:hAnsi="宋体" w:cs="宋体"/>
+          <w:color w:val="2D2D2D"/>
+          <w:lang w:eastAsia="zh-CN"/>
+        </w:rPr>
+      </w:pPr>
+      <w:r>
+        <w:rPr>
+          <w:rFonts w:ascii="宋体" w:eastAsia="宋体" w:hAnsi="宋体" w:cs="宋体" w:hint="eastAsia"/>
+          <w:bCs/>
+          <w:color w:val="2D2D2D"/>
+          <w:lang w:eastAsia="zh-CN"/>
+        </w:rPr>
+        <w:t>二等学科竞赛</w:t>
+      </w:r>
+      <w:r>
+        <w:rPr>
+          <w:rFonts w:ascii="宋体" w:eastAsia="宋体" w:hAnsi="宋体" w:cs="宋体" w:hint="eastAsia"/>
+          <w:color w:val="2D2D2D"/>
+          <w:lang w:eastAsia="zh-CN"/>
+        </w:rPr>
+        <w:t>类</w:t>
+      </w:r>
+      <w:r>
+        <w:rPr>
+          <w:rFonts w:ascii="宋体" w:eastAsia="宋体" w:hAnsi="宋体" w:cs="宋体"/>
+          <w:color w:val="2D2D2D"/>
+          <w:lang w:eastAsia="zh-CN"/>
+        </w:rPr>
+        <w:t xml:space="preserve"> </w:t>
+      </w:r>
+      <w:r>
+        <w:rPr>
+          <w:rFonts w:ascii="宋体" w:eastAsia="宋体" w:hAnsi="宋体" w:cs="宋体" w:hint="eastAsia"/>
+          <w:color w:val="2D2D2D"/>
+          <w:lang w:eastAsia="zh-CN"/>
+        </w:rPr>
+        <w:t>创新创业奖学金（团队负责人）</w:t>
+      </w:r>
+      <w:r>
+        <w:rPr>
+          <w:rFonts w:ascii="宋体" w:eastAsia="宋体" w:hAnsi="宋体" w:cs="宋体"/>
+          <w:color w:val="2D2D2D"/>
+          <w:lang w:eastAsia="zh-CN"/>
+        </w:rPr>
+        <w:t xml:space="preserve"> </w:t>
+      </w:r>
+      <w:r>
+        <w:rPr>
+          <w:rFonts w:ascii="宋体" w:eastAsia="宋体" w:hAnsi="宋体" w:cs="宋体"/>
+          <w:color w:val="2D2D2D"/>
+          <w:lang w:eastAsia="zh-CN"/>
+        </w:rPr>
+        <w:tab/>
+      </w:r>
+      <w:r>
+        <w:rPr>
+          <w:rFonts w:ascii="宋体" w:eastAsia="宋体" w:hAnsi="宋体" w:cs="宋体"/>
+          <w:color w:val="2D2D2D"/>
+          <w:lang w:eastAsia="zh-CN"/>
+        </w:rPr>
+        <w:tab/>
+      </w:r>
+      <w:r>
+        <w:rPr>
+          <w:rFonts w:ascii="宋体" w:eastAsia="宋体" w:hAnsi="宋体" w:cs="宋体" w:hint="eastAsia"/>
+          <w:color w:val="5F5F5F"/>
+          <w:sz w:val="17"/>
+          <w:lang w:eastAsia="zh-CN"/>
+        </w:rPr>
+        <w:t>北京师范大学</w:t>
+      </w:r>
+      <w:r>
+        <w:rPr>
+          <w:color w:val="5F5F5F"/>
+          <w:sz w:val="17"/>
+          <w:lang w:eastAsia="zh-CN"/>
+        </w:rPr>
+        <w:tab/>
+      </w:r>
+      <w:r>
+        <w:rPr>
+          <w:color w:val="5F5F5F"/>
+          <w:sz w:val="17"/>
+          <w:lang w:eastAsia="zh-CN"/>
+        </w:rPr>
+        <w:tab/>
+      </w:r>
+      <w:r>
+        <w:rPr>
+          <w:color w:val="5F5F5F"/>
+          <w:sz w:val="17"/>
+          <w:lang w:eastAsia="zh-CN"/>
+        </w:rPr>
+        <w:tab/>
+      </w:r>
+      <w:r>
+        <w:rPr>
+          <w:color w:val="5F5F5F"/>
+          <w:sz w:val="17"/>
+          <w:lang w:eastAsia="zh-CN"/>
+        </w:rPr>
+        <w:tab/>
+      </w:r>
+      <w:r>
+        <w:rPr>
+          <w:color w:val="5F5F5F"/>
+          <w:sz w:val="17"/>
+          <w:lang w:eastAsia="zh-CN"/>
+        </w:rPr>
+        <w:tab/>
+      </w:r>
+      <w:r>
+        <w:rPr>
+          <w:color w:val="5F5F5F"/>
+          <w:sz w:val="17"/>
+          <w:lang w:eastAsia="zh-CN"/>
+        </w:rPr>
+        <w:tab/>
+      </w:r>
+      <w:r>
+        <w:rPr>
+          <w:color w:val="5F5F5F"/>
+          <w:sz w:val="17"/>
+          <w:lang w:eastAsia="zh-CN"/>
+        </w:rPr>
+        <w:t>2024</w:t>
+      </w:r>
+    </w:p>
+    <w:p>
+      <w:pPr>
+        <w:pStyle w:val="a0"/>
+        <w:spacing w:after="14" w:line="240" w:lineRule="auto"/>
+        <w:ind w:left="259" w:hanging="173"/>
+        <w:rPr>
+          <w:lang w:eastAsia="zh-CN"/>
+        </w:rPr>
+      </w:pPr>
+      <w:r>
+        <w:rPr>
+          <w:rFonts w:ascii="宋体" w:eastAsia="宋体" w:hAnsi="宋体" w:cs="宋体"/>
+          <w:color w:val="2D2D2D"/>
+          <w:lang w:eastAsia="zh-CN"/>
+        </w:rPr>
+        <w:t>二等学科竞赛类 创</w:t>
+      </w:r>
+      <w:r>
+        <w:rPr>
+          <w:rFonts w:ascii="宋体" w:eastAsia="宋体" w:hAnsi="宋体" w:cs="宋体"/>
+          <w:color w:val="2D2D2D"/>
+          <w:lang w:eastAsia="zh-CN"/>
+        </w:rPr>
+        <w:t xml:space="preserve">新创业奖学金（团队负责人）  </w:t>
+      </w:r>
+      <w:r>
+        <w:rPr>
+          <w:bCs/>
+          <w:color w:val="5F5F5F"/>
+          <w:sz w:val="17"/>
+          <w:lang w:eastAsia="zh-CN"/>
+        </w:rPr>
+        <w:tab/>
+      </w:r>
+      <w:r>
+        <w:rPr>
+          <w:bCs/>
+          <w:color w:val="5F5F5F"/>
+          <w:sz w:val="17"/>
+          <w:lang w:eastAsia="zh-CN"/>
+        </w:rPr>
+        <w:tab/>
+      </w:r>
+      <w:r>
+        <w:rPr>
+          <w:rFonts w:ascii="宋体" w:eastAsia="宋体" w:hAnsi="宋体" w:cs="宋体" w:hint="eastAsia"/>
+          <w:color w:val="5F5F5F"/>
+          <w:sz w:val="17"/>
+          <w:lang w:eastAsia="zh-CN"/>
+        </w:rPr>
+        <w:t>临沂大学</w:t>
+      </w:r>
+      <w:r>
+        <w:rPr>
+          <w:rFonts w:ascii="宋体" w:eastAsia="宋体" w:hAnsi="宋体" w:cs="宋体"/>
+          <w:color w:val="5F5F5F"/>
+          <w:sz w:val="17"/>
+          <w:lang w:eastAsia="zh-CN"/>
+        </w:rPr>
+        <w:tab/>
+      </w:r>
+      <w:r>
+        <w:rPr>
+          <w:color w:val="5F5F5F"/>
+          <w:sz w:val="17"/>
+          <w:lang w:eastAsia="zh-CN"/>
+        </w:rPr>
+        <w:tab/>
+      </w:r>
+      <w:r>
+        <w:rPr>
+          <w:color w:val="5F5F5F"/>
+          <w:sz w:val="17"/>
+          <w:lang w:eastAsia="zh-CN"/>
+        </w:rPr>
+        <w:tab/>
+      </w:r>
+      <w:r>
+        <w:rPr>
+          <w:color w:val="5F5F5F"/>
+          <w:sz w:val="17"/>
+          <w:lang w:eastAsia="zh-CN"/>
+        </w:rPr>
+        <w:tab/>
+      </w:r>
+      <w:r>
+        <w:rPr>
+          <w:color w:val="5F5F5F"/>
+          <w:sz w:val="17"/>
+          <w:lang w:eastAsia="zh-CN"/>
+        </w:rPr>
+        <w:tab/>
+      </w:r>
+      <w:r>
+        <w:rPr>
+          <w:color w:val="5F5F5F"/>
+          <w:sz w:val="17"/>
+          <w:lang w:eastAsia="zh-CN"/>
+        </w:rPr>
+        <w:tab/>
+      </w:r>
+      <w:r>
+        <w:rPr>
+          <w:color w:val="5F5F5F"/>
+          <w:sz w:val="17"/>
+          <w:lang w:eastAsia="zh-CN"/>
+        </w:rPr>
+        <w:tab/>
+      </w:r>
+      <w:r>
+        <w:rPr>
+          <w:color w:val="5F5F5F"/>
+          <w:sz w:val="17"/>
+          <w:lang w:eastAsia="zh-CN"/>
+        </w:rPr>
+        <w:t>2017</w:t>
+      </w:r>
+    </w:p>
+    <w:p>
+      <w:pPr>
         <w:spacing w:after="16" w:line="240" w:lineRule="auto"/>
+        <w:rPr>
+          <w:rFonts w:ascii="宋体" w:eastAsia="宋体" w:hAnsi="宋体" w:cs="宋体"/>
+          <w:bCs/>
+          <w:color w:val="181818"/>
+          <w:sz w:val="19"/>
+          <w:lang w:eastAsia="zh-CN"/>
+        </w:rPr>
+      </w:pPr>
+      <w:r>
+        <w:rPr>
+          <w:rFonts w:ascii="宋体" w:eastAsia="宋体" w:hAnsi="宋体" w:cs="宋体" w:hint="eastAsia"/>
+          <w:bCs/>
+          <w:color w:val="181818"/>
+          <w:sz w:val="19"/>
+          <w:lang w:eastAsia="zh-CN"/>
+        </w:rPr>
+        <w:t>竞赛</w:t>
+      </w:r>
+      <w:r>
+        <w:rPr>
+          <w:rFonts w:ascii="宋体" w:eastAsia="宋体" w:hAnsi="宋体" w:cs="宋体" w:hint="eastAsia"/>
+          <w:bCs/>
+          <w:color w:val="181818"/>
+          <w:sz w:val="19"/>
+          <w:lang w:eastAsia="zh-CN"/>
+        </w:rPr>
+        <w:t>获奖</w:t>
+      </w:r>
+    </w:p>
+    <w:p>
+      <w:pPr>
+        <w:pStyle w:val="a0"/>
+        <w:spacing w:after="14" w:line="240" w:lineRule="auto"/>
+        <w:ind w:left="259" w:hanging="173"/>
+        <w:rPr>
+          <w:rFonts w:ascii="宋体" w:eastAsia="宋体" w:hAnsi="宋体" w:cs="宋体"/>
+          <w:bCs/>
+          <w:color w:val="2D2D2D"/>
+          <w:lang w:eastAsia="zh-CN"/>
+        </w:rPr>
+      </w:pPr>
+      <w:r>
+        <w:rPr>
+          <w:rFonts w:ascii="宋体" w:eastAsia="宋体" w:hAnsi="宋体" w:cs="宋体"/>
+          <w:bCs/>
+          <w:color w:val="2D2D2D"/>
+          <w:lang w:eastAsia="zh-CN"/>
+        </w:rPr>
+        <w:t>AI</w:t>
+      </w:r>
+      <w:r>
+        <w:rPr>
+          <w:rFonts w:ascii="宋体" w:eastAsia="宋体" w:hAnsi="宋体" w:cs="宋体" w:hint="eastAsia"/>
+          <w:bCs/>
+          <w:color w:val="2D2D2D"/>
+          <w:lang w:eastAsia="zh-CN"/>
+        </w:rPr>
+        <w:t>赋能在线教学成果创新大赛</w:t>
+      </w:r>
+      <w:r>
+        <w:rPr>
+          <w:rFonts w:ascii="宋体" w:eastAsia="宋体" w:hAnsi="宋体" w:cs="宋体"/>
+          <w:bCs/>
+          <w:color w:val="2D2D2D"/>
+          <w:lang w:eastAsia="zh-CN"/>
+        </w:rPr>
+        <w:t xml:space="preserve"> </w:t>
+      </w:r>
+      <w:r>
+        <w:rPr>
+          <w:rFonts w:ascii="宋体" w:eastAsia="宋体" w:hAnsi="宋体" w:cs="宋体" w:hint="eastAsia"/>
+          <w:bCs/>
+          <w:color w:val="2D2D2D"/>
+          <w:lang w:eastAsia="zh-CN"/>
+        </w:rPr>
+        <w:t>一等奖</w:t>
+      </w:r>
+      <w:r>
+        <w:rPr>
+          <w:rFonts w:ascii="宋体" w:eastAsia="宋体" w:hAnsi="宋体" w:cs="宋体"/>
+          <w:bCs/>
+          <w:color w:val="2D2D2D"/>
+          <w:lang w:eastAsia="zh-CN"/>
+        </w:rPr>
+        <w:t xml:space="preserve">  </w:t>
+      </w:r>
+      <w:r>
+        <w:rPr>
+          <w:rFonts w:ascii="宋体" w:eastAsia="宋体" w:hAnsi="宋体" w:cs="宋体"/>
+          <w:bCs/>
+          <w:color w:val="2D2D2D"/>
+          <w:lang w:eastAsia="zh-CN"/>
+        </w:rPr>
+        <w:tab/>
+      </w:r>
+      <w:r>
+        <w:rPr>
+          <w:rFonts w:ascii="宋体" w:eastAsia="宋体" w:hAnsi="宋体" w:cs="宋体"/>
+          <w:bCs/>
+          <w:color w:val="2D2D2D"/>
+          <w:lang w:eastAsia="zh-CN"/>
+        </w:rPr>
+        <w:tab/>
+      </w:r>
+      <w:r>
+        <w:rPr>
+          <w:rFonts w:ascii="宋体" w:eastAsia="宋体" w:hAnsi="宋体" w:cs="宋体"/>
+          <w:bCs/>
+          <w:color w:val="2D2D2D"/>
+          <w:lang w:eastAsia="zh-CN"/>
+        </w:rPr>
+        <w:tab/>
+      </w:r>
+      <w:r>
+        <w:rPr>
+          <w:rFonts w:ascii="宋体" w:eastAsia="宋体" w:hAnsi="宋体" w:cs="宋体" w:hint="eastAsia"/>
+          <w:bCs/>
+          <w:color w:val="5F5F5F"/>
+          <w:sz w:val="17"/>
+          <w:lang w:eastAsia="zh-CN"/>
+        </w:rPr>
+        <w:t>中国教育技术协会</w:t>
+      </w:r>
+      <w:r>
+        <w:rPr>
+          <w:rFonts w:ascii="宋体" w:eastAsia="宋体" w:hAnsi="宋体" w:cs="宋体"/>
+          <w:bCs/>
+          <w:color w:val="5F5F5F"/>
+          <w:sz w:val="17"/>
+          <w:lang w:eastAsia="zh-CN"/>
+        </w:rPr>
+        <w:tab/>
+      </w:r>
+      <w:r>
+        <w:rPr>
+          <w:bCs/>
+          <w:color w:val="5F5F5F"/>
+          <w:sz w:val="17"/>
+          <w:lang w:eastAsia="zh-CN"/>
+        </w:rPr>
+        <w:tab/>
+      </w:r>
+      <w:r>
+        <w:rPr>
+          <w:bCs/>
+          <w:color w:val="5F5F5F"/>
+          <w:sz w:val="17"/>
+          <w:lang w:eastAsia="zh-CN"/>
+        </w:rPr>
+        <w:tab/>
+      </w:r>
+      <w:r>
+        <w:rPr>
+          <w:bCs/>
+          <w:color w:val="5F5F5F"/>
+          <w:sz w:val="17"/>
+          <w:lang w:eastAsia="zh-CN"/>
+        </w:rPr>
+        <w:tab/>
+      </w:r>
+      <w:r>
+        <w:rPr>
+          <w:bCs/>
+          <w:color w:val="5F5F5F"/>
+          <w:sz w:val="17"/>
+          <w:lang w:eastAsia="zh-CN"/>
+        </w:rPr>
+        <w:tab/>
+      </w:r>
+      <w:r>
+        <w:rPr>
+          <w:bCs/>
+          <w:color w:val="5F5F5F"/>
+          <w:sz w:val="17"/>
+          <w:lang w:eastAsia="zh-CN"/>
+        </w:rPr>
+        <w:tab/>
+      </w:r>
+      <w:r>
+        <w:rPr>
+          <w:bCs/>
+          <w:color w:val="5F5F5F"/>
+          <w:sz w:val="17"/>
+          <w:lang w:eastAsia="zh-CN"/>
+        </w:rPr>
+        <w:t>2025</w:t>
+      </w:r>
+    </w:p>
+    <w:p>
+      <w:pPr>
+        <w:pStyle w:val="a0"/>
+        <w:spacing w:after="14" w:line="240" w:lineRule="auto"/>
+        <w:ind w:left="259" w:hanging="173"/>
+        <w:rPr>
+          <w:rFonts w:ascii="宋体" w:eastAsia="宋体" w:hAnsi="宋体" w:cs="宋体"/>
+          <w:bCs/>
+          <w:color w:val="2D2D2D"/>
+          <w:lang w:eastAsia="zh-CN"/>
+        </w:rPr>
+      </w:pPr>
+      <w:r>
+        <w:rPr>
+          <w:rFonts w:ascii="宋体" w:eastAsia="宋体" w:hAnsi="宋体" w:cs="宋体" w:hint="eastAsia"/>
+          <w:bCs/>
+          <w:color w:val="2D2D2D"/>
+          <w:lang w:eastAsia="zh-CN"/>
+        </w:rPr>
+        <w:t>全</w:t>
+      </w:r>
+      <w:r>
+        <w:rPr>
+          <w:rFonts w:ascii="宋体" w:eastAsia="宋体" w:hAnsi="宋体" w:cs="宋体"/>
+          <w:bCs/>
+          <w:color w:val="2D2D2D"/>
+          <w:lang w:eastAsia="zh-CN"/>
+        </w:rPr>
+        <w:t>球数智教育创新大赛 铜奖</w:t>
+      </w:r>
+      <w:r>
+        <w:rPr>
+          <w:rFonts w:ascii="宋体" w:eastAsia="宋体" w:hAnsi="宋体" w:cs="宋体" w:hint="eastAsia"/>
+          <w:bCs/>
+          <w:color w:val="2D2D2D"/>
+          <w:lang w:eastAsia="zh-CN"/>
+        </w:rPr>
+        <w:t>、</w:t>
+      </w:r>
+      <w:r>
+        <w:rPr>
+          <w:rFonts w:ascii="宋体" w:eastAsia="宋体" w:hAnsi="宋体" w:cs="宋体" w:hint="eastAsia"/>
+          <w:bCs/>
+          <w:color w:val="2D2D2D"/>
+          <w:lang w:eastAsia="zh-CN"/>
+        </w:rPr>
+        <w:t>飞书</w:t>
+      </w:r>
+      <w:r>
+        <w:rPr>
+          <w:rFonts w:ascii="宋体" w:eastAsia="宋体" w:hAnsi="宋体" w:cs="宋体"/>
+          <w:bCs/>
+          <w:color w:val="2D2D2D"/>
+          <w:lang w:eastAsia="zh-CN"/>
+        </w:rPr>
+        <w:t xml:space="preserve">专项奖（团队负责人） </w:t>
+      </w:r>
+      <w:r>
+        <w:rPr>
+          <w:rFonts w:ascii="宋体" w:eastAsia="宋体" w:hAnsi="宋体" w:cs="宋体"/>
+          <w:bCs/>
+          <w:color w:val="2D2D2D"/>
+          <w:lang w:eastAsia="zh-CN"/>
+        </w:rPr>
+        <w:tab/>
+      </w:r>
+      <w:r>
+        <w:rPr>
+          <w:rFonts w:ascii="宋体" w:eastAsia="宋体" w:hAnsi="宋体" w:cs="宋体" w:hint="eastAsia"/>
+          <w:bCs/>
+          <w:color w:val="5F5F5F"/>
+          <w:sz w:val="17"/>
+          <w:lang w:eastAsia="zh-CN"/>
+        </w:rPr>
+        <w:t>教育部、数智国际发展教育联盟（</w:t>
+      </w:r>
+      <w:r>
+        <w:rPr>
+          <w:rFonts w:hint="eastAsia"/>
+          <w:bCs/>
+          <w:color w:val="5F5F5F"/>
+          <w:sz w:val="17"/>
+          <w:lang w:eastAsia="zh-CN"/>
+        </w:rPr>
+        <w:t>D</w:t>
+      </w:r>
+      <w:r>
+        <w:rPr>
+          <w:bCs/>
+          <w:color w:val="5F5F5F"/>
+          <w:sz w:val="17"/>
+          <w:lang w:eastAsia="zh-CN"/>
+        </w:rPr>
+        <w:t>I-IDEA</w:t>
+      </w:r>
+      <w:r>
+        <w:rPr>
+          <w:rFonts w:ascii="宋体" w:eastAsia="宋体" w:hAnsi="宋体" w:cs="宋体" w:hint="eastAsia"/>
+          <w:bCs/>
+          <w:color w:val="5F5F5F"/>
+          <w:sz w:val="17"/>
+          <w:lang w:eastAsia="zh-CN"/>
+        </w:rPr>
+        <w:t>）、北京大学</w:t>
+      </w:r>
+      <w:r>
+        <w:rPr>
+          <w:rFonts w:ascii="宋体" w:eastAsia="宋体" w:hAnsi="宋体" w:cs="宋体" w:hint="eastAsia"/>
+          <w:bCs/>
+          <w:color w:val="5F5F5F"/>
+          <w:sz w:val="17"/>
+          <w:lang w:eastAsia="zh-CN"/>
+        </w:rPr>
+        <w:t>、飞书</w:t>
+      </w:r>
+      <w:r>
+        <w:rPr>
+          <w:bCs/>
+          <w:color w:val="5F5F5F"/>
+          <w:sz w:val="17"/>
+          <w:lang w:eastAsia="zh-CN"/>
+        </w:rPr>
+        <w:tab/>
+      </w:r>
+      <w:r>
+        <w:rPr>
+          <w:bCs/>
+          <w:color w:val="5F5F5F"/>
+          <w:sz w:val="17"/>
+          <w:lang w:eastAsia="zh-CN"/>
+        </w:rPr>
+        <w:t>2025</w:t>
+      </w:r>
+    </w:p>
+    <w:p>
+      <w:pPr>
+        <w:pStyle w:val="a0"/>
+        <w:spacing w:after="14" w:line="240" w:lineRule="auto"/>
+        <w:ind w:left="259" w:hanging="173"/>
+        <w:rPr>
+          <w:bCs/>
+          <w:lang w:eastAsia="zh-CN"/>
+        </w:rPr>
+      </w:pPr>
+      <w:r>
+        <w:rPr>
+          <w:rFonts w:ascii="宋体" w:eastAsia="宋体" w:hAnsi="宋体" w:cs="宋体" w:hint="eastAsia"/>
+          <w:bCs/>
+          <w:color w:val="2D2D2D"/>
+          <w:lang w:eastAsia="zh-CN"/>
+        </w:rPr>
+        <w:t>“星</w:t>
+      </w:r>
+      <w:r>
+        <w:rPr>
+          <w:rFonts w:ascii="宋体" w:eastAsia="宋体" w:hAnsi="宋体" w:cs="宋体"/>
+          <w:bCs/>
+          <w:color w:val="2D2D2D"/>
+          <w:lang w:eastAsia="zh-CN"/>
+        </w:rPr>
+        <w:t>火杯</w:t>
+      </w:r>
+      <w:r>
+        <w:rPr>
+          <w:rFonts w:ascii="宋体" w:eastAsia="宋体" w:hAnsi="宋体" w:cs="宋体" w:hint="eastAsia"/>
+          <w:bCs/>
+          <w:color w:val="2D2D2D"/>
+          <w:lang w:eastAsia="zh-CN"/>
+        </w:rPr>
+        <w:t>”</w:t>
+      </w:r>
+      <w:r>
+        <w:rPr>
+          <w:rFonts w:ascii="宋体" w:eastAsia="宋体" w:hAnsi="宋体" w:cs="宋体"/>
+          <w:bCs/>
+          <w:color w:val="2D2D2D"/>
+          <w:lang w:eastAsia="zh-CN"/>
+        </w:rPr>
+        <w:t xml:space="preserve">认知大模型场景创新赛 三等奖（团队负责人） </w:t>
+      </w:r>
+      <w:r>
+        <w:rPr>
+          <w:bCs/>
+          <w:color w:val="5F5F5F"/>
+          <w:sz w:val="17"/>
+          <w:lang w:eastAsia="zh-CN"/>
+        </w:rPr>
+        <w:tab/>
+      </w:r>
+      <w:r>
+        <w:rPr>
+          <w:rFonts w:ascii="宋体" w:eastAsia="宋体" w:hAnsi="宋体" w:cs="宋体" w:hint="eastAsia"/>
+          <w:bCs/>
+          <w:color w:val="5F5F5F"/>
+          <w:sz w:val="17"/>
+          <w:lang w:eastAsia="zh-CN"/>
+        </w:rPr>
+        <w:t>共青团安徽省委、安徽省学联、科大讯飞</w:t>
+      </w:r>
+      <w:r>
+        <w:rPr>
+          <w:bCs/>
+          <w:color w:val="5F5F5F"/>
+          <w:sz w:val="17"/>
+          <w:lang w:eastAsia="zh-CN"/>
+        </w:rPr>
+        <w:tab/>
+      </w:r>
+      <w:r>
+        <w:rPr>
+          <w:bCs/>
+          <w:color w:val="5F5F5F"/>
+          <w:sz w:val="17"/>
+          <w:lang w:eastAsia="zh-CN"/>
+        </w:rPr>
+        <w:tab/>
+      </w:r>
+      <w:r>
+        <w:rPr>
+          <w:bCs/>
+          <w:color w:val="5F5F5F"/>
+          <w:sz w:val="17"/>
+          <w:lang w:eastAsia="zh-CN"/>
+        </w:rPr>
+        <w:tab/>
+      </w:r>
+      <w:r>
+        <w:rPr>
+          <w:bCs/>
+          <w:color w:val="5F5F5F"/>
+          <w:sz w:val="17"/>
+          <w:lang w:eastAsia="zh-CN"/>
+        </w:rPr>
+        <w:t>2023</w:t>
+      </w:r>
+    </w:p>
+    <w:p>
+      <w:pPr>
+        <w:pBdr>
+          <w:bottom w:val="single" w:sz="8" w:space="2" w:color="2B7A78"/>
+        </w:pBdr>
+        <w:spacing w:before="120" w:after="80"/>
+        <w:rPr>
+          <w:lang w:eastAsia="zh-CN"/>
+        </w:rPr>
+      </w:pPr>
+      <w:r>
+        <w:rPr>
+          <w:rFonts w:ascii="宋体" w:eastAsia="宋体" w:hAnsi="宋体" w:cs="宋体" w:hint="eastAsia"/>
+          <w:b/>
+          <w:color w:val="165D5C"/>
+          <w:sz w:val="24"/>
+          <w:lang w:eastAsia="zh-CN"/>
+        </w:rPr>
+        <w:t>助教与教学服务</w:t>
+      </w:r>
+    </w:p>
+    <w:p>
+      <w:pPr>
+        <w:pStyle w:val="a0"/>
+        <w:spacing w:after="14" w:line="240" w:lineRule="auto"/>
+        <w:ind w:left="259" w:hanging="173"/>
         <w:rPr>
           <w:rFonts w:ascii="宋体" w:eastAsia="宋体" w:hAnsi="宋体" w:cs="宋体"/>
           <w:b/>
@@ -4534,399 +5470,25 @@
           <w:lang w:eastAsia="zh-CN"/>
         </w:rPr>
       </w:pPr>
-      <w:r>
-        <w:rPr>
-          <w:rFonts w:ascii="宋体" w:eastAsia="宋体" w:hAnsi="宋体" w:cs="宋体" w:hint="eastAsia"/>
-          <w:b/>
+      <w:bookmarkStart w:id="1" w:name="OLE_LINK12"/>
+      <w:r>
+        <w:rPr>
+          <w:rFonts w:ascii="宋体" w:eastAsia="宋体" w:hAnsi="宋体" w:cs="宋体" w:hint="eastAsia"/>
+          <w:lang w:eastAsia="zh-CN"/>
+        </w:rPr>
+        <w:t>北京师范大学</w:t>
+      </w:r>
+      <w:r>
+        <w:rPr>
+          <w:rFonts w:ascii="宋体" w:eastAsia="宋体" w:hAnsi="宋体" w:cs="宋体" w:hint="eastAsia"/>
+          <w:bCs/>
           <w:color w:val="181818"/>
           <w:sz w:val="19"/>
           <w:lang w:eastAsia="zh-CN"/>
         </w:rPr>
-        <w:t>竞赛</w:t>
-      </w:r>
-      <w:r>
-        <w:rPr>
-          <w:rFonts w:ascii="宋体" w:eastAsia="宋体" w:hAnsi="宋体" w:cs="宋体" w:hint="eastAsia"/>
-          <w:b/>
-          <w:color w:val="181818"/>
-          <w:sz w:val="19"/>
-          <w:lang w:eastAsia="zh-CN"/>
-        </w:rPr>
-        <w:t>荣誉</w:t>
-      </w:r>
-    </w:p>
-    <w:p>
-      <w:pPr>
-        <w:pStyle w:val="a0"/>
-        <w:spacing w:after="14" w:line="240" w:lineRule="auto"/>
-        <w:ind w:left="259" w:hanging="173"/>
-        <w:rPr>
-          <w:rFonts w:ascii="宋体" w:eastAsia="宋体" w:hAnsi="宋体" w:cs="宋体"/>
-          <w:color w:val="2D2D2D"/>
-          <w:lang w:eastAsia="zh-CN"/>
-        </w:rPr>
-      </w:pPr>
-      <w:r>
-        <w:rPr>
-          <w:rFonts w:ascii="宋体" w:eastAsia="宋体" w:hAnsi="宋体" w:cs="宋体"/>
-          <w:color w:val="2D2D2D"/>
-          <w:lang w:eastAsia="zh-CN"/>
-        </w:rPr>
-        <w:t>AI</w:t>
-      </w:r>
-      <w:r>
-        <w:rPr>
-          <w:rFonts w:ascii="宋体" w:eastAsia="宋体" w:hAnsi="宋体" w:cs="宋体" w:hint="eastAsia"/>
-          <w:color w:val="2D2D2D"/>
-          <w:lang w:eastAsia="zh-CN"/>
-        </w:rPr>
-        <w:t>赋能在线教学成果创新大赛</w:t>
-      </w:r>
-      <w:r>
-        <w:rPr>
-          <w:rFonts w:ascii="宋体" w:eastAsia="宋体" w:hAnsi="宋体" w:cs="宋体"/>
-          <w:color w:val="2D2D2D"/>
-          <w:lang w:eastAsia="zh-CN"/>
-        </w:rPr>
-        <w:t xml:space="preserve"> </w:t>
-      </w:r>
-      <w:r>
-        <w:rPr>
-          <w:rFonts w:ascii="宋体" w:eastAsia="宋体" w:hAnsi="宋体" w:cs="宋体" w:hint="eastAsia"/>
-          <w:color w:val="2D2D2D"/>
-          <w:lang w:eastAsia="zh-CN"/>
-        </w:rPr>
-        <w:t>一等奖</w:t>
-      </w:r>
-      <w:r>
-        <w:rPr>
-          <w:rFonts w:ascii="宋体" w:eastAsia="宋体" w:hAnsi="宋体" w:cs="宋体"/>
-          <w:color w:val="2D2D2D"/>
-          <w:lang w:eastAsia="zh-CN"/>
-        </w:rPr>
-        <w:t xml:space="preserve">  </w:t>
-      </w:r>
-      <w:r>
-        <w:rPr>
-          <w:rFonts w:ascii="宋体" w:eastAsia="宋体" w:hAnsi="宋体" w:cs="宋体"/>
-          <w:color w:val="2D2D2D"/>
-          <w:lang w:eastAsia="zh-CN"/>
-        </w:rPr>
-        <w:tab/>
-      </w:r>
-      <w:r>
-        <w:rPr>
-          <w:rFonts w:ascii="宋体" w:eastAsia="宋体" w:hAnsi="宋体" w:cs="宋体"/>
-          <w:color w:val="2D2D2D"/>
-          <w:lang w:eastAsia="zh-CN"/>
-        </w:rPr>
-        <w:tab/>
-      </w:r>
-      <w:r>
-        <w:rPr>
-          <w:rFonts w:ascii="宋体" w:eastAsia="宋体" w:hAnsi="宋体" w:cs="宋体"/>
-          <w:color w:val="2D2D2D"/>
-          <w:lang w:eastAsia="zh-CN"/>
-        </w:rPr>
-        <w:tab/>
-      </w:r>
-      <w:r>
-        <w:rPr>
-          <w:rFonts w:ascii="宋体" w:eastAsia="宋体" w:hAnsi="宋体" w:cs="宋体" w:hint="eastAsia"/>
-          <w:color w:val="5F5F5F"/>
-          <w:sz w:val="17"/>
-          <w:lang w:eastAsia="zh-CN"/>
-        </w:rPr>
-        <w:t>中国教育技术协会</w:t>
-      </w:r>
-      <w:r>
-        <w:rPr>
-          <w:rFonts w:ascii="宋体" w:eastAsia="宋体" w:hAnsi="宋体" w:cs="宋体"/>
-          <w:color w:val="5F5F5F"/>
-          <w:sz w:val="17"/>
-          <w:lang w:eastAsia="zh-CN"/>
-        </w:rPr>
-        <w:tab/>
-      </w:r>
-      <w:r>
-        <w:rPr>
-          <w:color w:val="5F5F5F"/>
-          <w:sz w:val="17"/>
-          <w:lang w:eastAsia="zh-CN"/>
-        </w:rPr>
-        <w:tab/>
-      </w:r>
-      <w:r>
-        <w:rPr>
-          <w:color w:val="5F5F5F"/>
-          <w:sz w:val="17"/>
-          <w:lang w:eastAsia="zh-CN"/>
-        </w:rPr>
-        <w:tab/>
-      </w:r>
-      <w:r>
-        <w:rPr>
-          <w:color w:val="5F5F5F"/>
-          <w:sz w:val="17"/>
-          <w:lang w:eastAsia="zh-CN"/>
-        </w:rPr>
-        <w:tab/>
-      </w:r>
-      <w:r>
-        <w:rPr>
-          <w:color w:val="5F5F5F"/>
-          <w:sz w:val="17"/>
-          <w:lang w:eastAsia="zh-CN"/>
-        </w:rPr>
-        <w:tab/>
-      </w:r>
-      <w:r>
-        <w:rPr>
-          <w:color w:val="5F5F5F"/>
-          <w:sz w:val="17"/>
-          <w:lang w:eastAsia="zh-CN"/>
-        </w:rPr>
-        <w:tab/>
-      </w:r>
-      <w:r>
-        <w:rPr>
-          <w:color w:val="5F5F5F"/>
-          <w:sz w:val="17"/>
-          <w:lang w:eastAsia="zh-CN"/>
-        </w:rPr>
-        <w:t>2025</w:t>
-      </w:r>
-    </w:p>
-    <w:p>
-      <w:pPr>
-        <w:pStyle w:val="a0"/>
-        <w:spacing w:after="14" w:line="240" w:lineRule="auto"/>
-        <w:ind w:left="259" w:hanging="173"/>
-        <w:rPr>
-          <w:rFonts w:ascii="宋体" w:eastAsia="宋体" w:hAnsi="宋体" w:cs="宋体"/>
-          <w:color w:val="2D2D2D"/>
-          <w:lang w:eastAsia="zh-CN"/>
-        </w:rPr>
-      </w:pPr>
-      <w:r>
-        <w:rPr>
-          <w:rFonts w:ascii="宋体" w:eastAsia="宋体" w:hAnsi="宋体" w:cs="宋体" w:hint="eastAsia"/>
-          <w:color w:val="2D2D2D"/>
-          <w:lang w:eastAsia="zh-CN"/>
-        </w:rPr>
-        <w:t>全</w:t>
-      </w:r>
-      <w:r>
-        <w:rPr>
-          <w:rFonts w:ascii="宋体" w:eastAsia="宋体" w:hAnsi="宋体" w:cs="宋体"/>
-          <w:color w:val="2D2D2D"/>
-          <w:lang w:eastAsia="zh-CN"/>
-        </w:rPr>
-        <w:t>球数智教育创新大赛 铜奖</w:t>
-      </w:r>
-      <w:r>
-        <w:rPr>
-          <w:rFonts w:ascii="宋体" w:eastAsia="宋体" w:hAnsi="宋体" w:cs="宋体" w:hint="eastAsia"/>
-          <w:color w:val="2D2D2D"/>
-          <w:lang w:eastAsia="zh-CN"/>
-        </w:rPr>
-        <w:t>、</w:t>
-      </w:r>
-      <w:r>
-        <w:rPr>
-          <w:rFonts w:ascii="宋体" w:eastAsia="宋体" w:hAnsi="宋体" w:cs="宋体" w:hint="eastAsia"/>
-          <w:color w:val="2D2D2D"/>
-          <w:lang w:eastAsia="zh-CN"/>
-        </w:rPr>
-        <w:t>飞书</w:t>
-      </w:r>
-      <w:r>
-        <w:rPr>
-          <w:rFonts w:ascii="宋体" w:eastAsia="宋体" w:hAnsi="宋体" w:cs="宋体"/>
-          <w:color w:val="2D2D2D"/>
-          <w:lang w:eastAsia="zh-CN"/>
-        </w:rPr>
-        <w:t xml:space="preserve">专项奖（团队负责人） </w:t>
-      </w:r>
-      <w:r>
-        <w:rPr>
-          <w:rFonts w:ascii="宋体" w:eastAsia="宋体" w:hAnsi="宋体" w:cs="宋体"/>
-          <w:color w:val="2D2D2D"/>
-          <w:lang w:eastAsia="zh-CN"/>
-        </w:rPr>
-        <w:tab/>
-      </w:r>
-      <w:r>
-        <w:rPr>
-          <w:rFonts w:ascii="宋体" w:eastAsia="宋体" w:hAnsi="宋体" w:cs="宋体" w:hint="eastAsia"/>
-          <w:color w:val="5F5F5F"/>
-          <w:sz w:val="17"/>
-          <w:lang w:eastAsia="zh-CN"/>
-        </w:rPr>
-        <w:t>教育部、数智国际发展教育联盟（</w:t>
-      </w:r>
-      <w:r>
-        <w:rPr>
-          <w:rFonts w:hint="eastAsia"/>
-          <w:color w:val="5F5F5F"/>
-          <w:sz w:val="17"/>
-          <w:lang w:eastAsia="zh-CN"/>
-        </w:rPr>
-        <w:t>D</w:t>
-      </w:r>
-      <w:r>
-        <w:rPr>
-          <w:color w:val="5F5F5F"/>
-          <w:sz w:val="17"/>
-          <w:lang w:eastAsia="zh-CN"/>
-        </w:rPr>
-        <w:t>I-IDEA</w:t>
-      </w:r>
-      <w:r>
-        <w:rPr>
-          <w:rFonts w:ascii="宋体" w:eastAsia="宋体" w:hAnsi="宋体" w:cs="宋体" w:hint="eastAsia"/>
-          <w:color w:val="5F5F5F"/>
-          <w:sz w:val="17"/>
-          <w:lang w:eastAsia="zh-CN"/>
-        </w:rPr>
-        <w:t>）、北京大学</w:t>
-      </w:r>
-      <w:r>
-        <w:rPr>
-          <w:rFonts w:ascii="宋体" w:eastAsia="宋体" w:hAnsi="宋体" w:cs="宋体" w:hint="eastAsia"/>
-          <w:color w:val="5F5F5F"/>
-          <w:sz w:val="17"/>
-          <w:lang w:eastAsia="zh-CN"/>
-        </w:rPr>
-        <w:t>、飞书</w:t>
-      </w:r>
-      <w:r>
-        <w:rPr>
-          <w:color w:val="5F5F5F"/>
-          <w:sz w:val="17"/>
-          <w:lang w:eastAsia="zh-CN"/>
-        </w:rPr>
-        <w:tab/>
-      </w:r>
-      <w:r>
-        <w:rPr>
-          <w:color w:val="5F5F5F"/>
-          <w:sz w:val="17"/>
-          <w:lang w:eastAsia="zh-CN"/>
-        </w:rPr>
-        <w:t>2025</w:t>
-      </w:r>
-    </w:p>
-    <w:p>
-      <w:pPr>
-        <w:pStyle w:val="a0"/>
-        <w:spacing w:after="14" w:line="240" w:lineRule="auto"/>
-        <w:ind w:left="259" w:hanging="173"/>
-        <w:rPr>
-          <w:lang w:eastAsia="zh-CN"/>
-        </w:rPr>
-      </w:pPr>
-      <w:r>
-        <w:rPr>
-          <w:rFonts w:ascii="宋体" w:eastAsia="宋体" w:hAnsi="宋体" w:cs="宋体" w:hint="eastAsia"/>
-          <w:color w:val="2D2D2D"/>
-          <w:lang w:eastAsia="zh-CN"/>
-        </w:rPr>
-        <w:t>“</w:t>
-      </w:r>
-      <w:r>
-        <w:rPr>
-          <w:rFonts w:ascii="宋体" w:eastAsia="宋体" w:hAnsi="宋体" w:cs="宋体" w:hint="eastAsia"/>
-          <w:color w:val="2D2D2D"/>
-          <w:lang w:eastAsia="zh-CN"/>
-        </w:rPr>
-        <w:t>星</w:t>
-      </w:r>
-      <w:r>
-        <w:rPr>
-          <w:rFonts w:ascii="宋体" w:eastAsia="宋体" w:hAnsi="宋体" w:cs="宋体"/>
-          <w:color w:val="2D2D2D"/>
-          <w:lang w:eastAsia="zh-CN"/>
-        </w:rPr>
-        <w:t>火杯</w:t>
-      </w:r>
-      <w:r>
-        <w:rPr>
-          <w:rFonts w:ascii="宋体" w:eastAsia="宋体" w:hAnsi="宋体" w:cs="宋体" w:hint="eastAsia"/>
-          <w:color w:val="2D2D2D"/>
-          <w:lang w:eastAsia="zh-CN"/>
-        </w:rPr>
-        <w:t>”</w:t>
-      </w:r>
-      <w:r>
-        <w:rPr>
-          <w:rFonts w:ascii="宋体" w:eastAsia="宋体" w:hAnsi="宋体" w:cs="宋体"/>
-          <w:color w:val="2D2D2D"/>
-          <w:lang w:eastAsia="zh-CN"/>
-        </w:rPr>
-        <w:t>认知大</w:t>
-      </w:r>
-      <w:r>
-        <w:rPr>
-          <w:rFonts w:ascii="宋体" w:eastAsia="宋体" w:hAnsi="宋体" w:cs="宋体"/>
-          <w:color w:val="2D2D2D"/>
-          <w:lang w:eastAsia="zh-CN"/>
-        </w:rPr>
-        <w:t xml:space="preserve">模型场景创新赛 三等奖（团队负责人） </w:t>
-      </w:r>
-      <w:r>
-        <w:rPr>
-          <w:color w:val="5F5F5F"/>
-          <w:sz w:val="17"/>
-          <w:lang w:eastAsia="zh-CN"/>
-        </w:rPr>
-        <w:tab/>
-      </w:r>
-      <w:r>
-        <w:rPr>
-          <w:rFonts w:ascii="宋体" w:eastAsia="宋体" w:hAnsi="宋体" w:cs="宋体" w:hint="eastAsia"/>
-          <w:color w:val="5F5F5F"/>
-          <w:sz w:val="17"/>
-          <w:lang w:eastAsia="zh-CN"/>
-        </w:rPr>
-        <w:t>共青团安徽省委、安徽省学联、科大讯飞</w:t>
-      </w:r>
-      <w:r>
-        <w:rPr>
-          <w:color w:val="5F5F5F"/>
-          <w:sz w:val="17"/>
-          <w:lang w:eastAsia="zh-CN"/>
-        </w:rPr>
-        <w:tab/>
-      </w:r>
-      <w:r>
-        <w:rPr>
-          <w:color w:val="5F5F5F"/>
-          <w:sz w:val="17"/>
-          <w:lang w:eastAsia="zh-CN"/>
-        </w:rPr>
-        <w:tab/>
-      </w:r>
-      <w:r>
-        <w:rPr>
-          <w:color w:val="5F5F5F"/>
-          <w:sz w:val="17"/>
-          <w:lang w:eastAsia="zh-CN"/>
-        </w:rPr>
-        <w:tab/>
-      </w:r>
-      <w:r>
-        <w:rPr>
-          <w:color w:val="5F5F5F"/>
-          <w:sz w:val="17"/>
-          <w:lang w:eastAsia="zh-CN"/>
-        </w:rPr>
-        <w:t>2023</w:t>
-      </w:r>
-    </w:p>
-    <w:p>
-      <w:pPr>
-        <w:spacing w:after="16" w:line="240" w:lineRule="auto"/>
+        <w:t xml:space="preserve"> 博士生课程《“互联网+教育”学术前沿》助教</w:t>
+      </w:r>
+      <w:r>
         <w:rPr>
           <w:rFonts w:ascii="宋体" w:eastAsia="宋体" w:hAnsi="宋体" w:cs="宋体"/>
           <w:b/>
@@ -4934,16 +5496,209 @@
           <w:sz w:val="19"/>
           <w:lang w:eastAsia="zh-CN"/>
         </w:rPr>
-      </w:pPr>
-      <w:r>
-        <w:rPr>
-          <w:rFonts w:ascii="宋体" w:eastAsia="宋体" w:hAnsi="宋体" w:cs="宋体" w:hint="eastAsia"/>
+        <w:tab/>
+      </w:r>
+      <w:r>
+        <w:rPr>
+          <w:rFonts w:ascii="宋体" w:eastAsia="宋体" w:hAnsi="宋体" w:cs="宋体"/>
           <w:b/>
           <w:color w:val="181818"/>
           <w:sz w:val="19"/>
           <w:lang w:eastAsia="zh-CN"/>
         </w:rPr>
-        <w:t>校级荣誉</w:t>
+        <w:tab/>
+      </w:r>
+      <w:r>
+        <w:rPr>
+          <w:rFonts w:ascii="宋体" w:eastAsia="宋体" w:hAnsi="宋体" w:cs="宋体"/>
+          <w:b/>
+          <w:color w:val="181818"/>
+          <w:sz w:val="19"/>
+          <w:lang w:eastAsia="zh-CN"/>
+        </w:rPr>
+        <w:tab/>
+      </w:r>
+      <w:r>
+        <w:rPr>
+          <w:rFonts w:ascii="宋体" w:eastAsia="宋体" w:hAnsi="宋体" w:cs="宋体"/>
+          <w:b/>
+          <w:color w:val="181818"/>
+          <w:sz w:val="19"/>
+          <w:lang w:eastAsia="zh-CN"/>
+        </w:rPr>
+        <w:tab/>
+      </w:r>
+      <w:r>
+        <w:rPr>
+          <w:rFonts w:ascii="宋体" w:eastAsia="宋体" w:hAnsi="宋体" w:cs="宋体"/>
+          <w:b/>
+          <w:color w:val="181818"/>
+          <w:sz w:val="19"/>
+          <w:lang w:eastAsia="zh-CN"/>
+        </w:rPr>
+        <w:tab/>
+        <w:t xml:space="preserve">     </w:t>
+      </w:r>
+      <w:r>
+        <w:rPr>
+          <w:color w:val="5F5F5F"/>
+          <w:sz w:val="17"/>
+          <w:lang w:eastAsia="zh-CN"/>
+        </w:rPr>
+        <w:t xml:space="preserve"> </w:t>
+      </w:r>
+      <w:r>
+        <w:rPr>
+          <w:rFonts w:hint="eastAsia"/>
+          <w:color w:val="5F5F5F"/>
+          <w:sz w:val="17"/>
+          <w:lang w:eastAsia="zh-CN"/>
+        </w:rPr>
+        <w:t xml:space="preserve">  </w:t>
+      </w:r>
+      <w:r>
+        <w:rPr>
+          <w:rFonts w:hint="eastAsia"/>
+          <w:color w:val="5F5F5F"/>
+          <w:sz w:val="17"/>
+          <w:lang w:eastAsia="zh-CN"/>
+        </w:rPr>
+        <w:t>202</w:t>
+      </w:r>
+      <w:r>
+        <w:rPr>
+          <w:rFonts w:hint="eastAsia"/>
+          <w:color w:val="5F5F5F"/>
+          <w:sz w:val="17"/>
+          <w:lang w:eastAsia="zh-CN"/>
+        </w:rPr>
+        <w:t>5</w:t>
+      </w:r>
+      <w:r>
+        <w:rPr>
+          <w:color w:val="5F5F5F"/>
+          <w:sz w:val="17"/>
+          <w:lang w:eastAsia="zh-CN"/>
+        </w:rPr>
+        <w:t>.</w:t>
+      </w:r>
+      <w:r>
+        <w:rPr>
+          <w:color w:val="5F5F5F"/>
+          <w:sz w:val="17"/>
+          <w:lang w:eastAsia="zh-CN"/>
+        </w:rPr>
+        <w:t>09</w:t>
+      </w:r>
+      <w:r>
+        <w:rPr>
+          <w:color w:val="5F5F5F"/>
+          <w:sz w:val="17"/>
+          <w:lang w:eastAsia="zh-CN"/>
+        </w:rPr>
+        <w:t>–</w:t>
+      </w:r>
+      <w:r>
+        <w:rPr>
+          <w:color w:val="5F5F5F"/>
+          <w:sz w:val="17"/>
+          <w:lang w:eastAsia="zh-CN"/>
+        </w:rPr>
+        <w:t>202</w:t>
+      </w:r>
+      <w:r>
+        <w:rPr>
+          <w:rFonts w:hint="eastAsia"/>
+          <w:color w:val="5F5F5F"/>
+          <w:sz w:val="17"/>
+          <w:lang w:eastAsia="zh-CN"/>
+        </w:rPr>
+        <w:t>6</w:t>
+      </w:r>
+      <w:r>
+        <w:rPr>
+          <w:color w:val="5F5F5F"/>
+          <w:sz w:val="17"/>
+          <w:lang w:eastAsia="zh-CN"/>
+        </w:rPr>
+        <w:t>.01</w:t>
+      </w:r>
+    </w:p>
+    <w:p>
+      <w:pPr>
+        <w:pStyle w:val="a0"/>
+        <w:numPr>
+          <w:ilvl w:val="0"/>
+          <w:numId w:val="0"/>
+        </w:numPr>
+        <w:spacing w:after="14" w:line="240" w:lineRule="auto"/>
+        <w:ind w:left="259"/>
+        <w:rPr>
+          <w:lang w:eastAsia="zh-CN"/>
+        </w:rPr>
+      </w:pPr>
+      <w:r>
+        <w:rPr>
+          <w:rFonts w:ascii="宋体" w:eastAsia="宋体" w:hAnsi="宋体" w:cs="宋体" w:hint="eastAsia"/>
+          <w:lang w:eastAsia="zh-CN"/>
+        </w:rPr>
+        <w:t>担任</w:t>
+      </w:r>
+      <w:r>
+        <w:rPr>
+          <w:rFonts w:hint="eastAsia"/>
+          <w:lang w:eastAsia="zh-CN"/>
+        </w:rPr>
+        <w:t>7</w:t>
+      </w:r>
+      <w:r>
+        <w:rPr>
+          <w:rFonts w:ascii="宋体" w:eastAsia="宋体" w:hAnsi="宋体" w:cs="宋体" w:hint="eastAsia"/>
+          <w:lang w:eastAsia="zh-CN"/>
+        </w:rPr>
+        <w:t>名</w:t>
+      </w:r>
+      <w:r>
+        <w:rPr>
+          <w:rFonts w:ascii="宋体" w:eastAsia="宋体" w:hAnsi="宋体" w:cs="宋体" w:hint="eastAsia"/>
+          <w:lang w:eastAsia="zh-CN"/>
+        </w:rPr>
+        <w:t>博士</w:t>
+      </w:r>
+      <w:r>
+        <w:rPr>
+          <w:rFonts w:ascii="宋体" w:eastAsia="宋体" w:hAnsi="宋体" w:cs="宋体" w:hint="eastAsia"/>
+          <w:lang w:eastAsia="zh-CN"/>
+        </w:rPr>
+        <w:t>生课</w:t>
+      </w:r>
+      <w:r>
+        <w:rPr>
+          <w:rFonts w:ascii="宋体" w:eastAsia="宋体" w:hAnsi="宋体" w:cs="宋体" w:hint="eastAsia"/>
+          <w:lang w:eastAsia="zh-CN"/>
+        </w:rPr>
+        <w:t>程</w:t>
+      </w:r>
+      <w:r>
+        <w:rPr>
+          <w:rFonts w:ascii="宋体" w:eastAsia="宋体" w:hAnsi="宋体" w:cs="宋体" w:hint="eastAsia"/>
+          <w:lang w:eastAsia="zh-CN"/>
+        </w:rPr>
+        <w:t>助教，负责课堂支持</w:t>
+      </w:r>
+      <w:r>
+        <w:rPr>
+          <w:rFonts w:ascii="宋体" w:eastAsia="宋体" w:hAnsi="宋体" w:cs="宋体" w:hint="eastAsia"/>
+          <w:lang w:eastAsia="zh-CN"/>
+        </w:rPr>
+        <w:t>与答疑</w:t>
+      </w:r>
+      <w:r>
+        <w:rPr>
+          <w:rFonts w:ascii="宋体" w:eastAsia="宋体" w:hAnsi="宋体" w:cs="宋体" w:hint="eastAsia"/>
+          <w:lang w:eastAsia="zh-CN"/>
+        </w:rPr>
+        <w:t>。</w:t>
       </w:r>
     </w:p>
     <w:p>
@@ -4953,22 +5708,36 @@
         <w:ind w:left="259" w:hanging="173"/>
         <w:rPr>
           <w:rFonts w:ascii="宋体" w:eastAsia="宋体" w:hAnsi="宋体" w:cs="宋体"/>
-          <w:color w:val="2D2D2D"/>
-          <w:lang w:eastAsia="zh-CN"/>
-        </w:rPr>
-      </w:pPr>
-      <w:r>
-        <w:rPr>
-          <w:rFonts w:ascii="宋体" w:eastAsia="宋体" w:hAnsi="宋体" w:cs="宋体" w:hint="eastAsia"/>
-          <w:color w:val="2D2D2D"/>
-          <w:lang w:eastAsia="zh-CN"/>
-        </w:rPr>
-        <w:t xml:space="preserve">一等学业奖学金 </w:t>
-      </w:r>
+          <w:b/>
+          <w:color w:val="181818"/>
+          <w:sz w:val="19"/>
+          <w:lang w:eastAsia="zh-CN"/>
+        </w:rPr>
+      </w:pPr>
+      <w:r>
+        <w:rPr>
+          <w:rFonts w:ascii="宋体" w:eastAsia="宋体" w:hAnsi="宋体" w:cs="宋体" w:hint="eastAsia"/>
+          <w:lang w:eastAsia="zh-CN"/>
+        </w:rPr>
+        <w:t>北京师范大学</w:t>
+      </w:r>
+      <w:r>
+        <w:rPr>
+          <w:rFonts w:ascii="宋体" w:eastAsia="宋体" w:hAnsi="宋体" w:cs="宋体" w:hint="eastAsia"/>
+          <w:bCs/>
+          <w:color w:val="181818"/>
+          <w:sz w:val="19"/>
+          <w:lang w:eastAsia="zh-CN"/>
+        </w:rPr>
+        <w:t xml:space="preserve"> 本科生课程《数据分析与数据管理》助教</w:t>
+      </w:r>
+      <w:bookmarkEnd w:id="1"/>
       <w:r>
         <w:rPr>
           <w:rFonts w:ascii="宋体" w:eastAsia="宋体" w:hAnsi="宋体" w:cs="宋体"/>
-          <w:color w:val="2D2D2D"/>
+          <w:bCs/>
+          <w:color w:val="181818"/>
+          <w:sz w:val="19"/>
           <w:lang w:eastAsia="zh-CN"/>
         </w:rPr>
         <w:tab/>
@@ -4976,7 +5745,9 @@
       <w:r>
         <w:rPr>
           <w:rFonts w:ascii="宋体" w:eastAsia="宋体" w:hAnsi="宋体" w:cs="宋体"/>
-          <w:color w:val="2D2D2D"/>
+          <w:b/>
+          <w:color w:val="181818"/>
+          <w:sz w:val="19"/>
           <w:lang w:eastAsia="zh-CN"/>
         </w:rPr>
         <w:tab/>
@@ -4984,7 +5755,9 @@
       <w:r>
         <w:rPr>
           <w:rFonts w:ascii="宋体" w:eastAsia="宋体" w:hAnsi="宋体" w:cs="宋体"/>
-          <w:color w:val="2D2D2D"/>
+          <w:b/>
+          <w:color w:val="181818"/>
+          <w:sz w:val="19"/>
           <w:lang w:eastAsia="zh-CN"/>
         </w:rPr>
         <w:tab/>
@@ -4992,7 +5765,9 @@
       <w:r>
         <w:rPr>
           <w:rFonts w:ascii="宋体" w:eastAsia="宋体" w:hAnsi="宋体" w:cs="宋体"/>
-          <w:color w:val="2D2D2D"/>
+          <w:b/>
+          <w:color w:val="181818"/>
+          <w:sz w:val="19"/>
           <w:lang w:eastAsia="zh-CN"/>
         </w:rPr>
         <w:tab/>
@@ -5000,53 +5775,31 @@
       <w:r>
         <w:rPr>
           <w:rFonts w:ascii="宋体" w:eastAsia="宋体" w:hAnsi="宋体" w:cs="宋体"/>
-          <w:color w:val="2D2D2D"/>
+          <w:b/>
+          <w:color w:val="181818"/>
+          <w:sz w:val="19"/>
           <w:lang w:eastAsia="zh-CN"/>
         </w:rPr>
         <w:tab/>
       </w:r>
       <w:r>
         <w:rPr>
-          <w:rFonts w:ascii="宋体" w:eastAsia="宋体" w:hAnsi="宋体" w:cs="宋体" w:hint="eastAsia"/>
-          <w:color w:val="5F5F5F"/>
-          <w:sz w:val="17"/>
-          <w:lang w:eastAsia="zh-CN"/>
-        </w:rPr>
-        <w:t>北</w:t>
-      </w:r>
-      <w:r>
-        <w:rPr>
-          <w:rFonts w:ascii="宋体" w:eastAsia="宋体" w:hAnsi="宋体" w:cs="宋体" w:hint="eastAsia"/>
-          <w:color w:val="5F5F5F"/>
-          <w:sz w:val="17"/>
-          <w:lang w:eastAsia="zh-CN"/>
-        </w:rPr>
-        <w:t>京师范大学</w:t>
-      </w:r>
-      <w:r>
-        <w:rPr>
           <w:rFonts w:ascii="宋体" w:eastAsia="宋体" w:hAnsi="宋体" w:cs="宋体"/>
-          <w:color w:val="5F5F5F"/>
-          <w:sz w:val="17"/>
+          <w:b/>
+          <w:color w:val="181818"/>
+          <w:sz w:val="19"/>
           <w:lang w:eastAsia="zh-CN"/>
         </w:rPr>
         <w:tab/>
-      </w:r>
-      <w:r>
-        <w:rPr>
-          <w:color w:val="5F5F5F"/>
-          <w:sz w:val="17"/>
-          <w:lang w:eastAsia="zh-CN"/>
-        </w:rPr>
-        <w:tab/>
-      </w:r>
-      <w:r>
-        <w:rPr>
-          <w:color w:val="5F5F5F"/>
-          <w:sz w:val="17"/>
-          <w:lang w:eastAsia="zh-CN"/>
-        </w:rPr>
-        <w:tab/>
+        <w:t xml:space="preserve">     </w:t>
+      </w:r>
+      <w:r>
+        <w:rPr>
+          <w:color w:val="5F5F5F"/>
+          <w:sz w:val="17"/>
+          <w:lang w:eastAsia="zh-CN"/>
+        </w:rPr>
+        <w:t xml:space="preserve"> </w:t>
       </w:r>
       <w:r>
         <w:rPr>
@@ -5055,7 +5808,7 @@
           <w:sz w:val="17"/>
           <w:lang w:eastAsia="zh-CN"/>
         </w:rPr>
-        <w:t xml:space="preserve">               </w:t>
+        <w:t xml:space="preserve">  </w:t>
       </w:r>
       <w:r>
         <w:rPr>
@@ -5064,312 +5817,113 @@
           <w:sz w:val="17"/>
           <w:lang w:eastAsia="zh-CN"/>
         </w:rPr>
-        <w:t>2021</w:t>
-      </w:r>
-      <w:r>
-        <w:rPr>
-          <w:rFonts w:ascii="宋体" w:eastAsia="宋体" w:hAnsi="宋体" w:cs="宋体" w:hint="eastAsia"/>
-          <w:color w:val="5F5F5F"/>
-          <w:sz w:val="17"/>
-          <w:lang w:eastAsia="zh-CN"/>
-        </w:rPr>
-        <w:t>、</w:t>
-      </w:r>
-      <w:r>
-        <w:rPr>
-          <w:rFonts w:hint="eastAsia"/>
-          <w:color w:val="5F5F5F"/>
-          <w:sz w:val="17"/>
-          <w:lang w:eastAsia="zh-CN"/>
-        </w:rPr>
-        <w:t>2023</w:t>
-      </w:r>
-      <w:r>
-        <w:rPr>
-          <w:rFonts w:ascii="宋体" w:eastAsia="宋体" w:hAnsi="宋体" w:cs="宋体" w:hint="eastAsia"/>
-          <w:color w:val="5F5F5F"/>
-          <w:sz w:val="17"/>
-          <w:lang w:eastAsia="zh-CN"/>
-        </w:rPr>
-        <w:t>、</w:t>
-      </w:r>
-      <w:r>
-        <w:rPr>
-          <w:color w:val="5F5F5F"/>
-          <w:sz w:val="17"/>
-          <w:lang w:eastAsia="zh-CN"/>
-        </w:rPr>
-        <w:t>2024</w:t>
-      </w:r>
-      <w:r>
-        <w:rPr>
-          <w:rFonts w:ascii="宋体" w:eastAsia="宋体" w:hAnsi="宋体" w:cs="宋体" w:hint="eastAsia"/>
-          <w:color w:val="5F5F5F"/>
-          <w:sz w:val="17"/>
-          <w:lang w:eastAsia="zh-CN"/>
-        </w:rPr>
-        <w:t>、</w:t>
-      </w:r>
-      <w:r>
-        <w:rPr>
-          <w:color w:val="5F5F5F"/>
-          <w:sz w:val="17"/>
-          <w:lang w:eastAsia="zh-CN"/>
-        </w:rPr>
-        <w:t>2025</w:t>
+        <w:t>202</w:t>
+      </w:r>
+      <w:r>
+        <w:rPr>
+          <w:color w:val="5F5F5F"/>
+          <w:sz w:val="17"/>
+          <w:lang w:eastAsia="zh-CN"/>
+        </w:rPr>
+        <w:t>1.</w:t>
+      </w:r>
+      <w:r>
+        <w:rPr>
+          <w:color w:val="5F5F5F"/>
+          <w:sz w:val="17"/>
+          <w:lang w:eastAsia="zh-CN"/>
+        </w:rPr>
+        <w:t>09</w:t>
+      </w:r>
+      <w:r>
+        <w:rPr>
+          <w:color w:val="5F5F5F"/>
+          <w:sz w:val="17"/>
+          <w:lang w:eastAsia="zh-CN"/>
+        </w:rPr>
+        <w:t>–</w:t>
+      </w:r>
+      <w:r>
+        <w:rPr>
+          <w:color w:val="5F5F5F"/>
+          <w:sz w:val="17"/>
+          <w:lang w:eastAsia="zh-CN"/>
+        </w:rPr>
+        <w:t>2022.01</w:t>
       </w:r>
     </w:p>
     <w:p>
       <w:pPr>
         <w:pStyle w:val="a0"/>
+        <w:numPr>
+          <w:ilvl w:val="0"/>
+          <w:numId w:val="0"/>
+        </w:numPr>
         <w:spacing w:after="14" w:line="240" w:lineRule="auto"/>
-        <w:ind w:left="259" w:hanging="173"/>
+        <w:ind w:left="259"/>
+        <w:rPr>
+          <w:lang w:eastAsia="zh-CN"/>
+        </w:rPr>
+      </w:pPr>
+      <w:bookmarkStart w:id="2" w:name="OLE_LINK13"/>
+      <w:r>
+        <w:rPr>
+          <w:rFonts w:ascii="宋体" w:eastAsia="宋体" w:hAnsi="宋体" w:cs="宋体" w:hint="eastAsia"/>
+          <w:lang w:eastAsia="zh-CN"/>
+        </w:rPr>
+        <w:t>担任</w:t>
+      </w:r>
+      <w:r>
+        <w:rPr>
+          <w:rFonts w:hint="eastAsia"/>
+          <w:lang w:eastAsia="zh-CN"/>
+        </w:rPr>
+        <w:t>35</w:t>
+      </w:r>
+      <w:r>
+        <w:rPr>
+          <w:rFonts w:ascii="宋体" w:eastAsia="宋体" w:hAnsi="宋体" w:cs="宋体" w:hint="eastAsia"/>
+          <w:lang w:eastAsia="zh-CN"/>
+        </w:rPr>
+        <w:t>名本科生限选课</w:t>
+      </w:r>
+      <w:r>
+        <w:rPr>
+          <w:rFonts w:ascii="宋体" w:eastAsia="宋体" w:hAnsi="宋体" w:cs="宋体" w:hint="eastAsia"/>
+          <w:lang w:eastAsia="zh-CN"/>
+        </w:rPr>
+        <w:t>程</w:t>
+      </w:r>
+      <w:r>
+        <w:rPr>
+          <w:rFonts w:ascii="宋体" w:eastAsia="宋体" w:hAnsi="宋体" w:cs="宋体" w:hint="eastAsia"/>
+          <w:lang w:eastAsia="zh-CN"/>
+        </w:rPr>
+        <w:t>助教，负责课堂支持、上机辅导、作业批改与项目指导</w:t>
+      </w:r>
+      <w:r>
+        <w:rPr>
+          <w:rFonts w:ascii="宋体" w:eastAsia="宋体" w:hAnsi="宋体" w:cs="宋体" w:hint="eastAsia"/>
+          <w:lang w:eastAsia="zh-CN"/>
+        </w:rPr>
+        <w:t>；</w:t>
+      </w:r>
+      <w:r>
         <w:rPr>
           <w:rFonts w:ascii="宋体" w:eastAsia="宋体" w:hAnsi="宋体" w:cs="宋体"/>
-          <w:color w:val="2D2D2D"/>
-          <w:lang w:eastAsia="zh-CN"/>
-        </w:rPr>
-      </w:pPr>
-      <w:r>
-        <w:rPr>
-          <w:rFonts w:ascii="宋体" w:eastAsia="宋体" w:hAnsi="宋体" w:cs="宋体" w:hint="eastAsia"/>
-          <w:color w:val="2D2D2D"/>
-          <w:lang w:eastAsia="zh-CN"/>
-        </w:rPr>
-        <w:t>二等学科竞赛类</w:t>
-      </w:r>
-      <w:r>
-        <w:rPr>
-          <w:rFonts w:ascii="宋体" w:eastAsia="宋体" w:hAnsi="宋体" w:cs="宋体"/>
-          <w:color w:val="2D2D2D"/>
-          <w:lang w:eastAsia="zh-CN"/>
-        </w:rPr>
-        <w:t xml:space="preserve"> </w:t>
-      </w:r>
-      <w:r>
-        <w:rPr>
-          <w:rFonts w:ascii="宋体" w:eastAsia="宋体" w:hAnsi="宋体" w:cs="宋体" w:hint="eastAsia"/>
-          <w:color w:val="2D2D2D"/>
-          <w:lang w:eastAsia="zh-CN"/>
-        </w:rPr>
-        <w:t>创新创业奖学金（团队负责人）</w:t>
-      </w:r>
-      <w:r>
-        <w:rPr>
-          <w:rFonts w:ascii="宋体" w:eastAsia="宋体" w:hAnsi="宋体" w:cs="宋体"/>
-          <w:color w:val="2D2D2D"/>
-          <w:lang w:eastAsia="zh-CN"/>
-        </w:rPr>
-        <w:t xml:space="preserve"> </w:t>
-      </w:r>
-      <w:r>
-        <w:rPr>
-          <w:rFonts w:ascii="宋体" w:eastAsia="宋体" w:hAnsi="宋体" w:cs="宋体"/>
-          <w:color w:val="2D2D2D"/>
-          <w:lang w:eastAsia="zh-CN"/>
-        </w:rPr>
-        <w:tab/>
-      </w:r>
-      <w:r>
-        <w:rPr>
-          <w:rFonts w:ascii="宋体" w:eastAsia="宋体" w:hAnsi="宋体" w:cs="宋体"/>
-          <w:color w:val="2D2D2D"/>
-          <w:lang w:eastAsia="zh-CN"/>
-        </w:rPr>
-        <w:tab/>
-      </w:r>
-      <w:r>
-        <w:rPr>
-          <w:rFonts w:ascii="宋体" w:eastAsia="宋体" w:hAnsi="宋体" w:cs="宋体" w:hint="eastAsia"/>
-          <w:color w:val="5F5F5F"/>
-          <w:sz w:val="17"/>
-          <w:lang w:eastAsia="zh-CN"/>
-        </w:rPr>
-        <w:t>北京师范大学</w:t>
-      </w:r>
-      <w:r>
-        <w:rPr>
-          <w:color w:val="5F5F5F"/>
-          <w:sz w:val="17"/>
-          <w:lang w:eastAsia="zh-CN"/>
-        </w:rPr>
-        <w:tab/>
-      </w:r>
-      <w:r>
-        <w:rPr>
-          <w:color w:val="5F5F5F"/>
-          <w:sz w:val="17"/>
-          <w:lang w:eastAsia="zh-CN"/>
-        </w:rPr>
-        <w:tab/>
-      </w:r>
-      <w:r>
-        <w:rPr>
-          <w:color w:val="5F5F5F"/>
-          <w:sz w:val="17"/>
-          <w:lang w:eastAsia="zh-CN"/>
-        </w:rPr>
-        <w:tab/>
-      </w:r>
-      <w:r>
-        <w:rPr>
-          <w:color w:val="5F5F5F"/>
-          <w:sz w:val="17"/>
-          <w:lang w:eastAsia="zh-CN"/>
-        </w:rPr>
-        <w:tab/>
-      </w:r>
-      <w:r>
-        <w:rPr>
-          <w:color w:val="5F5F5F"/>
-          <w:sz w:val="17"/>
-          <w:lang w:eastAsia="zh-CN"/>
-        </w:rPr>
-        <w:tab/>
-      </w:r>
-      <w:r>
-        <w:rPr>
-          <w:color w:val="5F5F5F"/>
-          <w:sz w:val="17"/>
-          <w:lang w:eastAsia="zh-CN"/>
-        </w:rPr>
-        <w:tab/>
-      </w:r>
-      <w:r>
-        <w:rPr>
-          <w:color w:val="5F5F5F"/>
-          <w:sz w:val="17"/>
-          <w:lang w:eastAsia="zh-CN"/>
-        </w:rPr>
-        <w:t xml:space="preserve"> </w:t>
-      </w:r>
-      <w:r>
-        <w:rPr>
-          <w:color w:val="5F5F5F"/>
-          <w:sz w:val="17"/>
-          <w:lang w:eastAsia="zh-CN"/>
-        </w:rPr>
-        <w:t>2024</w:t>
+          <w:lang w:eastAsia="zh-CN"/>
+        </w:rPr>
+        <w:br/>
+      </w:r>
+      <w:r>
+        <w:rPr>
+          <w:rFonts w:ascii="宋体" w:eastAsia="宋体" w:hAnsi="宋体" w:cs="宋体" w:hint="eastAsia"/>
+          <w:lang w:eastAsia="zh-CN"/>
+        </w:rPr>
+        <w:t>设计数据分析实践任务，引导学生完成从问题定义、数据清洗到结果解释的完整流程。</w:t>
       </w:r>
     </w:p>
-    <w:p>
-      <w:pPr>
-        <w:pStyle w:val="a0"/>
-        <w:spacing w:after="14" w:line="240" w:lineRule="auto"/>
-        <w:ind w:left="259" w:hanging="173"/>
-        <w:rPr>
-          <w:lang w:eastAsia="zh-CN"/>
-        </w:rPr>
-      </w:pPr>
-      <w:r>
-        <w:rPr>
-          <w:rFonts w:ascii="宋体" w:eastAsia="宋体" w:hAnsi="宋体" w:cs="宋体"/>
-          <w:color w:val="2D2D2D"/>
-          <w:lang w:eastAsia="zh-CN"/>
-        </w:rPr>
-        <w:t>二等学科竞赛类 创</w:t>
-      </w:r>
-      <w:r>
-        <w:rPr>
-          <w:rFonts w:ascii="宋体" w:eastAsia="宋体" w:hAnsi="宋体" w:cs="宋体"/>
-          <w:color w:val="2D2D2D"/>
-          <w:lang w:eastAsia="zh-CN"/>
-        </w:rPr>
-        <w:t xml:space="preserve">新创业奖学金（团队负责人）  </w:t>
-      </w:r>
-      <w:r>
-        <w:rPr>
-          <w:bCs/>
-          <w:color w:val="5F5F5F"/>
-          <w:sz w:val="17"/>
-          <w:lang w:eastAsia="zh-CN"/>
-        </w:rPr>
-        <w:tab/>
-      </w:r>
-      <w:r>
-        <w:rPr>
-          <w:bCs/>
-          <w:color w:val="5F5F5F"/>
-          <w:sz w:val="17"/>
-          <w:lang w:eastAsia="zh-CN"/>
-        </w:rPr>
-        <w:tab/>
-      </w:r>
-      <w:r>
-        <w:rPr>
-          <w:rFonts w:ascii="宋体" w:eastAsia="宋体" w:hAnsi="宋体" w:cs="宋体" w:hint="eastAsia"/>
-          <w:color w:val="5F5F5F"/>
-          <w:sz w:val="17"/>
-          <w:lang w:eastAsia="zh-CN"/>
-        </w:rPr>
-        <w:t>临沂大学</w:t>
-      </w:r>
-      <w:r>
-        <w:rPr>
-          <w:rFonts w:ascii="宋体" w:eastAsia="宋体" w:hAnsi="宋体" w:cs="宋体"/>
-          <w:color w:val="5F5F5F"/>
-          <w:sz w:val="17"/>
-          <w:lang w:eastAsia="zh-CN"/>
-        </w:rPr>
-        <w:tab/>
-      </w:r>
-      <w:r>
-        <w:rPr>
-          <w:color w:val="5F5F5F"/>
-          <w:sz w:val="17"/>
-          <w:lang w:eastAsia="zh-CN"/>
-        </w:rPr>
-        <w:tab/>
-      </w:r>
-      <w:r>
-        <w:rPr>
-          <w:color w:val="5F5F5F"/>
-          <w:sz w:val="17"/>
-          <w:lang w:eastAsia="zh-CN"/>
-        </w:rPr>
-        <w:tab/>
-      </w:r>
-      <w:r>
-        <w:rPr>
-          <w:color w:val="5F5F5F"/>
-          <w:sz w:val="17"/>
-          <w:lang w:eastAsia="zh-CN"/>
-        </w:rPr>
-        <w:tab/>
-      </w:r>
-      <w:r>
-        <w:rPr>
-          <w:color w:val="5F5F5F"/>
-          <w:sz w:val="17"/>
-          <w:lang w:eastAsia="zh-CN"/>
-        </w:rPr>
-        <w:tab/>
-      </w:r>
-      <w:r>
-        <w:rPr>
-          <w:color w:val="5F5F5F"/>
-          <w:sz w:val="17"/>
-          <w:lang w:eastAsia="zh-CN"/>
-        </w:rPr>
-        <w:tab/>
-      </w:r>
-      <w:r>
-        <w:rPr>
-          <w:color w:val="5F5F5F"/>
-          <w:sz w:val="17"/>
-          <w:lang w:eastAsia="zh-CN"/>
-        </w:rPr>
-        <w:tab/>
-      </w:r>
-      <w:r>
-        <w:rPr>
-          <w:color w:val="5F5F5F"/>
-          <w:sz w:val="17"/>
-          <w:lang w:eastAsia="zh-CN"/>
-        </w:rPr>
-        <w:t xml:space="preserve"> 2017</w:t>
-      </w:r>
-    </w:p>
+    <w:bookmarkEnd w:id="2"/>
     <w:p>
       <w:pPr>
         <w:pBdr>
@@ -5382,12 +5936,22 @@
       </w:pPr>
       <w:r>
         <w:rPr>
+          <w:rFonts w:ascii="宋体" w:eastAsia="宋体" w:hAnsi="宋体" w:cs="宋体" w:hint="eastAsia"/>
           <w:b/>
           <w:color w:val="165D5C"/>
           <w:sz w:val="24"/>
           <w:lang w:eastAsia="zh-CN"/>
         </w:rPr>
-        <w:t>学术服务</w:t>
+        <w:t>学</w:t>
+      </w:r>
+      <w:r>
+        <w:rPr>
+          <w:b/>
+          <w:color w:val="165D5C"/>
+          <w:sz w:val="24"/>
+          <w:lang w:eastAsia="zh-CN"/>
+        </w:rPr>
+        <w:t>术服务</w:t>
       </w:r>
     </w:p>
     <w:p>
@@ -5395,7 +5959,7 @@
         <w:spacing w:after="20" w:line="240" w:lineRule="auto"/>
         <w:rPr>
           <w:rFonts w:ascii="宋体" w:eastAsia="宋体" w:hAnsi="宋体" w:cs="宋体"/>
-          <w:b/>
+          <w:bCs/>
           <w:color w:val="181818"/>
           <w:sz w:val="19"/>
           <w:lang w:eastAsia="zh-CN"/>
@@ -5404,7 +5968,7 @@
       <w:r>
         <w:rPr>
           <w:rFonts w:ascii="宋体" w:eastAsia="宋体" w:hAnsi="宋体" w:cs="宋体" w:hint="eastAsia"/>
-          <w:b/>
+          <w:bCs/>
           <w:color w:val="181818"/>
           <w:sz w:val="19"/>
           <w:lang w:eastAsia="zh-CN"/>
@@ -5417,7 +5981,726 @@
         <w:pStyle w:val="a0"/>
         <w:spacing w:after="14" w:line="240" w:lineRule="auto"/>
         <w:ind w:left="259" w:hanging="173"/>
-      </w:pPr>
+        <w:rPr>
+          <w:bCs/>
+        </w:rPr>
+      </w:pPr>
+      <w:r>
+        <w:rPr>
+          <w:rFonts w:hint="eastAsia"/>
+          <w:bCs/>
+          <w:i/>
+          <w:iCs/>
+          <w:color w:val="2D2D2D"/>
+        </w:rPr>
+        <w:t>Contemporary Education</w:t>
+      </w:r>
+      <w:r>
+        <w:rPr>
+          <w:bCs/>
+          <w:i/>
+          <w:iCs/>
+          <w:color w:val="2D2D2D"/>
+        </w:rPr>
+        <w:t xml:space="preserve"> and Teaching Research</w:t>
+      </w:r>
+      <w:r>
+        <w:rPr>
+          <w:bCs/>
+          <w:i/>
+          <w:iCs/>
+          <w:color w:val="2D2D2D"/>
+        </w:rPr>
+        <w:tab/>
+      </w:r>
+      <w:r>
+        <w:rPr>
+          <w:bCs/>
+          <w:color w:val="5F5F5F"/>
+          <w:sz w:val="17"/>
+          <w:lang w:eastAsia="zh-CN"/>
+        </w:rPr>
+        <w:tab/>
+      </w:r>
+      <w:r>
+        <w:rPr>
+          <w:bCs/>
+          <w:color w:val="5F5F5F"/>
+          <w:sz w:val="17"/>
+          <w:lang w:eastAsia="zh-CN"/>
+        </w:rPr>
+        <w:tab/>
+      </w:r>
+      <w:r>
+        <w:rPr>
+          <w:bCs/>
+          <w:color w:val="5F5F5F"/>
+          <w:sz w:val="17"/>
+          <w:lang w:eastAsia="zh-CN"/>
+        </w:rPr>
+        <w:tab/>
+      </w:r>
+      <w:r>
+        <w:rPr>
+          <w:bCs/>
+          <w:color w:val="5F5F5F"/>
+          <w:sz w:val="17"/>
+          <w:lang w:eastAsia="zh-CN"/>
+        </w:rPr>
+        <w:tab/>
+      </w:r>
+      <w:r>
+        <w:rPr>
+          <w:bCs/>
+          <w:color w:val="5F5F5F"/>
+          <w:sz w:val="17"/>
+          <w:lang w:eastAsia="zh-CN"/>
+        </w:rPr>
+        <w:tab/>
+      </w:r>
+      <w:r>
+        <w:rPr>
+          <w:bCs/>
+          <w:color w:val="5F5F5F"/>
+          <w:sz w:val="17"/>
+          <w:lang w:eastAsia="zh-CN"/>
+        </w:rPr>
+        <w:tab/>
+      </w:r>
+      <w:r>
+        <w:rPr>
+          <w:bCs/>
+          <w:color w:val="5F5F5F"/>
+          <w:sz w:val="17"/>
+          <w:lang w:eastAsia="zh-CN"/>
+        </w:rPr>
+        <w:tab/>
+      </w:r>
+      <w:r>
+        <w:rPr>
+          <w:bCs/>
+          <w:color w:val="5F5F5F"/>
+          <w:sz w:val="17"/>
+          <w:lang w:eastAsia="zh-CN"/>
+        </w:rPr>
+        <w:tab/>
+      </w:r>
+      <w:r>
+        <w:rPr>
+          <w:rFonts w:hint="eastAsia"/>
+          <w:bCs/>
+          <w:color w:val="5F5F5F"/>
+          <w:sz w:val="17"/>
+          <w:lang w:eastAsia="zh-CN"/>
+        </w:rPr>
+        <w:t>2025</w:t>
+      </w:r>
+    </w:p>
+    <w:p>
+      <w:pPr>
+        <w:spacing w:after="20" w:line="240" w:lineRule="auto"/>
+        <w:rPr>
+          <w:bCs/>
+          <w:lang w:eastAsia="zh-CN"/>
+        </w:rPr>
+      </w:pPr>
+      <w:r>
+        <w:rPr>
+          <w:rFonts w:ascii="宋体" w:eastAsia="宋体" w:hAnsi="宋体" w:cs="宋体" w:hint="eastAsia"/>
+          <w:bCs/>
+          <w:color w:val="181818"/>
+          <w:sz w:val="19"/>
+          <w:lang w:eastAsia="zh-CN"/>
+        </w:rPr>
+        <w:t>国</w:t>
+      </w:r>
+      <w:r>
+        <w:rPr>
+          <w:bCs/>
+          <w:color w:val="181818"/>
+          <w:sz w:val="19"/>
+          <w:lang w:eastAsia="zh-CN"/>
+        </w:rPr>
+        <w:t>际期刊审稿人</w:t>
+      </w:r>
+      <w:r>
+        <w:rPr>
+          <w:bCs/>
+          <w:color w:val="5F5F5F"/>
+          <w:sz w:val="17"/>
+          <w:lang w:eastAsia="zh-CN"/>
+        </w:rPr>
+        <w:t xml:space="preserve">  </w:t>
+      </w:r>
+      <w:r>
+        <w:rPr>
+          <w:bCs/>
+          <w:color w:val="5F5F5F"/>
+          <w:sz w:val="17"/>
+          <w:lang w:eastAsia="zh-CN"/>
+        </w:rPr>
+        <w:tab/>
+      </w:r>
+      <w:r>
+        <w:rPr>
+          <w:bCs/>
+          <w:color w:val="5F5F5F"/>
+          <w:sz w:val="17"/>
+          <w:lang w:eastAsia="zh-CN"/>
+        </w:rPr>
+        <w:tab/>
+      </w:r>
+      <w:r>
+        <w:rPr>
+          <w:bCs/>
+          <w:color w:val="5F5F5F"/>
+          <w:sz w:val="17"/>
+          <w:lang w:eastAsia="zh-CN"/>
+        </w:rPr>
+        <w:tab/>
+      </w:r>
+      <w:r>
+        <w:rPr>
+          <w:bCs/>
+          <w:color w:val="5F5F5F"/>
+          <w:sz w:val="17"/>
+          <w:lang w:eastAsia="zh-CN"/>
+        </w:rPr>
+        <w:tab/>
+      </w:r>
+      <w:r>
+        <w:rPr>
+          <w:bCs/>
+          <w:color w:val="5F5F5F"/>
+          <w:sz w:val="17"/>
+          <w:lang w:eastAsia="zh-CN"/>
+        </w:rPr>
+        <w:tab/>
+      </w:r>
+      <w:r>
+        <w:rPr>
+          <w:bCs/>
+          <w:color w:val="5F5F5F"/>
+          <w:sz w:val="17"/>
+          <w:lang w:eastAsia="zh-CN"/>
+        </w:rPr>
+        <w:tab/>
+      </w:r>
+      <w:r>
+        <w:rPr>
+          <w:bCs/>
+          <w:color w:val="5F5F5F"/>
+          <w:sz w:val="17"/>
+          <w:lang w:eastAsia="zh-CN"/>
+        </w:rPr>
+        <w:tab/>
+      </w:r>
+      <w:r>
+        <w:rPr>
+          <w:bCs/>
+          <w:color w:val="5F5F5F"/>
+          <w:sz w:val="17"/>
+          <w:lang w:eastAsia="zh-CN"/>
+        </w:rPr>
+        <w:tab/>
+      </w:r>
+      <w:r>
+        <w:rPr>
+          <w:bCs/>
+          <w:color w:val="5F5F5F"/>
+          <w:sz w:val="17"/>
+          <w:lang w:eastAsia="zh-CN"/>
+        </w:rPr>
+        <w:tab/>
+      </w:r>
+      <w:r>
+        <w:rPr>
+          <w:bCs/>
+          <w:color w:val="5F5F5F"/>
+          <w:sz w:val="17"/>
+          <w:lang w:eastAsia="zh-CN"/>
+        </w:rPr>
+        <w:tab/>
+      </w:r>
+      <w:r>
+        <w:rPr>
+          <w:bCs/>
+          <w:color w:val="5F5F5F"/>
+          <w:sz w:val="17"/>
+          <w:lang w:eastAsia="zh-CN"/>
+        </w:rPr>
+        <w:tab/>
+      </w:r>
+      <w:r>
+        <w:rPr>
+          <w:bCs/>
+          <w:color w:val="5F5F5F"/>
+          <w:sz w:val="17"/>
+          <w:lang w:eastAsia="zh-CN"/>
+        </w:rPr>
+        <w:tab/>
+      </w:r>
+      <w:r>
+        <w:rPr>
+          <w:rFonts w:hint="eastAsia"/>
+          <w:bCs/>
+          <w:color w:val="5F5F5F"/>
+          <w:sz w:val="17"/>
+          <w:lang w:eastAsia="zh-CN"/>
+        </w:rPr>
+        <w:t xml:space="preserve">       </w:t>
+      </w:r>
+      <w:r>
+        <w:rPr>
+          <w:rFonts w:hint="eastAsia"/>
+          <w:bCs/>
+          <w:color w:val="5F5F5F"/>
+          <w:sz w:val="17"/>
+          <w:lang w:eastAsia="zh-CN"/>
+        </w:rPr>
+        <w:t xml:space="preserve"> </w:t>
+      </w:r>
+      <w:r>
+        <w:rPr>
+          <w:bCs/>
+          <w:color w:val="5F5F5F"/>
+          <w:sz w:val="17"/>
+          <w:lang w:eastAsia="zh-CN"/>
+        </w:rPr>
+        <w:t>2021</w:t>
+      </w:r>
+      <w:r>
+        <w:rPr>
+          <w:bCs/>
+          <w:color w:val="5F5F5F"/>
+          <w:sz w:val="17"/>
+          <w:lang w:eastAsia="zh-CN"/>
+        </w:rPr>
+        <w:t>–</w:t>
+      </w:r>
+      <w:r>
+        <w:rPr>
+          <w:bCs/>
+          <w:color w:val="5F5F5F"/>
+          <w:sz w:val="17"/>
+          <w:lang w:eastAsia="zh-CN"/>
+        </w:rPr>
+        <w:t>至今</w:t>
+      </w:r>
+    </w:p>
+    <w:p>
+      <w:pPr>
+        <w:pStyle w:val="a0"/>
+        <w:spacing w:after="14" w:line="240" w:lineRule="auto"/>
+        <w:ind w:left="259" w:hanging="173"/>
+        <w:rPr>
+          <w:bCs/>
+        </w:rPr>
+      </w:pPr>
+      <w:r>
+        <w:rPr>
+          <w:bCs/>
+          <w:i/>
+          <w:iCs/>
+          <w:color w:val="2D2D2D"/>
+        </w:rPr>
+        <w:t>Computers &amp; Education</w:t>
+      </w:r>
+      <w:r>
+        <w:rPr>
+          <w:rFonts w:ascii="宋体" w:eastAsia="宋体" w:hAnsi="宋体" w:cs="宋体" w:hint="eastAsia"/>
+          <w:bCs/>
+          <w:color w:val="2D2D2D"/>
+          <w:lang w:eastAsia="zh-CN"/>
+        </w:rPr>
+        <w:t>、</w:t>
+      </w:r>
+      <w:r>
+        <w:rPr>
+          <w:bCs/>
+          <w:i/>
+          <w:iCs/>
+          <w:color w:val="2D2D2D"/>
+        </w:rPr>
+        <w:t xml:space="preserve">Interactive Learning </w:t>
+      </w:r>
+      <w:proofErr w:type="spellStart"/>
+      <w:r>
+        <w:rPr>
+          <w:bCs/>
+          <w:i/>
+          <w:iCs/>
+          <w:color w:val="2D2D2D"/>
+        </w:rPr>
+        <w:t>Environments</w:t>
+      </w:r>
+      <w:r>
+        <w:rPr>
+          <w:rFonts w:ascii="宋体" w:eastAsia="宋体" w:hAnsi="宋体" w:cs="宋体" w:hint="eastAsia"/>
+          <w:bCs/>
+          <w:i/>
+          <w:iCs/>
+          <w:color w:val="2D2D2D"/>
+        </w:rPr>
+        <w:t>、</w:t>
+      </w:r>
+      <w:r>
+        <w:rPr>
+          <w:bCs/>
+          <w:i/>
+          <w:iCs/>
+          <w:color w:val="2D2D2D"/>
+        </w:rPr>
+        <w:t>J</w:t>
+      </w:r>
+      <w:r>
+        <w:rPr>
+          <w:bCs/>
+          <w:i/>
+          <w:iCs/>
+          <w:color w:val="2D2D2D"/>
+        </w:rPr>
+        <w:t>ournal</w:t>
+      </w:r>
+      <w:proofErr w:type="spellEnd"/>
+      <w:r>
+        <w:rPr>
+          <w:bCs/>
+          <w:i/>
+          <w:iCs/>
+          <w:color w:val="2D2D2D"/>
+        </w:rPr>
+        <w:t xml:space="preserve"> of Learning Analytics</w:t>
+      </w:r>
+      <w:r>
+        <w:rPr>
+          <w:rFonts w:ascii="宋体" w:eastAsia="宋体" w:hAnsi="宋体" w:cs="宋体" w:hint="eastAsia"/>
+          <w:bCs/>
+          <w:i/>
+          <w:iCs/>
+          <w:color w:val="2D2D2D"/>
+        </w:rPr>
+        <w:t>、</w:t>
+      </w:r>
+      <w:r>
+        <w:rPr>
+          <w:rFonts w:ascii="宋体" w:eastAsia="宋体" w:hAnsi="宋体" w:cs="宋体"/>
+          <w:bCs/>
+          <w:color w:val="2D2D2D"/>
+          <w:lang w:eastAsia="zh-CN"/>
+        </w:rPr>
+        <w:br/>
+      </w:r>
+      <w:r>
+        <w:rPr>
+          <w:bCs/>
+          <w:i/>
+          <w:iCs/>
+          <w:color w:val="2D2D2D"/>
+        </w:rPr>
+        <w:t>Humanities &amp; Social Sciences Communications</w:t>
+      </w:r>
+      <w:r>
+        <w:rPr>
+          <w:rFonts w:hint="eastAsia"/>
+          <w:bCs/>
+          <w:color w:val="2D2D2D"/>
+          <w:lang w:eastAsia="zh-CN"/>
+        </w:rPr>
+        <w:t xml:space="preserve"> </w:t>
+      </w:r>
+      <w:r>
+        <w:rPr>
+          <w:rFonts w:hint="eastAsia"/>
+          <w:bCs/>
+          <w:color w:val="2D2D2D"/>
+          <w:lang w:eastAsia="zh-CN"/>
+        </w:rPr>
+        <w:br/>
+      </w:r>
+      <w:r>
+        <w:rPr>
+          <w:rFonts w:ascii="宋体" w:eastAsia="宋体" w:hAnsi="宋体" w:cs="宋体" w:hint="eastAsia"/>
+          <w:bCs/>
+          <w:color w:val="5F5F5F"/>
+          <w:sz w:val="17"/>
+          <w:lang w:eastAsia="zh-CN"/>
+        </w:rPr>
+        <w:t>等</w:t>
+      </w:r>
+      <w:r>
+        <w:rPr>
+          <w:bCs/>
+          <w:color w:val="5F5F5F"/>
+          <w:sz w:val="17"/>
+          <w:lang w:eastAsia="zh-CN"/>
+        </w:rPr>
+        <w:t>1</w:t>
+      </w:r>
+      <w:r>
+        <w:rPr>
+          <w:bCs/>
+          <w:color w:val="5F5F5F"/>
+          <w:sz w:val="17"/>
+          <w:lang w:eastAsia="zh-CN"/>
+        </w:rPr>
+        <w:t>4</w:t>
+      </w:r>
+      <w:r>
+        <w:rPr>
+          <w:rFonts w:ascii="宋体" w:eastAsia="宋体" w:hAnsi="宋体" w:cs="宋体" w:hint="eastAsia"/>
+          <w:bCs/>
+          <w:color w:val="5F5F5F"/>
+          <w:sz w:val="17"/>
+          <w:lang w:eastAsia="zh-CN"/>
+        </w:rPr>
+        <w:t>本国际期刊</w:t>
+      </w:r>
+    </w:p>
+    <w:p>
+      <w:pPr>
+        <w:spacing w:after="20" w:line="240" w:lineRule="auto"/>
+        <w:rPr>
+          <w:lang w:eastAsia="zh-CN"/>
+        </w:rPr>
+      </w:pPr>
+      <w:r>
+        <w:rPr>
+          <w:rFonts w:ascii="宋体" w:eastAsia="宋体" w:hAnsi="宋体" w:cs="宋体" w:hint="eastAsia"/>
+          <w:bCs/>
+          <w:color w:val="181818"/>
+          <w:sz w:val="19"/>
+          <w:lang w:eastAsia="zh-CN"/>
+        </w:rPr>
+        <w:t>国际会议审稿人</w:t>
+      </w:r>
+      <w:r>
+        <w:rPr>
+          <w:bCs/>
+          <w:color w:val="5F5F5F"/>
+          <w:sz w:val="17"/>
+          <w:lang w:eastAsia="zh-CN"/>
+        </w:rPr>
+        <w:t xml:space="preserve">  </w:t>
+      </w:r>
+      <w:r>
+        <w:rPr>
+          <w:bCs/>
+          <w:color w:val="5F5F5F"/>
+          <w:sz w:val="17"/>
+          <w:lang w:eastAsia="zh-CN"/>
+        </w:rPr>
+        <w:tab/>
+      </w:r>
+      <w:r>
+        <w:rPr>
+          <w:color w:val="5F5F5F"/>
+          <w:sz w:val="17"/>
+          <w:lang w:eastAsia="zh-CN"/>
+        </w:rPr>
+        <w:tab/>
+      </w:r>
+      <w:r>
+        <w:rPr>
+          <w:color w:val="5F5F5F"/>
+          <w:sz w:val="17"/>
+          <w:lang w:eastAsia="zh-CN"/>
+        </w:rPr>
+        <w:tab/>
+      </w:r>
+      <w:r>
+        <w:rPr>
+          <w:color w:val="5F5F5F"/>
+          <w:sz w:val="17"/>
+          <w:lang w:eastAsia="zh-CN"/>
+        </w:rPr>
+        <w:tab/>
+      </w:r>
+      <w:r>
+        <w:rPr>
+          <w:color w:val="5F5F5F"/>
+          <w:sz w:val="17"/>
+          <w:lang w:eastAsia="zh-CN"/>
+        </w:rPr>
+        <w:tab/>
+      </w:r>
+      <w:r>
+        <w:rPr>
+          <w:color w:val="5F5F5F"/>
+          <w:sz w:val="17"/>
+          <w:lang w:eastAsia="zh-CN"/>
+        </w:rPr>
+        <w:tab/>
+      </w:r>
+      <w:r>
+        <w:rPr>
+          <w:color w:val="5F5F5F"/>
+          <w:sz w:val="17"/>
+          <w:lang w:eastAsia="zh-CN"/>
+        </w:rPr>
+        <w:tab/>
+      </w:r>
+      <w:r>
+        <w:rPr>
+          <w:color w:val="5F5F5F"/>
+          <w:sz w:val="17"/>
+          <w:lang w:eastAsia="zh-CN"/>
+        </w:rPr>
+        <w:tab/>
+      </w:r>
+      <w:r>
+        <w:rPr>
+          <w:color w:val="5F5F5F"/>
+          <w:sz w:val="17"/>
+          <w:lang w:eastAsia="zh-CN"/>
+        </w:rPr>
+        <w:tab/>
+      </w:r>
+      <w:r>
+        <w:rPr>
+          <w:color w:val="5F5F5F"/>
+          <w:sz w:val="17"/>
+          <w:lang w:eastAsia="zh-CN"/>
+        </w:rPr>
+        <w:tab/>
+      </w:r>
+      <w:r>
+        <w:rPr>
+          <w:color w:val="5F5F5F"/>
+          <w:sz w:val="17"/>
+          <w:lang w:eastAsia="zh-CN"/>
+        </w:rPr>
+        <w:tab/>
+      </w:r>
+      <w:r>
+        <w:rPr>
+          <w:color w:val="5F5F5F"/>
+          <w:sz w:val="17"/>
+          <w:lang w:eastAsia="zh-CN"/>
+        </w:rPr>
+        <w:tab/>
+      </w:r>
+      <w:r>
+        <w:rPr>
+          <w:rFonts w:hint="eastAsia"/>
+          <w:color w:val="5F5F5F"/>
+          <w:sz w:val="17"/>
+          <w:lang w:eastAsia="zh-CN"/>
+        </w:rPr>
+        <w:t xml:space="preserve">        </w:t>
+      </w:r>
+      <w:r>
+        <w:rPr>
+          <w:color w:val="5F5F5F"/>
+          <w:sz w:val="17"/>
+          <w:lang w:eastAsia="zh-CN"/>
+        </w:rPr>
+        <w:t>202</w:t>
+      </w:r>
+      <w:r>
+        <w:rPr>
+          <w:color w:val="5F5F5F"/>
+          <w:sz w:val="17"/>
+          <w:lang w:eastAsia="zh-CN"/>
+        </w:rPr>
+        <w:t>6</w:t>
+      </w:r>
+      <w:r>
+        <w:rPr>
+          <w:color w:val="5F5F5F"/>
+          <w:sz w:val="17"/>
+          <w:lang w:eastAsia="zh-CN"/>
+        </w:rPr>
+        <w:t>–</w:t>
+      </w:r>
+      <w:r>
+        <w:rPr>
+          <w:rFonts w:ascii="宋体" w:eastAsia="宋体" w:hAnsi="宋体" w:cs="宋体" w:hint="eastAsia"/>
+          <w:color w:val="5F5F5F"/>
+          <w:sz w:val="17"/>
+          <w:lang w:eastAsia="zh-CN"/>
+        </w:rPr>
+        <w:t>至今</w:t>
+      </w:r>
+    </w:p>
+    <w:p>
+      <w:pPr>
+        <w:pStyle w:val="a0"/>
+        <w:spacing w:after="14" w:line="240" w:lineRule="auto"/>
+        <w:ind w:left="259" w:hanging="173"/>
+      </w:pPr>
+      <w:r>
+        <w:rPr>
+          <w:i/>
+          <w:iCs/>
+          <w:color w:val="2D2D2D"/>
+        </w:rPr>
+        <w:t>The 30th Global Chinese Conference on Computers in Education</w:t>
+      </w:r>
+      <w:r>
+        <w:rPr>
+          <w:i/>
+          <w:iCs/>
+          <w:color w:val="2D2D2D"/>
+        </w:rPr>
+        <w:t xml:space="preserve"> </w:t>
+      </w:r>
+      <w:r>
+        <w:rPr>
+          <w:i/>
+          <w:iCs/>
+          <w:color w:val="2D2D2D"/>
+        </w:rPr>
+        <w:t>(</w:t>
+      </w:r>
+      <w:r>
+        <w:rPr>
+          <w:i/>
+          <w:iCs/>
+          <w:color w:val="2D2D2D"/>
+        </w:rPr>
+        <w:t>GCCCE 2026</w:t>
+      </w:r>
+      <w:r>
+        <w:rPr>
+          <w:i/>
+          <w:iCs/>
+          <w:color w:val="2D2D2D"/>
+        </w:rPr>
+        <w:t>)</w:t>
+      </w:r>
+      <w:r>
+        <w:rPr>
+          <w:rFonts w:ascii="宋体" w:eastAsia="宋体" w:hAnsi="宋体" w:cs="宋体" w:hint="eastAsia"/>
+          <w:color w:val="2D2D2D"/>
+          <w:lang w:eastAsia="zh-CN"/>
+        </w:rPr>
+        <w:t>、</w:t>
+      </w:r>
+      <w:r>
+        <w:rPr>
+          <w:rFonts w:ascii="宋体" w:eastAsia="宋体" w:hAnsi="宋体" w:cs="宋体"/>
+          <w:color w:val="2D2D2D"/>
+          <w:lang w:eastAsia="zh-CN"/>
+        </w:rPr>
+        <w:br/>
+      </w:r>
+      <w:r>
+        <w:rPr>
+          <w:i/>
+          <w:iCs/>
+          <w:color w:val="2D2D2D"/>
+        </w:rPr>
+        <w:t>The 2027 AERA Annual Meeting (</w:t>
+      </w:r>
+      <w:r>
+        <w:rPr>
+          <w:i/>
+          <w:iCs/>
+          <w:color w:val="2D2D2D"/>
+        </w:rPr>
+        <w:t>AERA</w:t>
+      </w:r>
       <w:r>
         <w:rPr>
           <w:rFonts w:hint="eastAsia"/>
@@ -5425,7 +6708,7 @@
           <w:iCs/>
           <w:color w:val="2D2D2D"/>
         </w:rPr>
-        <w:t>Contemporary Education</w:t>
+        <w:t xml:space="preserve"> </w:t>
       </w:r>
       <w:r>
         <w:rPr>
@@ -5433,7 +6716,7 @@
           <w:iCs/>
           <w:color w:val="2D2D2D"/>
         </w:rPr>
-        <w:t xml:space="preserve"> and Teaching Research</w:t>
+        <w:t>2027</w:t>
       </w:r>
       <w:r>
         <w:rPr>
@@ -5441,341 +6724,7 @@
           <w:iCs/>
           <w:color w:val="2D2D2D"/>
         </w:rPr>
-        <w:tab/>
-      </w:r>
-      <w:r>
-        <w:rPr>
-          <w:color w:val="5F5F5F"/>
-          <w:sz w:val="17"/>
-          <w:lang w:eastAsia="zh-CN"/>
-        </w:rPr>
-        <w:tab/>
-      </w:r>
-      <w:r>
-        <w:rPr>
-          <w:color w:val="5F5F5F"/>
-          <w:sz w:val="17"/>
-          <w:lang w:eastAsia="zh-CN"/>
-        </w:rPr>
-        <w:tab/>
-      </w:r>
-      <w:r>
-        <w:rPr>
-          <w:color w:val="5F5F5F"/>
-          <w:sz w:val="17"/>
-          <w:lang w:eastAsia="zh-CN"/>
-        </w:rPr>
-        <w:tab/>
-      </w:r>
-      <w:r>
-        <w:rPr>
-          <w:color w:val="5F5F5F"/>
-          <w:sz w:val="17"/>
-          <w:lang w:eastAsia="zh-CN"/>
-        </w:rPr>
-        <w:tab/>
-      </w:r>
-      <w:r>
-        <w:rPr>
-          <w:color w:val="5F5F5F"/>
-          <w:sz w:val="17"/>
-          <w:lang w:eastAsia="zh-CN"/>
-        </w:rPr>
-        <w:tab/>
-      </w:r>
-      <w:r>
-        <w:rPr>
-          <w:color w:val="5F5F5F"/>
-          <w:sz w:val="17"/>
-          <w:lang w:eastAsia="zh-CN"/>
-        </w:rPr>
-        <w:tab/>
-      </w:r>
-      <w:r>
-        <w:rPr>
-          <w:color w:val="5F5F5F"/>
-          <w:sz w:val="17"/>
-          <w:lang w:eastAsia="zh-CN"/>
-        </w:rPr>
-        <w:tab/>
-      </w:r>
-      <w:r>
-        <w:rPr>
-          <w:color w:val="5F5F5F"/>
-          <w:sz w:val="17"/>
-          <w:lang w:eastAsia="zh-CN"/>
-        </w:rPr>
-        <w:tab/>
-      </w:r>
-      <w:r>
-        <w:rPr>
-          <w:rFonts w:hint="eastAsia"/>
-          <w:color w:val="5F5F5F"/>
-          <w:sz w:val="17"/>
-          <w:lang w:eastAsia="zh-CN"/>
-        </w:rPr>
-        <w:t>2025</w:t>
-      </w:r>
-    </w:p>
-    <w:p>
-      <w:pPr>
-        <w:spacing w:after="20" w:line="240" w:lineRule="auto"/>
-        <w:rPr>
-          <w:lang w:eastAsia="zh-CN"/>
-        </w:rPr>
-      </w:pPr>
-      <w:r>
-        <w:rPr>
-          <w:rFonts w:ascii="宋体" w:eastAsia="宋体" w:hAnsi="宋体" w:cs="宋体" w:hint="eastAsia"/>
-          <w:b/>
-          <w:color w:val="181818"/>
-          <w:sz w:val="19"/>
-          <w:lang w:eastAsia="zh-CN"/>
-        </w:rPr>
-        <w:t>国</w:t>
-      </w:r>
-      <w:r>
-        <w:rPr>
-          <w:b/>
-          <w:color w:val="181818"/>
-          <w:sz w:val="19"/>
-          <w:lang w:eastAsia="zh-CN"/>
-        </w:rPr>
-        <w:t>际期刊审稿人</w:t>
-      </w:r>
-      <w:r>
-        <w:rPr>
-          <w:color w:val="5F5F5F"/>
-          <w:sz w:val="17"/>
-          <w:lang w:eastAsia="zh-CN"/>
-        </w:rPr>
-        <w:t xml:space="preserve">  </w:t>
-      </w:r>
-      <w:r>
-        <w:rPr>
-          <w:color w:val="5F5F5F"/>
-          <w:sz w:val="17"/>
-          <w:lang w:eastAsia="zh-CN"/>
-        </w:rPr>
-        <w:tab/>
-      </w:r>
-      <w:r>
-        <w:rPr>
-          <w:color w:val="5F5F5F"/>
-          <w:sz w:val="17"/>
-          <w:lang w:eastAsia="zh-CN"/>
-        </w:rPr>
-        <w:tab/>
-      </w:r>
-      <w:r>
-        <w:rPr>
-          <w:color w:val="5F5F5F"/>
-          <w:sz w:val="17"/>
-          <w:lang w:eastAsia="zh-CN"/>
-        </w:rPr>
-        <w:tab/>
-      </w:r>
-      <w:r>
-        <w:rPr>
-          <w:color w:val="5F5F5F"/>
-          <w:sz w:val="17"/>
-          <w:lang w:eastAsia="zh-CN"/>
-        </w:rPr>
-        <w:tab/>
-      </w:r>
-      <w:r>
-        <w:rPr>
-          <w:color w:val="5F5F5F"/>
-          <w:sz w:val="17"/>
-          <w:lang w:eastAsia="zh-CN"/>
-        </w:rPr>
-        <w:tab/>
-      </w:r>
-      <w:r>
-        <w:rPr>
-          <w:color w:val="5F5F5F"/>
-          <w:sz w:val="17"/>
-          <w:lang w:eastAsia="zh-CN"/>
-        </w:rPr>
-        <w:tab/>
-      </w:r>
-      <w:r>
-        <w:rPr>
-          <w:color w:val="5F5F5F"/>
-          <w:sz w:val="17"/>
-          <w:lang w:eastAsia="zh-CN"/>
-        </w:rPr>
-        <w:tab/>
-      </w:r>
-      <w:r>
-        <w:rPr>
-          <w:color w:val="5F5F5F"/>
-          <w:sz w:val="17"/>
-          <w:lang w:eastAsia="zh-CN"/>
-        </w:rPr>
-        <w:tab/>
-      </w:r>
-      <w:r>
-        <w:rPr>
-          <w:color w:val="5F5F5F"/>
-          <w:sz w:val="17"/>
-          <w:lang w:eastAsia="zh-CN"/>
-        </w:rPr>
-        <w:tab/>
-      </w:r>
-      <w:r>
-        <w:rPr>
-          <w:color w:val="5F5F5F"/>
-          <w:sz w:val="17"/>
-          <w:lang w:eastAsia="zh-CN"/>
-        </w:rPr>
-        <w:tab/>
-      </w:r>
-      <w:r>
-        <w:rPr>
-          <w:color w:val="5F5F5F"/>
-          <w:sz w:val="17"/>
-          <w:lang w:eastAsia="zh-CN"/>
-        </w:rPr>
-        <w:tab/>
-      </w:r>
-      <w:r>
-        <w:rPr>
-          <w:color w:val="5F5F5F"/>
-          <w:sz w:val="17"/>
-          <w:lang w:eastAsia="zh-CN"/>
-        </w:rPr>
-        <w:tab/>
-      </w:r>
-      <w:r>
-        <w:rPr>
-          <w:rFonts w:hint="eastAsia"/>
-          <w:color w:val="5F5F5F"/>
-          <w:sz w:val="17"/>
-          <w:lang w:eastAsia="zh-CN"/>
-        </w:rPr>
-        <w:t xml:space="preserve">       </w:t>
-      </w:r>
-      <w:r>
-        <w:rPr>
-          <w:rFonts w:hint="eastAsia"/>
-          <w:color w:val="5F5F5F"/>
-          <w:sz w:val="17"/>
-          <w:lang w:eastAsia="zh-CN"/>
-        </w:rPr>
-        <w:t xml:space="preserve"> </w:t>
-      </w:r>
-      <w:r>
-        <w:rPr>
-          <w:color w:val="5F5F5F"/>
-          <w:sz w:val="17"/>
-          <w:lang w:eastAsia="zh-CN"/>
-        </w:rPr>
-        <w:t>2021</w:t>
-      </w:r>
-      <w:r>
-        <w:rPr>
-          <w:color w:val="5F5F5F"/>
-          <w:sz w:val="17"/>
-          <w:lang w:eastAsia="zh-CN"/>
-        </w:rPr>
-        <w:t>–</w:t>
-      </w:r>
-      <w:r>
-        <w:rPr>
-          <w:color w:val="5F5F5F"/>
-          <w:sz w:val="17"/>
-          <w:lang w:eastAsia="zh-CN"/>
-        </w:rPr>
-        <w:t>至今</w:t>
-      </w:r>
-    </w:p>
-    <w:p>
-      <w:pPr>
-        <w:pStyle w:val="a0"/>
-        <w:spacing w:after="14" w:line="240" w:lineRule="auto"/>
-        <w:ind w:left="259" w:hanging="173"/>
-      </w:pPr>
-      <w:r>
-        <w:rPr>
-          <w:i/>
-          <w:iCs/>
-          <w:color w:val="2D2D2D"/>
-        </w:rPr>
-        <w:t>Computers &amp; Education</w:t>
-      </w:r>
-      <w:r>
-        <w:rPr>
-          <w:rFonts w:ascii="宋体" w:eastAsia="宋体" w:hAnsi="宋体" w:cs="宋体" w:hint="eastAsia"/>
-          <w:color w:val="2D2D2D"/>
-          <w:lang w:eastAsia="zh-CN"/>
-        </w:rPr>
-        <w:t>、</w:t>
-      </w:r>
-      <w:r>
-        <w:rPr>
-          <w:i/>
-          <w:iCs/>
-          <w:color w:val="2D2D2D"/>
-        </w:rPr>
-        <w:t>Interactive Learning Environments</w:t>
-      </w:r>
-      <w:r>
-        <w:rPr>
-          <w:rFonts w:ascii="宋体" w:eastAsia="宋体" w:hAnsi="宋体" w:cs="宋体" w:hint="eastAsia"/>
-          <w:color w:val="2D2D2D"/>
-          <w:lang w:eastAsia="zh-CN"/>
-        </w:rPr>
-        <w:t>、</w:t>
-      </w:r>
-      <w:r>
-        <w:rPr>
-          <w:i/>
-          <w:iCs/>
-          <w:color w:val="2D2D2D"/>
-        </w:rPr>
-        <w:t>Humanities &amp; Social Sciences Communications</w:t>
-      </w:r>
-      <w:r>
-        <w:rPr>
-          <w:color w:val="2D2D2D"/>
-          <w:lang w:eastAsia="zh-CN"/>
-        </w:rPr>
-        <w:br/>
-      </w:r>
-      <w:r>
-        <w:rPr>
-          <w:rFonts w:ascii="宋体" w:eastAsia="宋体" w:hAnsi="宋体" w:cs="宋体" w:hint="eastAsia"/>
-          <w:color w:val="5F5F5F"/>
-          <w:sz w:val="17"/>
-          <w:lang w:eastAsia="zh-CN"/>
-        </w:rPr>
-        <w:t>等</w:t>
-      </w:r>
-      <w:r>
-        <w:rPr>
-          <w:color w:val="5F5F5F"/>
-          <w:sz w:val="17"/>
-          <w:lang w:eastAsia="zh-CN"/>
-        </w:rPr>
-        <w:t>1</w:t>
-      </w:r>
-      <w:r>
-        <w:rPr>
-          <w:color w:val="5F5F5F"/>
-          <w:sz w:val="17"/>
-          <w:lang w:eastAsia="zh-CN"/>
-        </w:rPr>
-        <w:t>3</w:t>
-      </w:r>
-      <w:r>
-        <w:rPr>
-          <w:rFonts w:ascii="宋体" w:eastAsia="宋体" w:hAnsi="宋体" w:cs="宋体" w:hint="eastAsia"/>
-          <w:color w:val="5F5F5F"/>
-          <w:sz w:val="17"/>
-          <w:lang w:eastAsia="zh-CN"/>
-        </w:rPr>
-        <w:t>本国际期刊</w:t>
+        <w:t>)</w:t>
       </w:r>
     </w:p>
     <w:p>
@@ -6301,7 +7250,7 @@
       </w:r>
     </w:p>
     <w:sectPr>
-      <w:footerReference w:type="default" r:id="rId8"/>
+      <w:footerReference w:type="default" r:id="rId10"/>
       <w:pgSz w:w="12240" w:h="15840"/>
       <w:pgMar w:top="691" w:right="835" w:bottom="648" w:left="835" w:header="720" w:footer="720" w:gutter="0"/>
       <w:cols w:space="720"/>
@@ -6605,7 +7554,7 @@
   <w:abstractNum w:abstractNumId="8" w15:restartNumberingAfterBreak="0">
     <w:nsid w:val="FFFFFF89"/>
     <w:multiLevelType w:val="singleLevel"/>
-    <w:tmpl w:val="3552D8DE"/>
+    <w:tmpl w:val="7A5C787A"/>
     <w:lvl w:ilvl="0">
       <w:start w:val="1"/>
       <w:numFmt w:val="bullet"/>
@@ -7256,6 +8205,12 @@
     <w:abstractNumId w:val="8"/>
   </w:num>
   <w:num w:numId="34" w16cid:durableId="1621062644">
+    <w:abstractNumId w:val="8"/>
+  </w:num>
+  <w:num w:numId="35" w16cid:durableId="474835501">
+    <w:abstractNumId w:val="8"/>
+  </w:num>
+  <w:num w:numId="36" w16cid:durableId="1719864297">
     <w:abstractNumId w:val="8"/>
   </w:num>
 </w:numbering>
@@ -18664,6 +19619,41 @@
       </w:numPr>
     </w:pPr>
   </w:style>
+  <w:style w:type="character" w:styleId="aff9">
+    <w:name w:val="Hyperlink"/>
+    <w:basedOn w:val="a2"/>
+    <w:uiPriority w:val="99"/>
+    <w:unhideWhenUsed/>
+    <w:rsid w:val="00BB536A"/>
+    <w:rPr>
+      <w:color w:val="0000FF" w:themeColor="hyperlink"/>
+      <w:u w:val="single"/>
+    </w:rPr>
+  </w:style>
+  <w:style w:type="character" w:styleId="affa">
+    <w:name w:val="Unresolved Mention"/>
+    <w:basedOn w:val="a2"/>
+    <w:uiPriority w:val="99"/>
+    <w:semiHidden/>
+    <w:unhideWhenUsed/>
+    <w:rsid w:val="00BB536A"/>
+    <w:rPr>
+      <w:color w:val="605E5C"/>
+      <w:shd w:val="clear" w:color="auto" w:fill="E1DFDD"/>
+    </w:rPr>
+  </w:style>
+  <w:style w:type="character" w:styleId="affb">
+    <w:name w:val="FollowedHyperlink"/>
+    <w:basedOn w:val="a2"/>
+    <w:uiPriority w:val="99"/>
+    <w:semiHidden/>
+    <w:unhideWhenUsed/>
+    <w:rsid w:val="00347828"/>
+    <w:rPr>
+      <w:color w:val="800080" w:themeColor="followedHyperlink"/>
+      <w:u w:val="single"/>
+    </w:rPr>
+  </w:style>
 </w:styles>
 </file>
 

--- a/assets/pdf/Xiao_Jianjun_Resume_CN.docx
+++ b/assets/pdf/Xiao_Jianjun_Resume_CN.docx
@@ -1127,8 +1127,8 @@
           <w:ilvl w:val="0"/>
           <w:numId w:val="0"/>
         </w:numPr>
-        <w:spacing w:after="14" w:line="240" w:lineRule="auto"/>
-        <w:ind w:left="360" w:hanging="360"/>
+        <w:spacing w:beforeLines="50" w:before="120" w:after="14" w:line="240" w:lineRule="auto"/>
+        <w:ind w:left="357" w:hanging="357"/>
         <w:rPr>
           <w:bCs/>
           <w:lang w:eastAsia="zh-CN"/>
@@ -1488,8 +1488,8 @@
           <w:ilvl w:val="0"/>
           <w:numId w:val="0"/>
         </w:numPr>
-        <w:spacing w:after="14" w:line="240" w:lineRule="auto"/>
-        <w:ind w:left="360" w:hanging="360"/>
+        <w:spacing w:beforeLines="50" w:before="120" w:after="14" w:line="240" w:lineRule="auto"/>
+        <w:ind w:left="357" w:hanging="357"/>
         <w:rPr>
           <w:bCs/>
           <w:lang w:eastAsia="zh-CN"/>
@@ -1999,8 +1999,8 @@
     <w:p>
       <w:pPr>
         <w:pStyle w:val="a0"/>
-        <w:spacing w:after="14" w:line="240" w:lineRule="auto"/>
-        <w:ind w:left="259" w:hanging="173"/>
+        <w:spacing w:beforeLines="50" w:before="120" w:after="14" w:line="240" w:lineRule="auto"/>
+        <w:ind w:left="261" w:hanging="176"/>
         <w:rPr>
           <w:lang w:eastAsia="zh-CN"/>
         </w:rPr>
@@ -3020,25 +3020,7 @@
           <w:color w:val="232323"/>
           <w:sz w:val="17"/>
         </w:rPr>
-        <w:t xml:space="preserve">, Wang, C., Zhang, W. (2026). Modeling Collaborative </w:t>
-      </w:r>
-      <w:proofErr w:type="gramStart"/>
-      <w:r>
-        <w:rPr>
-          <w:bCs/>
-          <w:color w:val="232323"/>
-          <w:sz w:val="17"/>
-        </w:rPr>
-        <w:t>Problem Solving</w:t>
-      </w:r>
-      <w:proofErr w:type="gramEnd"/>
-      <w:r>
-        <w:rPr>
-          <w:bCs/>
-          <w:color w:val="232323"/>
-          <w:sz w:val="17"/>
-        </w:rPr>
-        <w:t xml:space="preserve"> Dynamics from Group Discourse: A Text-Mining Approach with Synergy Degree Model. </w:t>
+        <w:t xml:space="preserve">, Wang, C., Zhang, W. (2026). Modeling Collaborative Problem Solving Dynamics from Group Discourse: A Text-Mining Approach with Synergy Degree Model. </w:t>
       </w:r>
       <w:r>
         <w:rPr>
@@ -3376,7 +3358,7 @@
           <w:color w:val="2D2D2D"/>
           <w:lang w:eastAsia="zh-CN"/>
         </w:rPr>
-        <w:t>GCA</w:t>
+        <w:t>AICO</w:t>
       </w:r>
       <w:r>
         <w:rPr>
@@ -3384,22 +3366,79 @@
           <w:color w:val="181818"/>
           <w:sz w:val="19"/>
         </w:rPr>
-        <w:t xml:space="preserve"> Analyzer: Group Communication Analysis Tool</w:t>
-      </w:r>
-      <w:r>
-        <w:rPr>
+        <w:t xml:space="preserve">: An </w:t>
+      </w:r>
+      <w:r>
+        <w:rPr>
+          <w:rFonts w:hint="eastAsia"/>
           <w:bCs/>
           <w:color w:val="181818"/>
           <w:sz w:val="19"/>
           <w:lang w:eastAsia="zh-CN"/>
         </w:rPr>
-        <w:tab/>
+        <w:t>A</w:t>
       </w:r>
       <w:r>
         <w:rPr>
           <w:bCs/>
           <w:color w:val="181818"/>
           <w:sz w:val="19"/>
+        </w:rPr>
+        <w:t xml:space="preserve">rtificial </w:t>
+      </w:r>
+      <w:r>
+        <w:rPr>
+          <w:bCs/>
+          <w:color w:val="181818"/>
+          <w:sz w:val="19"/>
+        </w:rPr>
+        <w:t>I</w:t>
+      </w:r>
+      <w:r>
+        <w:rPr>
+          <w:bCs/>
+          <w:color w:val="181818"/>
+          <w:sz w:val="19"/>
+        </w:rPr>
+        <w:t xml:space="preserve">ntelligence </w:t>
+      </w:r>
+      <w:r>
+        <w:rPr>
+          <w:bCs/>
+          <w:color w:val="181818"/>
+          <w:sz w:val="19"/>
+        </w:rPr>
+        <w:t>T</w:t>
+      </w:r>
+      <w:r>
+        <w:rPr>
+          <w:bCs/>
+          <w:color w:val="181818"/>
+          <w:sz w:val="19"/>
+        </w:rPr>
+        <w:t xml:space="preserve">ext-coding </w:t>
+      </w:r>
+      <w:r>
+        <w:rPr>
+          <w:bCs/>
+          <w:color w:val="181818"/>
+          <w:sz w:val="19"/>
+        </w:rPr>
+        <w:t>O</w:t>
+      </w:r>
+      <w:r>
+        <w:rPr>
+          <w:bCs/>
+          <w:color w:val="181818"/>
+          <w:sz w:val="19"/>
+        </w:rPr>
+        <w:t>fficer</w:t>
+      </w:r>
+      <w:r>
+        <w:rPr>
+          <w:bCs/>
+          <w:color w:val="181818"/>
+          <w:sz w:val="19"/>
           <w:lang w:eastAsia="zh-CN"/>
         </w:rPr>
         <w:tab/>
@@ -3407,8 +3446,8 @@
       <w:r>
         <w:rPr>
           <w:bCs/>
-          <w:color w:val="5F5F5F"/>
-          <w:sz w:val="17"/>
+          <w:color w:val="181818"/>
+          <w:sz w:val="19"/>
           <w:lang w:eastAsia="zh-CN"/>
         </w:rPr>
         <w:tab/>
@@ -3463,8 +3502,26 @@
           <w:bCs/>
           <w:color w:val="5F5F5F"/>
           <w:sz w:val="17"/>
-        </w:rPr>
-        <w:t>2025</w:t>
+          <w:lang w:eastAsia="zh-CN"/>
+        </w:rPr>
+        <w:tab/>
+      </w:r>
+      <w:r>
+        <w:rPr>
+          <w:bCs/>
+          <w:color w:val="5F5F5F"/>
+          <w:sz w:val="17"/>
+          <w:lang w:eastAsia="zh-CN"/>
+        </w:rPr>
+        <w:tab/>
+      </w:r>
+      <w:r>
+        <w:rPr>
+          <w:bCs/>
+          <w:color w:val="5F5F5F"/>
+          <w:sz w:val="17"/>
+        </w:rPr>
+        <w:t>2024</w:t>
       </w:r>
     </w:p>
     <w:p>
@@ -3487,297 +3544,6 @@
           <w:color w:val="2D2D2D"/>
           <w:lang w:eastAsia="zh-CN"/>
         </w:rPr>
-        <w:t>基于大语言模型</w:t>
-      </w:r>
-      <w:r>
-        <w:rPr>
-          <w:rFonts w:ascii="宋体" w:eastAsia="宋体" w:hAnsi="宋体" w:cs="宋体" w:hint="eastAsia"/>
-          <w:bCs/>
-          <w:color w:val="2D2D2D"/>
-          <w:lang w:eastAsia="zh-CN"/>
-        </w:rPr>
-        <w:t>与</w:t>
-      </w:r>
-      <w:r>
-        <w:rPr>
-          <w:bCs/>
-          <w:color w:val="2D2D2D"/>
-          <w:lang w:eastAsia="zh-CN"/>
-        </w:rPr>
-        <w:t>计算语言学</w:t>
-      </w:r>
-      <w:r>
-        <w:rPr>
-          <w:rFonts w:ascii="宋体" w:eastAsia="宋体" w:hAnsi="宋体" w:cs="宋体" w:hint="eastAsia"/>
-          <w:bCs/>
-          <w:color w:val="2D2D2D"/>
-          <w:lang w:eastAsia="zh-CN"/>
-        </w:rPr>
-        <w:t>开发的群体</w:t>
-      </w:r>
-      <w:r>
-        <w:rPr>
-          <w:bCs/>
-          <w:color w:val="2D2D2D"/>
-          <w:lang w:eastAsia="zh-CN"/>
-        </w:rPr>
-        <w:t>话语分析工具</w:t>
-      </w:r>
-      <w:r>
-        <w:rPr>
-          <w:rFonts w:ascii="宋体" w:eastAsia="宋体" w:hAnsi="宋体" w:cs="宋体" w:hint="eastAsia"/>
-          <w:bCs/>
-          <w:color w:val="5F5F5F"/>
-          <w:sz w:val="17"/>
-          <w:lang w:eastAsia="ja-JP"/>
-        </w:rPr>
-        <w:t>（</w:t>
-      </w:r>
-      <w:r>
-        <w:rPr>
-          <w:rFonts w:ascii="宋体" w:eastAsia="宋体" w:hAnsi="宋体" w:cs="宋体" w:hint="eastAsia"/>
-          <w:bCs/>
-          <w:color w:val="5F5F5F"/>
-          <w:sz w:val="17"/>
-          <w:lang w:eastAsia="zh-CN"/>
-        </w:rPr>
-        <w:t>Python包）</w:t>
-      </w:r>
-      <w:r>
-        <w:rPr>
-          <w:bCs/>
-          <w:color w:val="2D2D2D"/>
-          <w:lang w:eastAsia="zh-CN"/>
-        </w:rPr>
-        <w:br/>
-      </w:r>
-      <w:r>
-        <w:rPr>
-          <w:bCs/>
-          <w:color w:val="2D2D2D"/>
-          <w:lang w:eastAsia="zh-CN"/>
-        </w:rPr>
-        <w:t>截至2026年9月</w:t>
-      </w:r>
-      <w:r>
-        <w:rPr>
-          <w:rFonts w:ascii="宋体" w:eastAsia="宋体" w:hAnsi="宋体" w:cs="宋体" w:hint="eastAsia"/>
-          <w:bCs/>
-          <w:color w:val="2D2D2D"/>
-          <w:lang w:eastAsia="zh-CN"/>
-        </w:rPr>
-        <w:t>累计</w:t>
-      </w:r>
-      <w:r>
-        <w:rPr>
-          <w:bCs/>
-          <w:color w:val="2D2D2D"/>
-          <w:lang w:eastAsia="zh-CN"/>
-        </w:rPr>
-        <w:t>下载量超过10,000次</w:t>
-      </w:r>
-    </w:p>
-    <w:p>
-      <w:pPr>
-        <w:pStyle w:val="a0"/>
-        <w:spacing w:after="14" w:line="240" w:lineRule="auto"/>
-        <w:ind w:left="259" w:hanging="173"/>
-        <w:rPr>
-          <w:bCs/>
-        </w:rPr>
-      </w:pPr>
-      <w:r>
-        <w:rPr>
-          <w:bCs/>
-          <w:color w:val="2D2D2D"/>
-          <w:lang w:eastAsia="zh-CN"/>
-        </w:rPr>
-        <w:t>AICO</w:t>
-      </w:r>
-      <w:r>
-        <w:rPr>
-          <w:bCs/>
-          <w:color w:val="181818"/>
-          <w:sz w:val="19"/>
-        </w:rPr>
-        <w:t xml:space="preserve">: An </w:t>
-      </w:r>
-      <w:r>
-        <w:rPr>
-          <w:rFonts w:hint="eastAsia"/>
-          <w:bCs/>
-          <w:color w:val="181818"/>
-          <w:sz w:val="19"/>
-          <w:lang w:eastAsia="zh-CN"/>
-        </w:rPr>
-        <w:t>A</w:t>
-      </w:r>
-      <w:r>
-        <w:rPr>
-          <w:bCs/>
-          <w:color w:val="181818"/>
-          <w:sz w:val="19"/>
-        </w:rPr>
-        <w:t xml:space="preserve">rtificial </w:t>
-      </w:r>
-      <w:r>
-        <w:rPr>
-          <w:bCs/>
-          <w:color w:val="181818"/>
-          <w:sz w:val="19"/>
-        </w:rPr>
-        <w:t>I</w:t>
-      </w:r>
-      <w:r>
-        <w:rPr>
-          <w:bCs/>
-          <w:color w:val="181818"/>
-          <w:sz w:val="19"/>
-        </w:rPr>
-        <w:t xml:space="preserve">ntelligence </w:t>
-      </w:r>
-      <w:r>
-        <w:rPr>
-          <w:bCs/>
-          <w:color w:val="181818"/>
-          <w:sz w:val="19"/>
-        </w:rPr>
-        <w:t>T</w:t>
-      </w:r>
-      <w:r>
-        <w:rPr>
-          <w:bCs/>
-          <w:color w:val="181818"/>
-          <w:sz w:val="19"/>
-        </w:rPr>
-        <w:t xml:space="preserve">ext-coding </w:t>
-      </w:r>
-      <w:r>
-        <w:rPr>
-          <w:bCs/>
-          <w:color w:val="181818"/>
-          <w:sz w:val="19"/>
-        </w:rPr>
-        <w:t>O</w:t>
-      </w:r>
-      <w:r>
-        <w:rPr>
-          <w:bCs/>
-          <w:color w:val="181818"/>
-          <w:sz w:val="19"/>
-        </w:rPr>
-        <w:t>fficer</w:t>
-      </w:r>
-      <w:r>
-        <w:rPr>
-          <w:bCs/>
-          <w:color w:val="181818"/>
-          <w:sz w:val="19"/>
-          <w:lang w:eastAsia="zh-CN"/>
-        </w:rPr>
-        <w:tab/>
-      </w:r>
-      <w:r>
-        <w:rPr>
-          <w:bCs/>
-          <w:color w:val="181818"/>
-          <w:sz w:val="19"/>
-          <w:lang w:eastAsia="zh-CN"/>
-        </w:rPr>
-        <w:tab/>
-      </w:r>
-      <w:r>
-        <w:rPr>
-          <w:bCs/>
-          <w:color w:val="5F5F5F"/>
-          <w:sz w:val="17"/>
-          <w:lang w:eastAsia="zh-CN"/>
-        </w:rPr>
-        <w:tab/>
-      </w:r>
-      <w:r>
-        <w:rPr>
-          <w:bCs/>
-          <w:color w:val="5F5F5F"/>
-          <w:sz w:val="17"/>
-          <w:lang w:eastAsia="zh-CN"/>
-        </w:rPr>
-        <w:tab/>
-      </w:r>
-      <w:r>
-        <w:rPr>
-          <w:bCs/>
-          <w:color w:val="5F5F5F"/>
-          <w:sz w:val="17"/>
-          <w:lang w:eastAsia="zh-CN"/>
-        </w:rPr>
-        <w:tab/>
-      </w:r>
-      <w:r>
-        <w:rPr>
-          <w:bCs/>
-          <w:color w:val="5F5F5F"/>
-          <w:sz w:val="17"/>
-          <w:lang w:eastAsia="zh-CN"/>
-        </w:rPr>
-        <w:tab/>
-      </w:r>
-      <w:r>
-        <w:rPr>
-          <w:bCs/>
-          <w:color w:val="5F5F5F"/>
-          <w:sz w:val="17"/>
-          <w:lang w:eastAsia="zh-CN"/>
-        </w:rPr>
-        <w:tab/>
-      </w:r>
-      <w:r>
-        <w:rPr>
-          <w:bCs/>
-          <w:color w:val="5F5F5F"/>
-          <w:sz w:val="17"/>
-          <w:lang w:eastAsia="zh-CN"/>
-        </w:rPr>
-        <w:tab/>
-      </w:r>
-      <w:r>
-        <w:rPr>
-          <w:bCs/>
-          <w:color w:val="5F5F5F"/>
-          <w:sz w:val="17"/>
-          <w:lang w:eastAsia="zh-CN"/>
-        </w:rPr>
-        <w:tab/>
-      </w:r>
-      <w:r>
-        <w:rPr>
-          <w:bCs/>
-          <w:color w:val="5F5F5F"/>
-          <w:sz w:val="17"/>
-        </w:rPr>
-        <w:t>2024</w:t>
-      </w:r>
-    </w:p>
-    <w:p>
-      <w:pPr>
-        <w:pStyle w:val="a0"/>
-        <w:numPr>
-          <w:ilvl w:val="0"/>
-          <w:numId w:val="0"/>
-        </w:numPr>
-        <w:spacing w:after="14" w:line="240" w:lineRule="auto"/>
-        <w:ind w:left="259"/>
-        <w:rPr>
-          <w:bCs/>
-          <w:lang w:eastAsia="zh-CN"/>
-        </w:rPr>
-      </w:pPr>
-      <w:r>
-        <w:rPr>
-          <w:bCs/>
-          <w:color w:val="2D2D2D"/>
-          <w:lang w:eastAsia="zh-CN"/>
-        </w:rPr>
         <w:t>基于大语言模型的教育文本分类应用</w:t>
       </w:r>
       <w:r>
@@ -4565,196 +4331,6 @@
           <w:lang w:eastAsia="zh-CN"/>
         </w:rPr>
         <w:t>2026</w:t>
-      </w:r>
-    </w:p>
-    <w:p>
-      <w:pPr>
-        <w:pStyle w:val="a0"/>
-        <w:spacing w:after="14" w:line="240" w:lineRule="auto"/>
-        <w:ind w:left="259" w:hanging="173"/>
-        <w:rPr>
-          <w:bCs/>
-          <w:lang w:eastAsia="zh-CN"/>
-        </w:rPr>
-      </w:pPr>
-      <w:r>
-        <w:rPr>
-          <w:rFonts w:ascii="宋体" w:eastAsia="宋体" w:hAnsi="宋体" w:cs="宋体" w:hint="eastAsia"/>
-          <w:bCs/>
-          <w:color w:val="2D2D2D"/>
-          <w:lang w:eastAsia="zh-CN"/>
-        </w:rPr>
-        <w:t>一等学业</w:t>
-      </w:r>
-      <w:r>
-        <w:rPr>
-          <w:rFonts w:ascii="宋体" w:eastAsia="宋体" w:hAnsi="宋体" w:cs="宋体"/>
-          <w:bCs/>
-          <w:color w:val="2D2D2D"/>
-          <w:lang w:eastAsia="zh-CN"/>
-        </w:rPr>
-        <w:t>奖</w:t>
-      </w:r>
-      <w:r>
-        <w:rPr>
-          <w:rFonts w:ascii="宋体" w:eastAsia="宋体" w:hAnsi="宋体" w:cs="宋体" w:hint="eastAsia"/>
-          <w:bCs/>
-          <w:color w:val="2D2D2D"/>
-          <w:lang w:eastAsia="zh-CN"/>
-        </w:rPr>
-        <w:t>学金</w:t>
-      </w:r>
-      <w:r>
-        <w:rPr>
-          <w:rFonts w:ascii="宋体" w:eastAsia="宋体" w:hAnsi="宋体" w:cs="宋体"/>
-          <w:bCs/>
-          <w:color w:val="2D2D2D"/>
-          <w:lang w:eastAsia="zh-CN"/>
-        </w:rPr>
-        <w:t xml:space="preserve"> </w:t>
-      </w:r>
-      <w:r>
-        <w:rPr>
-          <w:rFonts w:ascii="宋体" w:eastAsia="宋体" w:hAnsi="宋体" w:cs="宋体"/>
-          <w:bCs/>
-          <w:color w:val="2D2D2D"/>
-          <w:lang w:eastAsia="zh-CN"/>
-        </w:rPr>
-        <w:tab/>
-      </w:r>
-      <w:r>
-        <w:rPr>
-          <w:bCs/>
-          <w:color w:val="5F5F5F"/>
-          <w:sz w:val="17"/>
-          <w:lang w:eastAsia="zh-CN"/>
-        </w:rPr>
-        <w:tab/>
-      </w:r>
-      <w:r>
-        <w:rPr>
-          <w:bCs/>
-          <w:color w:val="5F5F5F"/>
-          <w:sz w:val="17"/>
-          <w:lang w:eastAsia="zh-CN"/>
-        </w:rPr>
-        <w:tab/>
-      </w:r>
-      <w:r>
-        <w:rPr>
-          <w:bCs/>
-          <w:color w:val="5F5F5F"/>
-          <w:sz w:val="17"/>
-          <w:lang w:eastAsia="zh-CN"/>
-        </w:rPr>
-        <w:tab/>
-      </w:r>
-      <w:r>
-        <w:rPr>
-          <w:bCs/>
-          <w:color w:val="5F5F5F"/>
-          <w:sz w:val="17"/>
-          <w:lang w:eastAsia="zh-CN"/>
-        </w:rPr>
-        <w:tab/>
-        <w:t>北京师范大学</w:t>
-      </w:r>
-      <w:r>
-        <w:rPr>
-          <w:bCs/>
-          <w:color w:val="5F5F5F"/>
-          <w:sz w:val="17"/>
-          <w:lang w:eastAsia="zh-CN"/>
-        </w:rPr>
-        <w:tab/>
-      </w:r>
-      <w:r>
-        <w:rPr>
-          <w:bCs/>
-          <w:color w:val="5F5F5F"/>
-          <w:sz w:val="17"/>
-          <w:lang w:eastAsia="zh-CN"/>
-        </w:rPr>
-        <w:tab/>
-      </w:r>
-      <w:r>
-        <w:rPr>
-          <w:bCs/>
-          <w:color w:val="5F5F5F"/>
-          <w:sz w:val="17"/>
-          <w:lang w:eastAsia="zh-CN"/>
-        </w:rPr>
-        <w:tab/>
-      </w:r>
-      <w:r>
-        <w:rPr>
-          <w:rFonts w:hint="eastAsia"/>
-          <w:bCs/>
-          <w:color w:val="5F5F5F"/>
-          <w:sz w:val="17"/>
-          <w:lang w:eastAsia="zh-CN"/>
-        </w:rPr>
-        <w:t xml:space="preserve">              2021</w:t>
-      </w:r>
-      <w:r>
-        <w:rPr>
-          <w:rFonts w:ascii="宋体" w:eastAsia="宋体" w:hAnsi="宋体" w:cs="宋体" w:hint="eastAsia"/>
-          <w:bCs/>
-          <w:color w:val="5F5F5F"/>
-          <w:sz w:val="17"/>
-          <w:lang w:eastAsia="zh-CN"/>
-        </w:rPr>
-        <w:t>、</w:t>
-      </w:r>
-      <w:r>
-        <w:rPr>
-          <w:rFonts w:hint="eastAsia"/>
-          <w:bCs/>
-          <w:color w:val="5F5F5F"/>
-          <w:sz w:val="17"/>
-          <w:lang w:eastAsia="zh-CN"/>
-        </w:rPr>
-        <w:t>2023</w:t>
-      </w:r>
-      <w:r>
-        <w:rPr>
-          <w:rFonts w:ascii="宋体" w:eastAsia="宋体" w:hAnsi="宋体" w:cs="宋体" w:hint="eastAsia"/>
-          <w:bCs/>
-          <w:color w:val="5F5F5F"/>
-          <w:sz w:val="17"/>
-          <w:lang w:eastAsia="zh-CN"/>
-        </w:rPr>
-        <w:t>、</w:t>
-      </w:r>
-      <w:r>
-        <w:rPr>
-          <w:rFonts w:hint="eastAsia"/>
-          <w:bCs/>
-          <w:color w:val="5F5F5F"/>
-          <w:sz w:val="17"/>
-          <w:lang w:eastAsia="zh-CN"/>
-        </w:rPr>
-        <w:t>2024</w:t>
-      </w:r>
-      <w:r>
-        <w:rPr>
-          <w:rFonts w:ascii="宋体" w:eastAsia="宋体" w:hAnsi="宋体" w:cs="宋体" w:hint="eastAsia"/>
-          <w:bCs/>
-          <w:color w:val="5F5F5F"/>
-          <w:sz w:val="17"/>
-          <w:lang w:eastAsia="zh-CN"/>
-        </w:rPr>
-        <w:t>、</w:t>
-      </w:r>
-      <w:r>
-        <w:rPr>
-          <w:rFonts w:hint="eastAsia"/>
-          <w:bCs/>
-          <w:color w:val="5F5F5F"/>
-          <w:sz w:val="17"/>
-          <w:lang w:eastAsia="zh-CN"/>
-        </w:rPr>
-        <w:t>2025</w:t>
       </w:r>
     </w:p>
     <w:p>
